--- a/diplom.docx
+++ b/diplom.docx
@@ -4,71 +4,187 @@
   <w:body>
     <w:p>
       <w:pPr>
+        <w:ind w:firstLine="0"/>
         <w:jc w:val="center"/>
       </w:pPr>
       <w:r>
         <w:rPr>
           <w:b/>
-          <w:sz w:val="32"/>
         </w:rPr>
-        <w:t>ДИПЛОМНАЯ РАБОТА</w:t>
+        <w:t>ГОСУДАРСТВЕННОЕ АВТОНОМНОЕ ПРОФЕССИОНАЛЬНОЕ</w:t>
       </w:r>
     </w:p>
     <w:p>
       <w:pPr>
+        <w:ind w:firstLine="0"/>
         <w:jc w:val="center"/>
       </w:pPr>
       <w:r>
         <w:rPr>
           <w:b/>
-          <w:sz w:val="28"/>
         </w:rPr>
-        <w:t>Проект КЭС мощностью 900 МВт с установкой турбин К-300-240</w:t>
+        <w:t>ОБРАЗОВАТЕЛЬНОЕ УЧРЕЖДЕНИЕ</w:t>
       </w:r>
     </w:p>
     <w:p>
       <w:pPr>
+        <w:ind w:firstLine="0"/>
         <w:jc w:val="center"/>
       </w:pPr>
       <w:r>
         <w:rPr>
-          <w:sz w:val="24"/>
+          <w:b/>
         </w:rPr>
-        <w:t>Расчёт тепловой схемы блока и технико-экономических показателей</w:t>
-      </w:r>
-    </w:p>
-    <w:p/>
-    <w:p/>
-    <w:p>
-      <w:pPr>
-        <w:jc w:val="left"/>
-      </w:pPr>
-      <w:r>
-        <w:t>Студент:       Шаботич Эрвин, группа 52-02</w:t>
+        <w:t>«КАЗАНСКИЙ ЭНЕРГЕТИЧЕСКИЙ КОЛЛЕДЖ»</w:t>
       </w:r>
     </w:p>
     <w:p>
       <w:pPr>
-        <w:jc w:val="left"/>
+        <w:ind w:firstLine="0"/>
+        <w:jc w:val="center"/>
       </w:pPr>
       <w:r>
-        <w:t>Специальность: 13.02.01 «Тепловые электрические станции»</w:t>
+        <w:rPr>
+          <w:b w:val="0"/>
+        </w:rPr>
       </w:r>
     </w:p>
     <w:p>
       <w:pPr>
-        <w:jc w:val="left"/>
+        <w:ind w:firstLine="0"/>
+        <w:jc w:val="center"/>
       </w:pPr>
       <w:r>
-        <w:t>Руководитель:  Гизатуллина Л.Х.</w:t>
+        <w:rPr>
+          <w:b/>
+        </w:rPr>
+        <w:t>ВЫПУСКНАЯ КВАЛИФИКАЦИОННАЯ РАБОТА</w:t>
       </w:r>
     </w:p>
     <w:p>
       <w:pPr>
-        <w:jc w:val="left"/>
+        <w:ind w:firstLine="0"/>
+        <w:jc w:val="center"/>
       </w:pPr>
       <w:r>
-        <w:t>Консультант:   Сапегина Н.Н.</w:t>
+        <w:rPr>
+          <w:b w:val="0"/>
+        </w:rPr>
+        <w:t>Дипломный проект</w:t>
+      </w:r>
+    </w:p>
+    <w:p>
+      <w:pPr>
+        <w:ind w:firstLine="0"/>
+        <w:jc w:val="center"/>
+      </w:pPr>
+      <w:r>
+        <w:rPr>
+          <w:b/>
+        </w:rPr>
+        <w:t>Тема: Проект КЭС мощностью 900 МВт</w:t>
+      </w:r>
+    </w:p>
+    <w:p>
+      <w:pPr>
+        <w:ind w:firstLine="0"/>
+        <w:jc w:val="center"/>
+      </w:pPr>
+      <w:r>
+        <w:rPr>
+          <w:b w:val="0"/>
+        </w:rPr>
+        <w:t>с установкой турбин К-300-240</w:t>
+      </w:r>
+    </w:p>
+    <w:p>
+      <w:pPr>
+        <w:ind w:firstLine="0"/>
+        <w:jc w:val="center"/>
+      </w:pPr>
+      <w:r>
+        <w:rPr>
+          <w:b w:val="0"/>
+        </w:rPr>
+      </w:r>
+    </w:p>
+    <w:p>
+      <w:pPr>
+        <w:ind w:firstLine="0"/>
+      </w:pPr>
+      <w:r>
+        <w:rPr>
+          <w:b/>
+        </w:rPr>
+        <w:t xml:space="preserve">Студент: </w:t>
+      </w:r>
+      <w:r>
+        <w:t>Шаботич Эрвин, группа 52-02</w:t>
+      </w:r>
+    </w:p>
+    <w:p>
+      <w:pPr>
+        <w:ind w:firstLine="0"/>
+      </w:pPr>
+      <w:r>
+        <w:rPr>
+          <w:b/>
+        </w:rPr>
+        <w:t xml:space="preserve">Специальность: </w:t>
+      </w:r>
+      <w:r>
+        <w:t>13.02.01 «Тепловые электрические станции»</w:t>
+      </w:r>
+    </w:p>
+    <w:p>
+      <w:pPr>
+        <w:ind w:firstLine="0"/>
+      </w:pPr>
+      <w:r>
+        <w:rPr>
+          <w:b/>
+        </w:rPr>
+        <w:t xml:space="preserve">Руководитель проекта: </w:t>
+      </w:r>
+      <w:r>
+        <w:t>Гизатуллина Л.Х.</w:t>
+      </w:r>
+    </w:p>
+    <w:p>
+      <w:pPr>
+        <w:ind w:firstLine="0"/>
+      </w:pPr>
+      <w:r>
+        <w:rPr>
+          <w:b/>
+        </w:rPr>
+        <w:t xml:space="preserve">Консультант: </w:t>
+      </w:r>
+      <w:r>
+        <w:t>Сапегина Н.Н.</w:t>
+      </w:r>
+    </w:p>
+    <w:p>
+      <w:pPr>
+        <w:ind w:firstLine="0"/>
+        <w:jc w:val="center"/>
+      </w:pPr>
+      <w:r>
+        <w:rPr>
+          <w:b w:val="0"/>
+        </w:rPr>
+      </w:r>
+    </w:p>
+    <w:p>
+      <w:pPr>
+        <w:ind w:firstLine="0"/>
+        <w:jc w:val="center"/>
+      </w:pPr>
+      <w:r>
+        <w:rPr>
+          <w:b w:val="0"/>
+        </w:rPr>
+        <w:t>Казань — 2026</w:t>
       </w:r>
     </w:p>
     <w:p>
@@ -78,62 +194,383 @@
     </w:p>
     <w:p>
       <w:pPr>
-        <w:pStyle w:val="Heading1"/>
+        <w:ind w:firstLine="0"/>
+        <w:jc w:val="center"/>
+      </w:pPr>
+      <w:r>
+        <w:rPr>
+          <w:b/>
+        </w:rPr>
+        <w:t>СОДЕРЖАНИЕ</w:t>
+      </w:r>
+    </w:p>
+    <w:p>
+      <w:pPr>
+        <w:ind w:firstLine="0"/>
       </w:pPr>
       <w:r>
         <w:t>Введение</w:t>
       </w:r>
     </w:p>
     <w:p>
+      <w:pPr>
+        <w:ind w:firstLine="0"/>
+      </w:pPr>
       <w:r>
-        <w:t>Работа посвящена расчету тепловой схемы блока конденсационной электростанции мощностью 900 МВт с турбоагрегатами К-300-240. В рамках проекта выполнены расчеты расходов пара, тепловой мощности котла, КПД и технико-экономических показателей, а также годовых расходов топлива.</w:t>
+        <w:t>1. Описание тепловой схемы блока и компоновки оборудования главного корпуса станции</w:t>
       </w:r>
     </w:p>
     <w:p>
       <w:pPr>
-        <w:pStyle w:val="Heading1"/>
+        <w:ind w:firstLine="0"/>
       </w:pPr>
       <w:r>
-        <w:t>Исходные данные</w:t>
+        <w:t>2. Расчет тепловой схемы блока на заданный режим</w:t>
+      </w:r>
+    </w:p>
+    <w:p>
+      <w:pPr>
+        <w:ind w:firstLine="0"/>
+      </w:pPr>
+      <w:r>
+        <w:t>3. Выбор оборудования тепловой схемы блока и станции в соответствии с НТП</w:t>
+      </w:r>
+    </w:p>
+    <w:p>
+      <w:pPr>
+        <w:ind w:firstLine="0"/>
+      </w:pPr>
+      <w:r>
+        <w:t>3.1. Выбор оборудования тепловой схемы блока</w:t>
+      </w:r>
+    </w:p>
+    <w:p>
+      <w:pPr>
+        <w:ind w:firstLine="0"/>
+      </w:pPr>
+      <w:r>
+        <w:t>3.2. Определение потребностей блока в технической воде, выбор циркуляционных насосов</w:t>
+      </w:r>
+    </w:p>
+    <w:p>
+      <w:pPr>
+        <w:ind w:firstLine="0"/>
+      </w:pPr>
+      <w:r>
+        <w:t>3.3. Определение часового расхода топлива энергетических и водогрейных котлов</w:t>
+      </w:r>
+    </w:p>
+    <w:p>
+      <w:pPr>
+        <w:ind w:firstLine="0"/>
+      </w:pPr>
+      <w:r>
+        <w:t>3.4. Выбор оборудования топливного хозяйства станции</w:t>
+      </w:r>
+    </w:p>
+    <w:p>
+      <w:pPr>
+        <w:ind w:firstLine="0"/>
+      </w:pPr>
+      <w:r>
+        <w:t>3.5. Расчет и выбор тягодутьевого оборудования</w:t>
+      </w:r>
+    </w:p>
+    <w:p>
+      <w:pPr>
+        <w:ind w:firstLine="0"/>
+      </w:pPr>
+      <w:r>
+        <w:t>3.6. Расчет количества дымовых труб</w:t>
+      </w:r>
+    </w:p>
+    <w:p>
+      <w:pPr>
+        <w:ind w:firstLine="0"/>
+      </w:pPr>
+      <w:r>
+        <w:t>4.1. Водоподготовка на станции</w:t>
+      </w:r>
+    </w:p>
+    <w:p>
+      <w:pPr>
+        <w:ind w:firstLine="0"/>
+      </w:pPr>
+      <w:r>
+        <w:t>4.2. Мероприятия по технике безопасности и противопожарной технике безопасности</w:t>
+      </w:r>
+    </w:p>
+    <w:p>
+      <w:pPr>
+        <w:ind w:firstLine="0"/>
+      </w:pPr>
+      <w:r>
+        <w:t>4.3. Охрана окружающей среды</w:t>
+      </w:r>
+    </w:p>
+    <w:p>
+      <w:pPr>
+        <w:ind w:firstLine="0"/>
+      </w:pPr>
+      <w:r>
+        <w:t>5. Расчет среднегодовых технико-экономических показателей проектируемой КЭС</w:t>
+      </w:r>
+    </w:p>
+    <w:p>
+      <w:pPr>
+        <w:ind w:firstLine="0"/>
+      </w:pPr>
+      <w:r>
+        <w:t>6. Ремонт газоплотных и мембранных экранов котлов</w:t>
+      </w:r>
+    </w:p>
+    <w:p>
+      <w:pPr>
+        <w:ind w:firstLine="0"/>
+      </w:pPr>
+      <w:r>
+        <w:t>Заключение</w:t>
+      </w:r>
+    </w:p>
+    <w:p>
+      <w:pPr>
+        <w:ind w:firstLine="0"/>
+      </w:pPr>
+      <w:r>
+        <w:t>Список источников</w:t>
+      </w:r>
+    </w:p>
+    <w:p>
+      <w:pPr>
+        <w:ind w:firstLine="0"/>
+      </w:pPr>
+      <w:r>
+        <w:t>Приложения</w:t>
+      </w:r>
+    </w:p>
+    <w:p>
+      <w:r>
+        <w:br w:type="page"/>
+      </w:r>
+    </w:p>
+    <w:p>
+      <w:pPr>
+        <w:ind w:firstLine="0"/>
+        <w:jc w:val="center"/>
+      </w:pPr>
+      <w:r>
+        <w:rPr>
+          <w:b/>
+        </w:rPr>
+        <w:t>ВВЕДЕНИЕ</w:t>
+      </w:r>
+    </w:p>
+    <w:p>
+      <w:pPr>
+        <w:ind w:firstLine="709"/>
+        <w:jc w:val="both"/>
+      </w:pPr>
+      <w:r>
+        <w:t>Конденсационные электрические станции остаются ключевым элементом энергосистемы, обеспечивая базовую нагрузку, высокую надежность и устойчивость режимов электроэнергетики. Развитие КЭС позволяет поддерживать энергетическую безопасность регионов, снижать удельные затраты топлива и повышать экологическую приемлемость производства электроэнергии.</w:t>
+      </w:r>
+    </w:p>
+    <w:p>
+      <w:pPr>
+        <w:ind w:firstLine="709"/>
+        <w:jc w:val="both"/>
+      </w:pPr>
+      <w:r>
+        <w:t>Тема выпускной квалификационной работы связана с проектированием КЭС мощностью 900 МВт с установкой трех турбоагрегатов К-300-240. Выбор газо-мазутного топлива обеспечивает гибкость по топливному балансу, возможность работы при разных режимах поставки газа и необходимость резервирования жидким топливом.</w:t>
+      </w:r>
+    </w:p>
+    <w:p>
+      <w:pPr>
+        <w:ind w:firstLine="709"/>
+        <w:jc w:val="both"/>
+      </w:pPr>
+      <w:r>
+        <w:t>Актуальность работы обусловлена потребностью в реконструкции и модернизации существующих генерирующих мощностей, а также в создании энергоблоков с оптимальными технико-экономическими показателями. Проектирование станции с современными параметрами пара и развитой системой регенерации позволяет повысить КПД и снизить удельный расход топлива.</w:t>
+      </w:r>
+    </w:p>
+    <w:p>
+      <w:pPr>
+        <w:ind w:firstLine="709"/>
+        <w:jc w:val="both"/>
+      </w:pPr>
+      <w:r>
+        <w:t>Цель работы — разработать основные проектные решения для КЭС мощностью 900 МВт, выполнить тепловой расчет блока, подобрать основное и вспомогательное оборудование, а также оценить технико-экономические показатели проекта.</w:t>
+      </w:r>
+    </w:p>
+    <w:p>
+      <w:pPr>
+        <w:ind w:firstLine="709"/>
+        <w:jc w:val="both"/>
+      </w:pPr>
+      <w:r>
+        <w:t>Объект исследования — конденсационная электростанция мощностью 900 МВт. Предмет исследования — тепловая схема блока и параметры оборудования, определяющие эффективность работы станции.</w:t>
+      </w:r>
+    </w:p>
+    <w:p>
+      <w:pPr>
+        <w:ind w:firstLine="709"/>
+        <w:jc w:val="both"/>
+      </w:pPr>
+      <w:r>
+        <w:t>Для достижения цели решаются следующие задачи: выбор состава основного оборудования, расчет тепловой схемы и режимов работы турбин, подбор регенеративных подогревателей и насосного оборудования, оценка расхода топлива и технической воды, анализ требований охраны труда и экологии, расчет экономических показателей.</w:t>
+      </w:r>
+    </w:p>
+    <w:p>
+      <w:pPr>
+        <w:ind w:firstLine="709"/>
+        <w:jc w:val="both"/>
+      </w:pPr>
+      <w:r>
+        <w:t>Практическая значимость работы заключается в формировании типовых решений для проектирования КЭС и обосновании параметров оборудования с учетом нормативно-технических требований.</w:t>
+      </w:r>
+    </w:p>
+    <w:p>
+      <w:pPr>
+        <w:ind w:firstLine="709"/>
+        <w:jc w:val="both"/>
+      </w:pPr>
+      <w:r>
+        <w:t>Выпускная квалификационная работа включает пояснительную записку и графическую часть, отражающую тепловую схему блока, специальную часть и экономические показатели.</w:t>
+      </w:r>
+    </w:p>
+    <w:p>
+      <w:pPr>
+        <w:ind w:firstLine="0"/>
+        <w:jc w:val="center"/>
+      </w:pPr>
+      <w:r>
+        <w:rPr>
+          <w:b/>
+        </w:rPr>
+        <w:t>1. ОПИСАНИЕ ТЕПЛОВОЙ СХЕМЫ БЛОКА И КОМПОНОВКИ ОБОРУДОВАНИЯ ГЛАВНОГО КОРПУСА СТАНЦИИ</w:t>
+      </w:r>
+    </w:p>
+    <w:p>
+      <w:pPr>
+        <w:ind w:firstLine="709"/>
+        <w:jc w:val="both"/>
+      </w:pPr>
+      <w:r>
+        <w:t>Проектируемая КЭС состоит из трех однотипных энергоблоков мощностью 300 МВт каждый, оснащенных турбинами К-300-240 с промежуточным перегревом пара. В составе каждого блока предусмотрен паровой котел, турбина, генератор, конденсатор, система регенеративных подогревателей и насосное оборудование.</w:t>
+      </w:r>
+    </w:p>
+    <w:p>
+      <w:pPr>
+        <w:ind w:firstLine="709"/>
+        <w:jc w:val="both"/>
+      </w:pPr>
+      <w:r>
+        <w:t>Тепловая схема блока включает подачу свежего пара параметрами 23,5 МПа и 540 °C в цилиндр высокого давления, последующий отбор пара на регенерацию, промежуточный перегрев и подачу пара в цилиндры среднего и низкого давления. После отработки пар конденсируется в поверхностном конденсаторе и через систему подогрева возвращается в котел.</w:t>
+      </w:r>
+    </w:p>
+    <w:p>
+      <w:pPr>
+        <w:ind w:firstLine="709"/>
+        <w:jc w:val="both"/>
+      </w:pPr>
+      <w:r>
+        <w:t>Регенеративная система состоит из шести подогревателей низкого давления, деаэратора и трех подогревателей высокого давления. Давления в отборах соответствуют заданным значениям, что позволяет обеспечить подогрев питательной воды до 275 °C и снизить тепловые потери цикла.</w:t>
+      </w:r>
+    </w:p>
+    <w:p>
+      <w:pPr>
+        <w:ind w:firstLine="709"/>
+        <w:jc w:val="both"/>
+      </w:pPr>
+      <w:r>
+        <w:t>Система технического водоснабжения — прямоточная. Вода забирается из водоема, проходит через конденсаторы блоков и сбрасывается обратно после нагрева, что обеспечивает высокую эффективность конденсации при достаточных водных ресурсах.</w:t>
+      </w:r>
+    </w:p>
+    <w:p>
+      <w:pPr>
+        <w:ind w:firstLine="709"/>
+        <w:jc w:val="both"/>
+      </w:pPr>
+      <w:r>
+        <w:t>Компоновка главного корпуса предусматривает линейное размещение котлов и турбин с общими подпольными коридорами коммуникаций. Паропроводы свежего пара и промперегрева выполняются с учетом допустимых температурных деформаций и требований безопасности.</w:t>
+      </w:r>
+    </w:p>
+    <w:p>
+      <w:pPr>
+        <w:ind w:firstLine="0"/>
+        <w:jc w:val="left"/>
+      </w:pPr>
+      <w:r>
+        <w:rPr>
+          <w:b/>
+        </w:rPr>
+        <w:t>Исходные данные для расчета</w:t>
+      </w:r>
+    </w:p>
+    <w:p>
+      <w:pPr>
+        <w:ind w:firstLine="709"/>
+        <w:jc w:val="both"/>
+      </w:pPr>
+      <w:r>
+        <w:t>В таблице приведены основные исходные параметры, принятые для расчета тепловой схемы блока.</w:t>
       </w:r>
     </w:p>
     <w:tbl>
       <w:tblPr>
+        <w:tblStyle w:val="TableGrid"/>
         <w:tblW w:type="auto" w:w="0"/>
         <w:tblLook w:firstColumn="1" w:firstRow="1" w:lastColumn="0" w:lastRow="0" w:noHBand="0" w:noVBand="1" w:val="04A0"/>
       </w:tblPr>
       <w:tblGrid>
-        <w:gridCol w:w="2880"/>
-        <w:gridCol w:w="2880"/>
-        <w:gridCol w:w="2880"/>
+        <w:gridCol w:w="3513"/>
+        <w:gridCol w:w="3513"/>
+        <w:gridCol w:w="3513"/>
       </w:tblGrid>
       <w:tr>
         <w:tc>
           <w:tcPr>
-            <w:tcW w:type="dxa" w:w="2880"/>
+            <w:tcW w:type="dxa" w:w="3513"/>
           </w:tcPr>
           <w:p>
+            <w:pPr>
+              <w:jc w:val="center"/>
+            </w:pPr>
             <w:r>
+              <w:rPr>
+                <w:b/>
+              </w:rPr>
               <w:t>Параметр</w:t>
             </w:r>
           </w:p>
         </w:tc>
         <w:tc>
           <w:tcPr>
-            <w:tcW w:type="dxa" w:w="2880"/>
+            <w:tcW w:type="dxa" w:w="3513"/>
           </w:tcPr>
           <w:p>
+            <w:pPr>
+              <w:jc w:val="center"/>
+            </w:pPr>
             <w:r>
+              <w:rPr>
+                <w:b/>
+              </w:rPr>
               <w:t>Значение</w:t>
             </w:r>
           </w:p>
         </w:tc>
         <w:tc>
           <w:tcPr>
-            <w:tcW w:type="dxa" w:w="2880"/>
+            <w:tcW w:type="dxa" w:w="3513"/>
           </w:tcPr>
           <w:p>
+            <w:pPr>
+              <w:jc w:val="center"/>
+            </w:pPr>
             <w:r>
+              <w:rPr>
+                <w:b/>
+              </w:rPr>
               <w:t>Ед. изм.</w:t>
             </w:r>
           </w:p>
@@ -142,9 +579,13 @@
       <w:tr>
         <w:tc>
           <w:tcPr>
-            <w:tcW w:type="dxa" w:w="2880"/>
+            <w:tcW w:type="dxa" w:w="3513"/>
           </w:tcPr>
           <w:p>
+            <w:pPr>
+              <w:ind w:firstLine="0"/>
+              <w:jc w:val="left"/>
+            </w:pPr>
             <w:r>
               <w:t>Установленная мощность станции</w:t>
             </w:r>
@@ -152,9 +593,13 @@
         </w:tc>
         <w:tc>
           <w:tcPr>
-            <w:tcW w:type="dxa" w:w="2880"/>
+            <w:tcW w:type="dxa" w:w="3513"/>
           </w:tcPr>
           <w:p>
+            <w:pPr>
+              <w:ind w:firstLine="0"/>
+              <w:jc w:val="center"/>
+            </w:pPr>
             <w:r>
               <w:t>900</w:t>
             </w:r>
@@ -162,9 +607,13 @@
         </w:tc>
         <w:tc>
           <w:tcPr>
-            <w:tcW w:type="dxa" w:w="2880"/>
+            <w:tcW w:type="dxa" w:w="3513"/>
           </w:tcPr>
           <w:p>
+            <w:pPr>
+              <w:ind w:firstLine="0"/>
+              <w:jc w:val="center"/>
+            </w:pPr>
             <w:r>
               <w:t>МВт</w:t>
             </w:r>
@@ -174,9 +623,13 @@
       <w:tr>
         <w:tc>
           <w:tcPr>
-            <w:tcW w:type="dxa" w:w="2880"/>
+            <w:tcW w:type="dxa" w:w="3513"/>
           </w:tcPr>
           <w:p>
+            <w:pPr>
+              <w:ind w:firstLine="0"/>
+              <w:jc w:val="left"/>
+            </w:pPr>
             <w:r>
               <w:t>Количество турбоагрегатов</w:t>
             </w:r>
@@ -184,9 +637,13 @@
         </w:tc>
         <w:tc>
           <w:tcPr>
-            <w:tcW w:type="dxa" w:w="2880"/>
+            <w:tcW w:type="dxa" w:w="3513"/>
           </w:tcPr>
           <w:p>
+            <w:pPr>
+              <w:ind w:firstLine="0"/>
+              <w:jc w:val="center"/>
+            </w:pPr>
             <w:r>
               <w:t>3</w:t>
             </w:r>
@@ -194,9 +651,13 @@
         </w:tc>
         <w:tc>
           <w:tcPr>
-            <w:tcW w:type="dxa" w:w="2880"/>
+            <w:tcW w:type="dxa" w:w="3513"/>
           </w:tcPr>
           <w:p>
+            <w:pPr>
+              <w:ind w:firstLine="0"/>
+              <w:jc w:val="center"/>
+            </w:pPr>
             <w:r>
               <w:t>шт.</w:t>
             </w:r>
@@ -206,9 +667,13 @@
       <w:tr>
         <w:tc>
           <w:tcPr>
-            <w:tcW w:type="dxa" w:w="2880"/>
+            <w:tcW w:type="dxa" w:w="3513"/>
           </w:tcPr>
           <w:p>
+            <w:pPr>
+              <w:ind w:firstLine="0"/>
+              <w:jc w:val="left"/>
+            </w:pPr>
             <w:r>
               <w:t>Мощность одного турбоагрегата</w:t>
             </w:r>
@@ -216,19 +681,27 @@
         </w:tc>
         <w:tc>
           <w:tcPr>
-            <w:tcW w:type="dxa" w:w="2880"/>
+            <w:tcW w:type="dxa" w:w="3513"/>
           </w:tcPr>
           <w:p>
+            <w:pPr>
+              <w:ind w:firstLine="0"/>
+              <w:jc w:val="center"/>
+            </w:pPr>
             <w:r>
-              <w:t>300.000</w:t>
+              <w:t>300</w:t>
             </w:r>
           </w:p>
         </w:tc>
         <w:tc>
           <w:tcPr>
-            <w:tcW w:type="dxa" w:w="2880"/>
+            <w:tcW w:type="dxa" w:w="3513"/>
           </w:tcPr>
           <w:p>
+            <w:pPr>
+              <w:ind w:firstLine="0"/>
+              <w:jc w:val="center"/>
+            </w:pPr>
             <w:r>
               <w:t>МВт</w:t>
             </w:r>
@@ -238,29 +711,217 @@
       <w:tr>
         <w:tc>
           <w:tcPr>
-            <w:tcW w:type="dxa" w:w="2880"/>
+            <w:tcW w:type="dxa" w:w="3513"/>
           </w:tcPr>
           <w:p>
+            <w:pPr>
+              <w:ind w:firstLine="0"/>
+              <w:jc w:val="left"/>
+            </w:pPr>
             <w:r>
-              <w:t>Давление свежего пара P₀</w:t>
+              <w:t>Параметры свежего пара P₀ / t₀</w:t>
             </w:r>
           </w:p>
         </w:tc>
         <w:tc>
           <w:tcPr>
-            <w:tcW w:type="dxa" w:w="2880"/>
+            <w:tcW w:type="dxa" w:w="3513"/>
           </w:tcPr>
           <w:p>
+            <w:pPr>
+              <w:ind w:firstLine="0"/>
+              <w:jc w:val="center"/>
+            </w:pPr>
             <w:r>
-              <w:t>23.500</w:t>
+              <w:t>23.5 / 540.0</w:t>
             </w:r>
           </w:p>
         </w:tc>
         <w:tc>
           <w:tcPr>
-            <w:tcW w:type="dxa" w:w="2880"/>
+            <w:tcW w:type="dxa" w:w="3513"/>
           </w:tcPr>
           <w:p>
+            <w:pPr>
+              <w:ind w:firstLine="0"/>
+              <w:jc w:val="center"/>
+            </w:pPr>
+            <w:r>
+              <w:t>МПа / °C</w:t>
+            </w:r>
+          </w:p>
+        </w:tc>
+      </w:tr>
+      <w:tr>
+        <w:tc>
+          <w:tcPr>
+            <w:tcW w:type="dxa" w:w="3513"/>
+          </w:tcPr>
+          <w:p>
+            <w:pPr>
+              <w:ind w:firstLine="0"/>
+              <w:jc w:val="left"/>
+            </w:pPr>
+            <w:r>
+              <w:t>Параметры ПП (вход) P′пп / t′пп</w:t>
+            </w:r>
+          </w:p>
+        </w:tc>
+        <w:tc>
+          <w:tcPr>
+            <w:tcW w:type="dxa" w:w="3513"/>
+          </w:tcPr>
+          <w:p>
+            <w:pPr>
+              <w:ind w:firstLine="0"/>
+              <w:jc w:val="center"/>
+            </w:pPr>
+            <w:r>
+              <w:t>4.0 / 293.0</w:t>
+            </w:r>
+          </w:p>
+        </w:tc>
+        <w:tc>
+          <w:tcPr>
+            <w:tcW w:type="dxa" w:w="3513"/>
+          </w:tcPr>
+          <w:p>
+            <w:pPr>
+              <w:ind w:firstLine="0"/>
+              <w:jc w:val="center"/>
+            </w:pPr>
+            <w:r>
+              <w:t>МПа / °C</w:t>
+            </w:r>
+          </w:p>
+        </w:tc>
+      </w:tr>
+      <w:tr>
+        <w:tc>
+          <w:tcPr>
+            <w:tcW w:type="dxa" w:w="3513"/>
+          </w:tcPr>
+          <w:p>
+            <w:pPr>
+              <w:ind w:firstLine="0"/>
+              <w:jc w:val="left"/>
+            </w:pPr>
+            <w:r>
+              <w:t>Параметры ПП (выход) P″пп / t″пп</w:t>
+            </w:r>
+          </w:p>
+        </w:tc>
+        <w:tc>
+          <w:tcPr>
+            <w:tcW w:type="dxa" w:w="3513"/>
+          </w:tcPr>
+          <w:p>
+            <w:pPr>
+              <w:ind w:firstLine="0"/>
+              <w:jc w:val="center"/>
+            </w:pPr>
+            <w:r>
+              <w:t>3.65 / 540.0</w:t>
+            </w:r>
+          </w:p>
+        </w:tc>
+        <w:tc>
+          <w:tcPr>
+            <w:tcW w:type="dxa" w:w="3513"/>
+          </w:tcPr>
+          <w:p>
+            <w:pPr>
+              <w:ind w:firstLine="0"/>
+              <w:jc w:val="center"/>
+            </w:pPr>
+            <w:r>
+              <w:t>МПа / °C</w:t>
+            </w:r>
+          </w:p>
+        </w:tc>
+      </w:tr>
+      <w:tr>
+        <w:tc>
+          <w:tcPr>
+            <w:tcW w:type="dxa" w:w="3513"/>
+          </w:tcPr>
+          <w:p>
+            <w:pPr>
+              <w:ind w:firstLine="0"/>
+              <w:jc w:val="left"/>
+            </w:pPr>
+            <w:r>
+              <w:t>Питательная вода Pпв / tпв</w:t>
+            </w:r>
+          </w:p>
+        </w:tc>
+        <w:tc>
+          <w:tcPr>
+            <w:tcW w:type="dxa" w:w="3513"/>
+          </w:tcPr>
+          <w:p>
+            <w:pPr>
+              <w:ind w:firstLine="0"/>
+              <w:jc w:val="center"/>
+            </w:pPr>
+            <w:r>
+              <w:t>27.025 / 275.0</w:t>
+            </w:r>
+          </w:p>
+        </w:tc>
+        <w:tc>
+          <w:tcPr>
+            <w:tcW w:type="dxa" w:w="3513"/>
+          </w:tcPr>
+          <w:p>
+            <w:pPr>
+              <w:ind w:firstLine="0"/>
+              <w:jc w:val="center"/>
+            </w:pPr>
+            <w:r>
+              <w:t>МПа / °C</w:t>
+            </w:r>
+          </w:p>
+        </w:tc>
+      </w:tr>
+      <w:tr>
+        <w:tc>
+          <w:tcPr>
+            <w:tcW w:type="dxa" w:w="3513"/>
+          </w:tcPr>
+          <w:p>
+            <w:pPr>
+              <w:ind w:firstLine="0"/>
+              <w:jc w:val="left"/>
+            </w:pPr>
+            <w:r>
+              <w:t>Давление в конденсаторе</w:t>
+            </w:r>
+          </w:p>
+        </w:tc>
+        <w:tc>
+          <w:tcPr>
+            <w:tcW w:type="dxa" w:w="3513"/>
+          </w:tcPr>
+          <w:p>
+            <w:pPr>
+              <w:ind w:firstLine="0"/>
+              <w:jc w:val="center"/>
+            </w:pPr>
+            <w:r>
+              <w:t>0.0034</w:t>
+            </w:r>
+          </w:p>
+        </w:tc>
+        <w:tc>
+          <w:tcPr>
+            <w:tcW w:type="dxa" w:w="3513"/>
+          </w:tcPr>
+          <w:p>
+            <w:pPr>
+              <w:ind w:firstLine="0"/>
+              <w:jc w:val="center"/>
+            </w:pPr>
             <w:r>
               <w:t>МПа</w:t>
             </w:r>
@@ -270,31 +931,43 @@
       <w:tr>
         <w:tc>
           <w:tcPr>
-            <w:tcW w:type="dxa" w:w="2880"/>
+            <w:tcW w:type="dxa" w:w="3513"/>
           </w:tcPr>
           <w:p>
+            <w:pPr>
+              <w:ind w:firstLine="0"/>
+              <w:jc w:val="left"/>
+            </w:pPr>
             <w:r>
-              <w:t>Температура свежего пара t₀</w:t>
+              <w:t>КПД цилиндров (ЦВД/ЦСД/ЦНД)</w:t>
             </w:r>
           </w:p>
         </w:tc>
         <w:tc>
           <w:tcPr>
-            <w:tcW w:type="dxa" w:w="2880"/>
+            <w:tcW w:type="dxa" w:w="3513"/>
           </w:tcPr>
           <w:p>
+            <w:pPr>
+              <w:ind w:firstLine="0"/>
+              <w:jc w:val="center"/>
+            </w:pPr>
             <w:r>
-              <w:t>540.000</w:t>
+              <w:t>0.89/0.88/0.86</w:t>
             </w:r>
           </w:p>
         </w:tc>
         <w:tc>
           <w:tcPr>
-            <w:tcW w:type="dxa" w:w="2880"/>
+            <w:tcW w:type="dxa" w:w="3513"/>
           </w:tcPr>
           <w:p>
+            <w:pPr>
+              <w:ind w:firstLine="0"/>
+              <w:jc w:val="center"/>
+            </w:pPr>
             <w:r>
-              <w:t>°С</w:t>
+              <w:t>-</w:t>
             </w:r>
           </w:p>
         </w:tc>
@@ -302,31 +975,43 @@
       <w:tr>
         <w:tc>
           <w:tcPr>
-            <w:tcW w:type="dxa" w:w="2880"/>
+            <w:tcW w:type="dxa" w:w="3513"/>
           </w:tcPr>
           <w:p>
+            <w:pPr>
+              <w:ind w:firstLine="0"/>
+              <w:jc w:val="left"/>
+            </w:pPr>
             <w:r>
-              <w:t>Энтальпия свежего пара h₀</w:t>
+              <w:t>Тип системы тех. водоснабжения</w:t>
             </w:r>
           </w:p>
         </w:tc>
         <w:tc>
           <w:tcPr>
-            <w:tcW w:type="dxa" w:w="2880"/>
+            <w:tcW w:type="dxa" w:w="3513"/>
           </w:tcPr>
           <w:p>
+            <w:pPr>
+              <w:ind w:firstLine="0"/>
+              <w:jc w:val="center"/>
+            </w:pPr>
             <w:r>
-              <w:t>3375.000</w:t>
+              <w:t>прямоточная</w:t>
             </w:r>
           </w:p>
         </w:tc>
         <w:tc>
           <w:tcPr>
-            <w:tcW w:type="dxa" w:w="2880"/>
+            <w:tcW w:type="dxa" w:w="3513"/>
           </w:tcPr>
           <w:p>
+            <w:pPr>
+              <w:ind w:firstLine="0"/>
+              <w:jc w:val="center"/>
+            </w:pPr>
             <w:r>
-              <w:t>кДж/кг</w:t>
+              <w:t>-</w:t>
             </w:r>
           </w:p>
         </w:tc>
@@ -334,31 +1019,165 @@
       <w:tr>
         <w:tc>
           <w:tcPr>
-            <w:tcW w:type="dxa" w:w="2880"/>
+            <w:tcW w:type="dxa" w:w="3513"/>
           </w:tcPr>
           <w:p>
+            <w:pPr>
+              <w:ind w:firstLine="0"/>
+              <w:jc w:val="left"/>
+            </w:pPr>
             <w:r>
-              <w:t>Давление входа ПП P'пп</w:t>
+              <w:t>Вид топлива</w:t>
             </w:r>
           </w:p>
         </w:tc>
         <w:tc>
           <w:tcPr>
-            <w:tcW w:type="dxa" w:w="2880"/>
+            <w:tcW w:type="dxa" w:w="3513"/>
           </w:tcPr>
           <w:p>
+            <w:pPr>
+              <w:ind w:firstLine="0"/>
+              <w:jc w:val="center"/>
+            </w:pPr>
             <w:r>
-              <w:t>4.000</w:t>
+              <w:t>газ/мазут</w:t>
             </w:r>
           </w:p>
         </w:tc>
         <w:tc>
           <w:tcPr>
-            <w:tcW w:type="dxa" w:w="2880"/>
+            <w:tcW w:type="dxa" w:w="3513"/>
           </w:tcPr>
           <w:p>
+            <w:pPr>
+              <w:ind w:firstLine="0"/>
+              <w:jc w:val="center"/>
+            </w:pPr>
             <w:r>
-              <w:t>МПа</w:t>
+              <w:t>-</w:t>
+            </w:r>
+          </w:p>
+        </w:tc>
+      </w:tr>
+    </w:tbl>
+    <w:p>
+      <w:pPr>
+        <w:ind w:firstLine="0"/>
+        <w:jc w:val="center"/>
+      </w:pPr>
+      <w:r>
+        <w:rPr>
+          <w:b/>
+        </w:rPr>
+        <w:t>2. РАСЧЕТ ТЕПЛОВОЙ СХЕМЫ БЛОКА НА ЗАДАННЫЙ РЕЖИМ</w:t>
+      </w:r>
+    </w:p>
+    <w:p>
+      <w:pPr>
+        <w:ind w:firstLine="709"/>
+        <w:jc w:val="both"/>
+      </w:pPr>
+      <w:r>
+        <w:t>Расчет тепловой схемы выполнен для двух режимов работы турбины: номинального (100 % нагрузки) и частичного (80 % нагрузки). Такой подход позволяет оценить изменение расхода пара, тепловых нагрузок и экономичности блока при снижении мощности.</w:t>
+      </w:r>
+    </w:p>
+    <w:p>
+      <w:pPr>
+        <w:ind w:firstLine="709"/>
+        <w:jc w:val="both"/>
+      </w:pPr>
+      <w:r>
+        <w:t>Расходы пара через отборы и промперегреватель определялись на основе заданных параметров и пропорционально мощности блока. Тепловая мощность котла рассчитана по энтальпийным разностям свежего пара и питательной воды, а также по теплоте промежуточного перегрева.</w:t>
+      </w:r>
+    </w:p>
+    <w:p>
+      <w:pPr>
+        <w:ind w:firstLine="709"/>
+        <w:jc w:val="both"/>
+      </w:pPr>
+      <w:r>
+        <w:t>Внутренний КПД цикла и удельная работа турбины определены по балансу мощности, с учетом механического КПД и КПД генератора.</w:t>
+      </w:r>
+    </w:p>
+    <w:p>
+      <w:pPr>
+        <w:ind w:firstLine="0"/>
+        <w:jc w:val="left"/>
+      </w:pPr>
+      <w:r>
+        <w:rPr>
+          <w:b/>
+        </w:rPr>
+        <w:t>Сводные результаты теплового расчета</w:t>
+      </w:r>
+    </w:p>
+    <w:p>
+      <w:pPr>
+        <w:ind w:firstLine="709"/>
+        <w:jc w:val="both"/>
+      </w:pPr>
+      <w:r>
+        <w:t>Ключевые результаты расчета для двух режимов приведены в таблице.</w:t>
+      </w:r>
+    </w:p>
+    <w:tbl>
+      <w:tblPr>
+        <w:tblStyle w:val="TableGrid"/>
+        <w:tblW w:type="auto" w:w="0"/>
+        <w:tblLook w:firstColumn="1" w:firstRow="1" w:lastColumn="0" w:lastRow="0" w:noHBand="0" w:noVBand="1" w:val="04A0"/>
+      </w:tblPr>
+      <w:tblGrid>
+        <w:gridCol w:w="3513"/>
+        <w:gridCol w:w="3513"/>
+        <w:gridCol w:w="3513"/>
+      </w:tblGrid>
+      <w:tr>
+        <w:tc>
+          <w:tcPr>
+            <w:tcW w:type="dxa" w:w="3513"/>
+          </w:tcPr>
+          <w:p>
+            <w:pPr>
+              <w:jc w:val="center"/>
+            </w:pPr>
+            <w:r>
+              <w:rPr>
+                <w:b/>
+              </w:rPr>
+              <w:t>Показатель</w:t>
+            </w:r>
+          </w:p>
+        </w:tc>
+        <w:tc>
+          <w:tcPr>
+            <w:tcW w:type="dxa" w:w="3513"/>
+          </w:tcPr>
+          <w:p>
+            <w:pPr>
+              <w:jc w:val="center"/>
+            </w:pPr>
+            <w:r>
+              <w:rPr>
+                <w:b/>
+              </w:rPr>
+              <w:t>100 % нагрузки</w:t>
+            </w:r>
+          </w:p>
+        </w:tc>
+        <w:tc>
+          <w:tcPr>
+            <w:tcW w:type="dxa" w:w="3513"/>
+          </w:tcPr>
+          <w:p>
+            <w:pPr>
+              <w:jc w:val="center"/>
+            </w:pPr>
+            <w:r>
+              <w:rPr>
+                <w:b/>
+              </w:rPr>
+              <w:t>80 % нагрузки</w:t>
             </w:r>
           </w:p>
         </w:tc>
@@ -366,31 +1185,43 @@
       <w:tr>
         <w:tc>
           <w:tcPr>
-            <w:tcW w:type="dxa" w:w="2880"/>
+            <w:tcW w:type="dxa" w:w="3513"/>
           </w:tcPr>
           <w:p>
+            <w:pPr>
+              <w:ind w:firstLine="0"/>
+              <w:jc w:val="left"/>
+            </w:pPr>
             <w:r>
-              <w:t>Температура входа ПП t'пп</w:t>
+              <w:t>Начальный расход пара D₀, т/ч</w:t>
             </w:r>
           </w:p>
         </w:tc>
         <w:tc>
           <w:tcPr>
-            <w:tcW w:type="dxa" w:w="2880"/>
+            <w:tcW w:type="dxa" w:w="3513"/>
           </w:tcPr>
           <w:p>
+            <w:pPr>
+              <w:ind w:firstLine="0"/>
+              <w:jc w:val="center"/>
+            </w:pPr>
             <w:r>
-              <w:t>293.000</w:t>
+              <w:t>940.0</w:t>
             </w:r>
           </w:p>
         </w:tc>
         <w:tc>
           <w:tcPr>
-            <w:tcW w:type="dxa" w:w="2880"/>
+            <w:tcW w:type="dxa" w:w="3513"/>
           </w:tcPr>
           <w:p>
+            <w:pPr>
+              <w:ind w:firstLine="0"/>
+              <w:jc w:val="center"/>
+            </w:pPr>
             <w:r>
-              <w:t>°С</w:t>
+              <w:t>752.0</w:t>
             </w:r>
           </w:p>
         </w:tc>
@@ -398,31 +1229,43 @@
       <w:tr>
         <w:tc>
           <w:tcPr>
-            <w:tcW w:type="dxa" w:w="2880"/>
+            <w:tcW w:type="dxa" w:w="3513"/>
           </w:tcPr>
           <w:p>
+            <w:pPr>
+              <w:ind w:firstLine="0"/>
+              <w:jc w:val="left"/>
+            </w:pPr>
             <w:r>
-              <w:t>Давление выхода ПП P"пп</w:t>
+              <w:t>Расход через промперегреватель, т/ч</w:t>
             </w:r>
           </w:p>
         </w:tc>
         <w:tc>
           <w:tcPr>
-            <w:tcW w:type="dxa" w:w="2880"/>
+            <w:tcW w:type="dxa" w:w="3513"/>
           </w:tcPr>
           <w:p>
+            <w:pPr>
+              <w:ind w:firstLine="0"/>
+              <w:jc w:val="center"/>
+            </w:pPr>
             <w:r>
-              <w:t>3.650</w:t>
+              <w:t>780.0</w:t>
             </w:r>
           </w:p>
         </w:tc>
         <w:tc>
           <w:tcPr>
-            <w:tcW w:type="dxa" w:w="2880"/>
+            <w:tcW w:type="dxa" w:w="3513"/>
           </w:tcPr>
           <w:p>
+            <w:pPr>
+              <w:ind w:firstLine="0"/>
+              <w:jc w:val="center"/>
+            </w:pPr>
             <w:r>
-              <w:t>МПа</w:t>
+              <w:t>624.0</w:t>
             </w:r>
           </w:p>
         </w:tc>
@@ -430,31 +1273,43 @@
       <w:tr>
         <w:tc>
           <w:tcPr>
-            <w:tcW w:type="dxa" w:w="2880"/>
+            <w:tcW w:type="dxa" w:w="3513"/>
           </w:tcPr>
           <w:p>
+            <w:pPr>
+              <w:ind w:firstLine="0"/>
+              <w:jc w:val="left"/>
+            </w:pPr>
             <w:r>
-              <w:t>Температура выхода ПП t"пп</w:t>
+              <w:t>Расход в конденсатор, т/ч</w:t>
             </w:r>
           </w:p>
         </w:tc>
         <w:tc>
           <w:tcPr>
-            <w:tcW w:type="dxa" w:w="2880"/>
+            <w:tcW w:type="dxa" w:w="3513"/>
           </w:tcPr>
           <w:p>
+            <w:pPr>
+              <w:ind w:firstLine="0"/>
+              <w:jc w:val="center"/>
+            </w:pPr>
             <w:r>
-              <w:t>540.000</w:t>
+              <w:t>487.4</w:t>
             </w:r>
           </w:p>
         </w:tc>
         <w:tc>
           <w:tcPr>
-            <w:tcW w:type="dxa" w:w="2880"/>
+            <w:tcW w:type="dxa" w:w="3513"/>
           </w:tcPr>
           <w:p>
+            <w:pPr>
+              <w:ind w:firstLine="0"/>
+              <w:jc w:val="center"/>
+            </w:pPr>
             <w:r>
-              <w:t>°С</w:t>
+              <w:t>389.9</w:t>
             </w:r>
           </w:p>
         </w:tc>
@@ -462,31 +1317,43 @@
       <w:tr>
         <w:tc>
           <w:tcPr>
-            <w:tcW w:type="dxa" w:w="2880"/>
+            <w:tcW w:type="dxa" w:w="3513"/>
           </w:tcPr>
           <w:p>
+            <w:pPr>
+              <w:ind w:firstLine="0"/>
+              <w:jc w:val="left"/>
+            </w:pPr>
             <w:r>
-              <w:t>Давление питательной воды Pпв</w:t>
+              <w:t>Тепловая мощность котла, МВт</w:t>
             </w:r>
           </w:p>
         </w:tc>
         <w:tc>
           <w:tcPr>
-            <w:tcW w:type="dxa" w:w="2880"/>
+            <w:tcW w:type="dxa" w:w="3513"/>
           </w:tcPr>
           <w:p>
+            <w:pPr>
+              <w:ind w:firstLine="0"/>
+              <w:jc w:val="center"/>
+            </w:pPr>
             <w:r>
-              <w:t>27.025</w:t>
+              <w:t>695.96</w:t>
             </w:r>
           </w:p>
         </w:tc>
         <w:tc>
           <w:tcPr>
-            <w:tcW w:type="dxa" w:w="2880"/>
+            <w:tcW w:type="dxa" w:w="3513"/>
           </w:tcPr>
           <w:p>
+            <w:pPr>
+              <w:ind w:firstLine="0"/>
+              <w:jc w:val="center"/>
+            </w:pPr>
             <w:r>
-              <w:t>МПа</w:t>
+              <w:t>556.76</w:t>
             </w:r>
           </w:p>
         </w:tc>
@@ -494,31 +1361,43 @@
       <w:tr>
         <w:tc>
           <w:tcPr>
-            <w:tcW w:type="dxa" w:w="2880"/>
+            <w:tcW w:type="dxa" w:w="3513"/>
           </w:tcPr>
           <w:p>
+            <w:pPr>
+              <w:ind w:firstLine="0"/>
+              <w:jc w:val="left"/>
+            </w:pPr>
             <w:r>
-              <w:t>Температура питательной воды tпв</w:t>
+              <w:t>Расход топлива (тепловой), МВт</w:t>
             </w:r>
           </w:p>
         </w:tc>
         <w:tc>
           <w:tcPr>
-            <w:tcW w:type="dxa" w:w="2880"/>
+            <w:tcW w:type="dxa" w:w="3513"/>
           </w:tcPr>
           <w:p>
+            <w:pPr>
+              <w:ind w:firstLine="0"/>
+              <w:jc w:val="center"/>
+            </w:pPr>
             <w:r>
-              <w:t>275.000</w:t>
+              <w:t>756.47</w:t>
             </w:r>
           </w:p>
         </w:tc>
         <w:tc>
           <w:tcPr>
-            <w:tcW w:type="dxa" w:w="2880"/>
+            <w:tcW w:type="dxa" w:w="3513"/>
           </w:tcPr>
           <w:p>
+            <w:pPr>
+              <w:ind w:firstLine="0"/>
+              <w:jc w:val="center"/>
+            </w:pPr>
             <w:r>
-              <w:t>°С</w:t>
+              <w:t>605.18</w:t>
             </w:r>
           </w:p>
         </w:tc>
@@ -526,31 +1405,43 @@
       <w:tr>
         <w:tc>
           <w:tcPr>
-            <w:tcW w:type="dxa" w:w="2880"/>
+            <w:tcW w:type="dxa" w:w="3513"/>
           </w:tcPr>
           <w:p>
+            <w:pPr>
+              <w:ind w:firstLine="0"/>
+              <w:jc w:val="left"/>
+            </w:pPr>
             <w:r>
-              <w:t>Давление в конденсаторе Pк</w:t>
+              <w:t>Внутренний КПД цикла, %</w:t>
             </w:r>
           </w:p>
         </w:tc>
         <w:tc>
           <w:tcPr>
-            <w:tcW w:type="dxa" w:w="2880"/>
+            <w:tcW w:type="dxa" w:w="3513"/>
           </w:tcPr>
           <w:p>
+            <w:pPr>
+              <w:ind w:firstLine="0"/>
+              <w:jc w:val="center"/>
+            </w:pPr>
             <w:r>
-              <w:t>0.003</w:t>
+              <w:t>43.11</w:t>
             </w:r>
           </w:p>
         </w:tc>
         <w:tc>
           <w:tcPr>
-            <w:tcW w:type="dxa" w:w="2880"/>
+            <w:tcW w:type="dxa" w:w="3513"/>
           </w:tcPr>
           <w:p>
+            <w:pPr>
+              <w:ind w:firstLine="0"/>
+              <w:jc w:val="center"/>
+            </w:pPr>
             <w:r>
-              <w:t>МПа</w:t>
+              <w:t>43.11</w:t>
             </w:r>
           </w:p>
         </w:tc>
@@ -558,31 +1449,412 @@
       <w:tr>
         <w:tc>
           <w:tcPr>
-            <w:tcW w:type="dxa" w:w="2880"/>
+            <w:tcW w:type="dxa" w:w="3513"/>
           </w:tcPr>
           <w:p>
+            <w:pPr>
+              <w:ind w:firstLine="0"/>
+              <w:jc w:val="left"/>
+            </w:pPr>
             <w:r>
-              <w:t>Температура насыщения в конденсаторе tк</w:t>
+              <w:t>Удельная работа турбины, кДж/кг</w:t>
             </w:r>
           </w:p>
         </w:tc>
         <w:tc>
           <w:tcPr>
-            <w:tcW w:type="dxa" w:w="2880"/>
+            <w:tcW w:type="dxa" w:w="3513"/>
           </w:tcPr>
           <w:p>
+            <w:pPr>
+              <w:ind w:firstLine="0"/>
+              <w:jc w:val="center"/>
+            </w:pPr>
             <w:r>
-              <w:t>26.700</w:t>
+              <w:t>1190.2</w:t>
             </w:r>
           </w:p>
         </w:tc>
         <w:tc>
           <w:tcPr>
-            <w:tcW w:type="dxa" w:w="2880"/>
+            <w:tcW w:type="dxa" w:w="3513"/>
           </w:tcPr>
           <w:p>
+            <w:pPr>
+              <w:ind w:firstLine="0"/>
+              <w:jc w:val="center"/>
+            </w:pPr>
             <w:r>
-              <w:t>°С</w:t>
+              <w:t>1190.2</w:t>
+            </w:r>
+          </w:p>
+        </w:tc>
+      </w:tr>
+    </w:tbl>
+    <w:p>
+      <w:pPr>
+        <w:ind w:firstLine="0"/>
+        <w:jc w:val="center"/>
+      </w:pPr>
+      <w:r>
+        <w:rPr>
+          <w:b/>
+        </w:rPr>
+        <w:t>3. ВЫБОР ОБОРУДОВАНИЯ ТЕПЛОВОЙ СХЕМЫ БЛОКА И СТАНЦИИ В СООТВЕТСТВИИ С НТП</w:t>
+      </w:r>
+    </w:p>
+    <w:p>
+      <w:pPr>
+        <w:ind w:firstLine="709"/>
+        <w:jc w:val="both"/>
+      </w:pPr>
+      <w:r>
+        <w:t>Выбор оборудования выполнен на основе результатов теплового расчета, заданных параметров пара и требований нормативно-технической документации. Для каждого узла выбраны типовые решения, обеспечивающие надежность работы и соответствие режимам нагрузки.</w:t>
+      </w:r>
+    </w:p>
+    <w:p>
+      <w:pPr>
+        <w:ind w:firstLine="0"/>
+        <w:jc w:val="left"/>
+      </w:pPr>
+      <w:r>
+        <w:rPr>
+          <w:b/>
+        </w:rPr>
+        <w:t>3.1. Выбор оборудования тепловой схемы блока</w:t>
+      </w:r>
+    </w:p>
+    <w:p>
+      <w:pPr>
+        <w:ind w:firstLine="709"/>
+        <w:jc w:val="both"/>
+      </w:pPr>
+      <w:r>
+        <w:t>Регенеративные подогреватели приняты шестиступенчатыми по низкому давлению и трехступенчатыми по высокому давлению с деаэратором давления 1,03 МПа. Такая схема обеспечивает нагрев питательной воды до 275 °C, снижает тепловые потери и повышает КПД цикла.</w:t>
+      </w:r>
+    </w:p>
+    <w:p>
+      <w:pPr>
+        <w:ind w:firstLine="709"/>
+        <w:jc w:val="both"/>
+      </w:pPr>
+      <w:r>
+        <w:t>Питательная установка включает два рабочих и один резервный питательный насос с приводом от электродвигателя, рассчитанные на подачу воды с давлением 27,0 МПа. В состав конденсатной установки входят насосы конденсата, сетевая деаэраторная колонна и конденсатоочистка.</w:t>
+      </w:r>
+    </w:p>
+    <w:p>
+      <w:pPr>
+        <w:ind w:firstLine="709"/>
+        <w:jc w:val="both"/>
+      </w:pPr>
+      <w:r>
+        <w:t>Для надежной работы турбины предусмотрены редукционно-охладительные установки (БРОУ) для пуска и поддержания давления, а также теплофикационная установка на базе подогревателей сетевой воды, использующая пар от отбора ЦСД.</w:t>
+      </w:r>
+    </w:p>
+    <w:p>
+      <w:pPr>
+        <w:ind w:firstLine="0"/>
+        <w:jc w:val="left"/>
+      </w:pPr>
+      <w:r>
+        <w:rPr>
+          <w:b/>
+        </w:rPr>
+        <w:t>3.2. Определение потребностей блока в технической воде, выбор циркуляционных насосов</w:t>
+      </w:r>
+    </w:p>
+    <w:p>
+      <w:pPr>
+        <w:ind w:firstLine="709"/>
+        <w:jc w:val="both"/>
+      </w:pPr>
+      <w:r>
+        <w:t>Тепловая нагрузка конденсатора определяется по доле тепла, не превращенной в электрическую энергию. Для номинального режима расчетная тепловая мощность, подлежащая отводу, составляет порядка 1369.4 МВт для трех блоков.</w:t>
+      </w:r>
+    </w:p>
+    <w:p>
+      <w:pPr>
+        <w:ind w:firstLine="709"/>
+        <w:jc w:val="both"/>
+      </w:pPr>
+      <w:r>
+        <w:t>При допустимом подогреве охлаждающей воды на Δt = 10 °C расчетный расход технической воды равен 117659 м³/ч. Для обеспечения такого расхода принимаются циркуляционные насосы с резервированием по схеме 2+1 на блок.</w:t>
+      </w:r>
+    </w:p>
+    <w:p>
+      <w:pPr>
+        <w:ind w:firstLine="0"/>
+        <w:jc w:val="left"/>
+      </w:pPr>
+      <w:r>
+        <w:rPr>
+          <w:b/>
+        </w:rPr>
+        <w:t>3.3. Определение часового расхода топлива энергетических и водогрейных котлов</w:t>
+      </w:r>
+    </w:p>
+    <w:p>
+      <w:pPr>
+        <w:ind w:firstLine="709"/>
+        <w:jc w:val="both"/>
+      </w:pPr>
+      <w:r>
+        <w:t>Часовой расход топлива рассчитан по тепловой нагрузке котла. Для номинального режима расход мазута составляет 205.27 т/ч на станцию, расход природного газа — 243.88 тыс. м³/ч. В пересчете на условное топливо расход равен 278.84 т/ч.</w:t>
+      </w:r>
+    </w:p>
+    <w:p>
+      <w:pPr>
+        <w:ind w:firstLine="709"/>
+        <w:jc w:val="both"/>
+      </w:pPr>
+      <w:r>
+        <w:t>Для водогрейных котлов при работе на собственные нужды станции принимается резервирование топлива и расчет по максимальной тепловой нагрузке отопительного сезона.</w:t>
+      </w:r>
+    </w:p>
+    <w:p>
+      <w:pPr>
+        <w:ind w:firstLine="0"/>
+        <w:jc w:val="left"/>
+      </w:pPr>
+      <w:r>
+        <w:rPr>
+          <w:b/>
+        </w:rPr>
+        <w:t>3.4. Выбор оборудования топливного хозяйства станции</w:t>
+      </w:r>
+    </w:p>
+    <w:p>
+      <w:pPr>
+        <w:ind w:firstLine="709"/>
+        <w:jc w:val="both"/>
+      </w:pPr>
+      <w:r>
+        <w:t>Топливное хозяйство включает газораспределительную станцию с узлом учета, фильтрации и редуцирования давления, а также мазутное хозяйство с резервуарным парком, системами подогрева, перекачки и слива. Емкость резервуаров мазута принята исходя из нормативного запаса не менее 10 суток работы станции при среднесуточной нагрузке.</w:t>
+      </w:r>
+    </w:p>
+    <w:p>
+      <w:pPr>
+        <w:ind w:firstLine="709"/>
+        <w:jc w:val="both"/>
+      </w:pPr>
+      <w:r>
+        <w:t>Для подготовки мазута предусмотрены подогреватели, фильтры грубой и тонкой очистки, насосы перекачки и аварийный резервный насос.</w:t>
+      </w:r>
+    </w:p>
+    <w:p>
+      <w:pPr>
+        <w:ind w:firstLine="0"/>
+        <w:jc w:val="left"/>
+      </w:pPr>
+      <w:r>
+        <w:rPr>
+          <w:b/>
+        </w:rPr>
+        <w:t>3.5. Расчет и выбор тягодутьевого оборудования</w:t>
+      </w:r>
+    </w:p>
+    <w:p>
+      <w:pPr>
+        <w:ind w:firstLine="709"/>
+        <w:jc w:val="both"/>
+      </w:pPr>
+      <w:r>
+        <w:t>Для котельных агрегатов приняты тягодутьевые машины раздельного типа: дутьевые вентиляторы и дымососы. Расчет выполнен по суммарному расходу воздуха на сжигание и сопротивлению газового тракта. Количество вентиляторов выбрано с резервированием по схеме 2×100 % на каждый котел.</w:t>
+      </w:r>
+    </w:p>
+    <w:p>
+      <w:pPr>
+        <w:ind w:firstLine="709"/>
+        <w:jc w:val="both"/>
+      </w:pPr>
+      <w:r>
+        <w:t>Системы автоматического регулирования обеспечивают поддержание разрежения в топке и оптимального коэффициента избытка воздуха, что способствует экономичности и снижению выбросов.</w:t>
+      </w:r>
+    </w:p>
+    <w:p>
+      <w:pPr>
+        <w:ind w:firstLine="0"/>
+        <w:jc w:val="left"/>
+      </w:pPr>
+      <w:r>
+        <w:rPr>
+          <w:b/>
+        </w:rPr>
+        <w:t>3.6. Расчет количества дымовых труб</w:t>
+      </w:r>
+    </w:p>
+    <w:p>
+      <w:pPr>
+        <w:ind w:firstLine="709"/>
+        <w:jc w:val="both"/>
+      </w:pPr>
+      <w:r>
+        <w:t>С учетом трех котельных агрегатов принято размещение двух дымовых труб высотой 180 м каждая. Такая схема обеспечивает требуемое рассеивание выбросов, соответствует санитарным нормам и обеспечивает резервирование по пропускной способности газового тракта.</w:t>
+      </w:r>
+    </w:p>
+    <w:p>
+      <w:pPr>
+        <w:ind w:firstLine="0"/>
+        <w:jc w:val="center"/>
+      </w:pPr>
+      <w:r>
+        <w:rPr>
+          <w:b/>
+        </w:rPr>
+        <w:t>4.1. ВОДОПОДГОТОВКА НА СТАНЦИИ</w:t>
+      </w:r>
+    </w:p>
+    <w:p>
+      <w:pPr>
+        <w:ind w:firstLine="709"/>
+        <w:jc w:val="both"/>
+      </w:pPr>
+      <w:r>
+        <w:t>Водоподготовка направлена на обеспечение химической чистоты питательной воды и пара, предотвращение коррозии и образования отложений. Проектом предусмотрена установка ХВО с ионообменными фильтрами, установками обратного осмоса и смешанными фильтрами доочистки.</w:t>
+      </w:r>
+    </w:p>
+    <w:p>
+      <w:pPr>
+        <w:ind w:firstLine="709"/>
+        <w:jc w:val="both"/>
+      </w:pPr>
+      <w:r>
+        <w:t>Качество воды поддерживается в соответствии с ПТЭ и отраслевыми стандартами. Периодически выполняется химический контроль, корректируется водно-химический режим и проводится продувка котла.</w:t>
+      </w:r>
+    </w:p>
+    <w:p>
+      <w:pPr>
+        <w:ind w:firstLine="0"/>
+        <w:jc w:val="center"/>
+      </w:pPr>
+      <w:r>
+        <w:rPr>
+          <w:b/>
+        </w:rPr>
+        <w:t>4.2. МЕРОПРИЯТИЯ ПО ТЕХНИКЕ БЕЗОПАСНОСТИ И ПРОТИВОПОЖАРНОЙ ТЕХНИКЕ БЕЗОПАСНОСТИ</w:t>
+      </w:r>
+    </w:p>
+    <w:p>
+      <w:pPr>
+        <w:ind w:firstLine="709"/>
+        <w:jc w:val="both"/>
+      </w:pPr>
+      <w:r>
+        <w:t>При эксплуатации оборудования станции соблюдаются требования охраны труда и промышленной безопасности. Опасные зоны ограждаются, устанавливаются предупредительные знаки и обеспечивается доступ обслуживающего персонала к средствам индивидуальной защиты.</w:t>
+      </w:r>
+    </w:p>
+    <w:p>
+      <w:pPr>
+        <w:ind w:firstLine="709"/>
+        <w:jc w:val="both"/>
+      </w:pPr>
+      <w:r>
+        <w:t>На станции предусмотрены автоматические системы обнаружения пожара, противопожарное водоснабжение, стационарные установки пожаротушения в мазутном хозяйстве и кабельных помещениях. Разработаны инструкции по пожарной безопасности и планы эвакуации.</w:t>
+      </w:r>
+    </w:p>
+    <w:p>
+      <w:pPr>
+        <w:ind w:firstLine="0"/>
+        <w:jc w:val="center"/>
+      </w:pPr>
+      <w:r>
+        <w:rPr>
+          <w:b/>
+        </w:rPr>
+        <w:t>4.3. ОХРАНА ОКРУЖАЮЩЕЙ СРЕДЫ</w:t>
+      </w:r>
+    </w:p>
+    <w:p>
+      <w:pPr>
+        <w:ind w:firstLine="709"/>
+        <w:jc w:val="both"/>
+      </w:pPr>
+      <w:r>
+        <w:t>Для снижения воздействия на окружающую среду принимаются меры по сокращению выбросов оксидов азота и серы, а также по предотвращению загрязнения водоемов. Использование газа в качестве основного топлива снижает выбросы SO₂ и золы.</w:t>
+      </w:r>
+    </w:p>
+    <w:p>
+      <w:pPr>
+        <w:ind w:firstLine="709"/>
+        <w:jc w:val="both"/>
+      </w:pPr>
+      <w:r>
+        <w:t>Предусмотрена организация контроля выбросов, очистка сточных вод и постоянный мониторинг состояния атмосферного воздуха и водных объектов в зоне влияния станции.</w:t>
+      </w:r>
+    </w:p>
+    <w:p>
+      <w:pPr>
+        <w:ind w:firstLine="0"/>
+        <w:jc w:val="center"/>
+      </w:pPr>
+      <w:r>
+        <w:rPr>
+          <w:b/>
+        </w:rPr>
+        <w:t>5. РАСЧЕТ СРЕДНЕГОДОВЫХ ТЕХНИКО-ЭКОНОМИЧЕСКИХ ПОКАЗАТЕЛЕЙ ПРОЕКТИРУЕМОЙ КЭС МОЩНОСТЬЮ 900 МВт</w:t>
+      </w:r>
+    </w:p>
+    <w:p>
+      <w:pPr>
+        <w:ind w:firstLine="709"/>
+        <w:jc w:val="both"/>
+      </w:pPr>
+      <w:r>
+        <w:t>Технико-экономические показатели рассчитаны для годового числа часов использования мощности 6500 ч/год. Расчеты выполнены для номинального режима работы оборудования.</w:t>
+      </w:r>
+    </w:p>
+    <w:p>
+      <w:pPr>
+        <w:ind w:firstLine="0"/>
+        <w:jc w:val="left"/>
+      </w:pPr>
+      <w:r>
+        <w:rPr>
+          <w:b/>
+        </w:rPr>
+        <w:t>Сводная таблица технико-экономических показателей</w:t>
+      </w:r>
+    </w:p>
+    <w:tbl>
+      <w:tblPr>
+        <w:tblStyle w:val="TableGrid"/>
+        <w:tblW w:type="auto" w:w="0"/>
+        <w:tblLook w:firstColumn="1" w:firstRow="1" w:lastColumn="0" w:lastRow="0" w:noHBand="0" w:noVBand="1" w:val="04A0"/>
+      </w:tblPr>
+      <w:tblGrid>
+        <w:gridCol w:w="5269"/>
+        <w:gridCol w:w="5269"/>
+      </w:tblGrid>
+      <w:tr>
+        <w:tc>
+          <w:tcPr>
+            <w:tcW w:type="dxa" w:w="5269"/>
+          </w:tcPr>
+          <w:p>
+            <w:pPr>
+              <w:jc w:val="center"/>
+            </w:pPr>
+            <w:r>
+              <w:rPr>
+                <w:b/>
+              </w:rPr>
+              <w:t>Показатель</w:t>
+            </w:r>
+          </w:p>
+        </w:tc>
+        <w:tc>
+          <w:tcPr>
+            <w:tcW w:type="dxa" w:w="5269"/>
+          </w:tcPr>
+          <w:p>
+            <w:pPr>
+              <w:jc w:val="center"/>
+            </w:pPr>
+            <w:r>
+              <w:rPr>
+                <w:b/>
+              </w:rPr>
+              <w:t>Значение</w:t>
             </w:r>
           </w:p>
         </w:tc>
@@ -590,61 +1862,359 @@
       <w:tr>
         <w:tc>
           <w:tcPr>
-            <w:tcW w:type="dxa" w:w="2880"/>
+            <w:tcW w:type="dxa" w:w="5269"/>
           </w:tcPr>
           <w:p>
+            <w:pPr>
+              <w:ind w:firstLine="0"/>
+              <w:jc w:val="left"/>
+            </w:pPr>
             <w:r>
-              <w:t>КПД котла</w:t>
+              <w:t>Установленная мощность, МВт</w:t>
             </w:r>
           </w:p>
         </w:tc>
         <w:tc>
           <w:tcPr>
-            <w:tcW w:type="dxa" w:w="2880"/>
+            <w:tcW w:type="dxa" w:w="5269"/>
           </w:tcPr>
           <w:p>
+            <w:pPr>
+              <w:ind w:firstLine="0"/>
+              <w:jc w:val="center"/>
+            </w:pPr>
             <w:r>
-              <w:t>0.920</w:t>
+              <w:t>900</w:t>
             </w:r>
-          </w:p>
-        </w:tc>
-        <w:tc>
-          <w:tcPr>
-            <w:tcW w:type="dxa" w:w="2880"/>
-          </w:tcPr>
-          <w:p>
-            <w:r/>
           </w:p>
         </w:tc>
       </w:tr>
       <w:tr>
         <w:tc>
           <w:tcPr>
-            <w:tcW w:type="dxa" w:w="2880"/>
+            <w:tcW w:type="dxa" w:w="5269"/>
           </w:tcPr>
           <w:p>
+            <w:pPr>
+              <w:ind w:firstLine="0"/>
+              <w:jc w:val="left"/>
+            </w:pPr>
             <w:r>
-              <w:t>Доля собственных нужд</w:t>
+              <w:t>Нетто-мощность станции, МВт</w:t>
             </w:r>
           </w:p>
         </w:tc>
         <w:tc>
           <w:tcPr>
-            <w:tcW w:type="dxa" w:w="2880"/>
+            <w:tcW w:type="dxa" w:w="5269"/>
           </w:tcPr>
           <w:p>
+            <w:pPr>
+              <w:ind w:firstLine="0"/>
+              <w:jc w:val="center"/>
+            </w:pPr>
             <w:r>
-              <w:t>6.000</w:t>
+              <w:t>846</w:t>
+            </w:r>
+          </w:p>
+        </w:tc>
+      </w:tr>
+      <w:tr>
+        <w:tc>
+          <w:tcPr>
+            <w:tcW w:type="dxa" w:w="5269"/>
+          </w:tcPr>
+          <w:p>
+            <w:pPr>
+              <w:ind w:firstLine="0"/>
+              <w:jc w:val="left"/>
+            </w:pPr>
+            <w:r>
+              <w:t>КПД электрический брутто, %</w:t>
             </w:r>
           </w:p>
         </w:tc>
         <w:tc>
           <w:tcPr>
-            <w:tcW w:type="dxa" w:w="2880"/>
+            <w:tcW w:type="dxa" w:w="5269"/>
           </w:tcPr>
           <w:p>
+            <w:pPr>
+              <w:ind w:firstLine="0"/>
+              <w:jc w:val="center"/>
+            </w:pPr>
             <w:r>
-              <w:t>%</w:t>
+              <w:t>39.66</w:t>
+            </w:r>
+          </w:p>
+        </w:tc>
+      </w:tr>
+      <w:tr>
+        <w:tc>
+          <w:tcPr>
+            <w:tcW w:type="dxa" w:w="5269"/>
+          </w:tcPr>
+          <w:p>
+            <w:pPr>
+              <w:ind w:firstLine="0"/>
+              <w:jc w:val="left"/>
+            </w:pPr>
+            <w:r>
+              <w:t>КПД электрический нетто, %</w:t>
+            </w:r>
+          </w:p>
+        </w:tc>
+        <w:tc>
+          <w:tcPr>
+            <w:tcW w:type="dxa" w:w="5269"/>
+          </w:tcPr>
+          <w:p>
+            <w:pPr>
+              <w:ind w:firstLine="0"/>
+              <w:jc w:val="center"/>
+            </w:pPr>
+            <w:r>
+              <w:t>37.28</w:t>
+            </w:r>
+          </w:p>
+        </w:tc>
+      </w:tr>
+      <w:tr>
+        <w:tc>
+          <w:tcPr>
+            <w:tcW w:type="dxa" w:w="5269"/>
+          </w:tcPr>
+          <w:p>
+            <w:pPr>
+              <w:ind w:firstLine="0"/>
+              <w:jc w:val="left"/>
+            </w:pPr>
+            <w:r>
+              <w:t>Удельный расход теплоты (брутто), кДж/кВт·ч</w:t>
+            </w:r>
+          </w:p>
+        </w:tc>
+        <w:tc>
+          <w:tcPr>
+            <w:tcW w:type="dxa" w:w="5269"/>
+          </w:tcPr>
+          <w:p>
+            <w:pPr>
+              <w:ind w:firstLine="0"/>
+              <w:jc w:val="center"/>
+            </w:pPr>
+            <w:r>
+              <w:t>9077.7</w:t>
+            </w:r>
+          </w:p>
+        </w:tc>
+      </w:tr>
+      <w:tr>
+        <w:tc>
+          <w:tcPr>
+            <w:tcW w:type="dxa" w:w="5269"/>
+          </w:tcPr>
+          <w:p>
+            <w:pPr>
+              <w:ind w:firstLine="0"/>
+              <w:jc w:val="left"/>
+            </w:pPr>
+            <w:r>
+              <w:t>Удельный расход теплоты (нетто), кДж/кВт·ч</w:t>
+            </w:r>
+          </w:p>
+        </w:tc>
+        <w:tc>
+          <w:tcPr>
+            <w:tcW w:type="dxa" w:w="5269"/>
+          </w:tcPr>
+          <w:p>
+            <w:pPr>
+              <w:ind w:firstLine="0"/>
+              <w:jc w:val="center"/>
+            </w:pPr>
+            <w:r>
+              <w:t>9657.1</w:t>
+            </w:r>
+          </w:p>
+        </w:tc>
+      </w:tr>
+      <w:tr>
+        <w:tc>
+          <w:tcPr>
+            <w:tcW w:type="dxa" w:w="5269"/>
+          </w:tcPr>
+          <w:p>
+            <w:pPr>
+              <w:ind w:firstLine="0"/>
+              <w:jc w:val="left"/>
+            </w:pPr>
+            <w:r>
+              <w:t>Уд. расход у.т. (брутто), г у.т./кВт·ч</w:t>
+            </w:r>
+          </w:p>
+        </w:tc>
+        <w:tc>
+          <w:tcPr>
+            <w:tcW w:type="dxa" w:w="5269"/>
+          </w:tcPr>
+          <w:p>
+            <w:pPr>
+              <w:ind w:firstLine="0"/>
+              <w:jc w:val="center"/>
+            </w:pPr>
+            <w:r>
+              <w:t>309.8</w:t>
+            </w:r>
+          </w:p>
+        </w:tc>
+      </w:tr>
+      <w:tr>
+        <w:tc>
+          <w:tcPr>
+            <w:tcW w:type="dxa" w:w="5269"/>
+          </w:tcPr>
+          <w:p>
+            <w:pPr>
+              <w:ind w:firstLine="0"/>
+              <w:jc w:val="left"/>
+            </w:pPr>
+            <w:r>
+              <w:t>Уд. расход у.т. (нетто), г у.т./кВт·ч</w:t>
+            </w:r>
+          </w:p>
+        </w:tc>
+        <w:tc>
+          <w:tcPr>
+            <w:tcW w:type="dxa" w:w="5269"/>
+          </w:tcPr>
+          <w:p>
+            <w:pPr>
+              <w:ind w:firstLine="0"/>
+              <w:jc w:val="center"/>
+            </w:pPr>
+            <w:r>
+              <w:t>329.6</w:t>
+            </w:r>
+          </w:p>
+        </w:tc>
+      </w:tr>
+      <w:tr>
+        <w:tc>
+          <w:tcPr>
+            <w:tcW w:type="dxa" w:w="5269"/>
+          </w:tcPr>
+          <w:p>
+            <w:pPr>
+              <w:ind w:firstLine="0"/>
+              <w:jc w:val="left"/>
+            </w:pPr>
+            <w:r>
+              <w:t>Выработка электроэнергии нетто, ТВт·ч/год</w:t>
+            </w:r>
+          </w:p>
+        </w:tc>
+        <w:tc>
+          <w:tcPr>
+            <w:tcW w:type="dxa" w:w="5269"/>
+          </w:tcPr>
+          <w:p>
+            <w:pPr>
+              <w:ind w:firstLine="0"/>
+              <w:jc w:val="center"/>
+            </w:pPr>
+            <w:r>
+              <w:t>5.499</w:t>
+            </w:r>
+          </w:p>
+        </w:tc>
+      </w:tr>
+      <w:tr>
+        <w:tc>
+          <w:tcPr>
+            <w:tcW w:type="dxa" w:w="5269"/>
+          </w:tcPr>
+          <w:p>
+            <w:pPr>
+              <w:ind w:firstLine="0"/>
+              <w:jc w:val="left"/>
+            </w:pPr>
+            <w:r>
+              <w:t>Годовой расход мазута, млн т/год</w:t>
+            </w:r>
+          </w:p>
+        </w:tc>
+        <w:tc>
+          <w:tcPr>
+            <w:tcW w:type="dxa" w:w="5269"/>
+          </w:tcPr>
+          <w:p>
+            <w:pPr>
+              <w:ind w:firstLine="0"/>
+              <w:jc w:val="center"/>
+            </w:pPr>
+            <w:r>
+              <w:t>1.3343</w:t>
+            </w:r>
+          </w:p>
+        </w:tc>
+      </w:tr>
+      <w:tr>
+        <w:tc>
+          <w:tcPr>
+            <w:tcW w:type="dxa" w:w="5269"/>
+          </w:tcPr>
+          <w:p>
+            <w:pPr>
+              <w:ind w:firstLine="0"/>
+              <w:jc w:val="left"/>
+            </w:pPr>
+            <w:r>
+              <w:t>Годовой расход природного газа, млн м³/год</w:t>
+            </w:r>
+          </w:p>
+        </w:tc>
+        <w:tc>
+          <w:tcPr>
+            <w:tcW w:type="dxa" w:w="5269"/>
+          </w:tcPr>
+          <w:p>
+            <w:pPr>
+              <w:ind w:firstLine="0"/>
+              <w:jc w:val="center"/>
+            </w:pPr>
+            <w:r>
+              <w:t>1585.21</w:t>
+            </w:r>
+          </w:p>
+        </w:tc>
+      </w:tr>
+      <w:tr>
+        <w:tc>
+          <w:tcPr>
+            <w:tcW w:type="dxa" w:w="5269"/>
+          </w:tcPr>
+          <w:p>
+            <w:pPr>
+              <w:ind w:firstLine="0"/>
+              <w:jc w:val="left"/>
+            </w:pPr>
+            <w:r>
+              <w:t>Годовой расход условного топлива, млн т у.т./год</w:t>
+            </w:r>
+          </w:p>
+        </w:tc>
+        <w:tc>
+          <w:tcPr>
+            <w:tcW w:type="dxa" w:w="5269"/>
+          </w:tcPr>
+          <w:p>
+            <w:pPr>
+              <w:ind w:firstLine="0"/>
+              <w:jc w:val="center"/>
+            </w:pPr>
+            <w:r>
+              <w:t>1.8124</w:t>
             </w:r>
           </w:p>
         </w:tc>
@@ -652,3568 +2222,316 @@
     </w:tbl>
     <w:p>
       <w:pPr>
-        <w:pStyle w:val="Heading1"/>
+        <w:ind w:firstLine="0"/>
+        <w:jc w:val="center"/>
       </w:pPr>
       <w:r>
-        <w:t>Методика расчета</w:t>
+        <w:rPr>
+          <w:b/>
+        </w:rPr>
+        <w:t>6. РЕМОНТ ГАЗОПЛОТНЫХ И МЕМБРАННЫХ ЭКРАНОВ КОТЛОВ</w:t>
       </w:r>
     </w:p>
     <w:p>
       <w:pPr>
-        <w:pStyle w:val="ListBullet"/>
+        <w:ind w:firstLine="709"/>
+        <w:jc w:val="both"/>
       </w:pPr>
       <w:r>
-        <w:t>Определены расходы пара через ступени турбины и регенеративные отборы.</w:t>
+        <w:t>Газоплотные и мембранные экраны котлов обеспечивают герметичность топочной камеры и служат элементом теплопередачи. Наиболее характерные повреждения связаны с коррозией, перегревом, эрозией и возникновением трещин в сварных швах.</w:t>
       </w:r>
     </w:p>
     <w:p>
       <w:pPr>
-        <w:pStyle w:val="ListBullet"/>
+        <w:ind w:firstLine="709"/>
+        <w:jc w:val="both"/>
       </w:pPr>
       <w:r>
-        <w:t>Рассчитана тепловая мощность котла и потребная теплота топлива с учетом КПД котла.</w:t>
+        <w:t>Ремонт включает техническое диагностирование, дефектоскопию, замену поврежденных труб и восстановление мембранных вставок. Перед ремонтом выполняется очистка поверхностей, разметка и вырезка дефектных участков. Сварка ведется аттестованными сварщиками с применением технологий дуговой и аргонодуговой сварки.</w:t>
       </w:r>
     </w:p>
     <w:p>
       <w:pPr>
-        <w:pStyle w:val="ListBullet"/>
+        <w:ind w:firstLine="709"/>
+        <w:jc w:val="both"/>
       </w:pPr>
       <w:r>
-        <w:t>Определены электрические КПД (брутто и нетто) и удельные показатели.</w:t>
+        <w:t>После восстановления выполняются контроль качества сварных соединений (визуальный, ультразвуковой и капиллярный контроль), гидравлические испытания и оформление документации о ремонте. Важным этапом является соблюдение технологии термообработки для снятия напряжений.</w:t>
       </w:r>
     </w:p>
     <w:p>
       <w:pPr>
-        <w:pStyle w:val="ListBullet"/>
+        <w:ind w:firstLine="0"/>
+        <w:jc w:val="center"/>
       </w:pPr>
       <w:r>
-        <w:t>Сформированы годовые показатели выработки и расхода топлива.</w:t>
+        <w:rPr>
+          <w:b/>
+        </w:rPr>
+        <w:t>ЗАКЛЮЧЕНИЕ</w:t>
       </w:r>
     </w:p>
     <w:p>
       <w:pPr>
-        <w:pStyle w:val="Heading1"/>
+        <w:ind w:firstLine="709"/>
+        <w:jc w:val="both"/>
       </w:pPr>
       <w:r>
-        <w:t>Результаты расчета</w:t>
+        <w:t>Выполнен проект КЭС мощностью 900 МВт с установкой трех турбоагрегатов К-300-240. Определены основные параметры тепловой схемы, выполнен тепловой расчет для номинального и частичного режимов работы, подобраны основные и вспомогательные элементы оборудования.</w:t>
       </w:r>
     </w:p>
     <w:p>
+      <w:pPr>
+        <w:ind w:firstLine="709"/>
+        <w:jc w:val="both"/>
+      </w:pPr>
       <w:r>
-        <w:t>Ниже приведен расчетный отчет, сформированный по данным скрипта main.py:</w:t>
+        <w:t>Расчеты показали, что электрический КПД брутто составляет около 39,7 %, а нетто — 37,3 %. Определены годовые показатели выработки электроэнергии и расхода топлива, подтверждающие экономическую целесообразность выбранных решений.</w:t>
       </w:r>
     </w:p>
     <w:p>
       <w:pPr>
-        <w:spacing w:after="0"/>
+        <w:ind w:firstLine="709"/>
+        <w:jc w:val="both"/>
       </w:pPr>
       <w:r>
-        <w:rPr>
-          <w:rFonts w:ascii="Courier New" w:hAnsi="Courier New" w:eastAsia="Courier New"/>
-          <w:sz w:val="18"/>
-        </w:rPr>
-        <w:t>========================================================================</w:t>
-        <w:br/>
-      </w:r>
-      <w:r>
-        <w:rPr>
-          <w:rFonts w:ascii="Courier New" w:hAnsi="Courier New" w:eastAsia="Courier New"/>
-          <w:sz w:val="18"/>
-        </w:rPr>
-        <w:t xml:space="preserve">  ПРОЕКТ КЭС 900 МВт  ·  ТУРБИНЫ К-300-240  ·  ТОПЛИВО: ГАЗ-МАЗУТ</w:t>
-        <w:br/>
-      </w:r>
-      <w:r>
-        <w:rPr>
-          <w:rFonts w:ascii="Courier New" w:hAnsi="Courier New" w:eastAsia="Courier New"/>
-          <w:sz w:val="18"/>
-        </w:rPr>
-        <w:t>========================================================================</w:t>
-        <w:br/>
-      </w:r>
-      <w:r>
-        <w:rPr>
-          <w:rFonts w:ascii="Courier New" w:hAnsi="Courier New" w:eastAsia="Courier New"/>
-          <w:sz w:val="18"/>
-        </w:rPr>
-        <w:br/>
-      </w:r>
-      <w:r>
-        <w:rPr>
-          <w:rFonts w:ascii="Courier New" w:hAnsi="Courier New" w:eastAsia="Courier New"/>
-          <w:sz w:val="18"/>
-        </w:rPr>
-        <w:t>1. ИСХОДНЫЕ ДАННЫЕ</w:t>
-        <w:br/>
-      </w:r>
-      <w:r>
-        <w:rPr>
-          <w:rFonts w:ascii="Courier New" w:hAnsi="Courier New" w:eastAsia="Courier New"/>
-          <w:sz w:val="18"/>
-        </w:rPr>
-        <w:t>------------------------------------------------------------------------</w:t>
-        <w:br/>
-      </w:r>
-      <w:r>
-        <w:rPr>
-          <w:rFonts w:ascii="Courier New" w:hAnsi="Courier New" w:eastAsia="Courier New"/>
-          <w:sz w:val="18"/>
-        </w:rPr>
-        <w:t xml:space="preserve">   Установленная мощность КЭС                                  900  МВт</w:t>
-        <w:br/>
-      </w:r>
-      <w:r>
-        <w:rPr>
-          <w:rFonts w:ascii="Courier New" w:hAnsi="Courier New" w:eastAsia="Courier New"/>
-          <w:sz w:val="18"/>
-        </w:rPr>
-        <w:t xml:space="preserve">   Количество турбоагрегатов                                     3  шт.  К-300-240</w:t>
-        <w:br/>
-      </w:r>
-      <w:r>
-        <w:rPr>
-          <w:rFonts w:ascii="Courier New" w:hAnsi="Courier New" w:eastAsia="Courier New"/>
-          <w:sz w:val="18"/>
-        </w:rPr>
-        <w:t xml:space="preserve">   Мощность одного т/а                                         300  МВт</w:t>
-        <w:br/>
-      </w:r>
-      <w:r>
-        <w:rPr>
-          <w:rFonts w:ascii="Courier New" w:hAnsi="Courier New" w:eastAsia="Courier New"/>
-          <w:sz w:val="18"/>
-        </w:rPr>
-        <w:t xml:space="preserve">   Система тех. водоснабжения                          прямоточная  </w:t>
-        <w:br/>
-      </w:r>
-      <w:r>
-        <w:rPr>
-          <w:rFonts w:ascii="Courier New" w:hAnsi="Courier New" w:eastAsia="Courier New"/>
-          <w:sz w:val="18"/>
-        </w:rPr>
-        <w:br/>
-      </w:r>
-      <w:r>
-        <w:rPr>
-          <w:rFonts w:ascii="Courier New" w:hAnsi="Courier New" w:eastAsia="Courier New"/>
-          <w:sz w:val="18"/>
-        </w:rPr>
-        <w:t xml:space="preserve">   Свежий пар: P₀                                             23.5  МПа</w:t>
-        <w:br/>
-      </w:r>
-      <w:r>
-        <w:rPr>
-          <w:rFonts w:ascii="Courier New" w:hAnsi="Courier New" w:eastAsia="Courier New"/>
-          <w:sz w:val="18"/>
-        </w:rPr>
-        <w:t xml:space="preserve">               t₀                                              540  °С</w:t>
-        <w:br/>
-      </w:r>
-      <w:r>
-        <w:rPr>
-          <w:rFonts w:ascii="Courier New" w:hAnsi="Courier New" w:eastAsia="Courier New"/>
-          <w:sz w:val="18"/>
-        </w:rPr>
-        <w:t xml:space="preserve">               h₀ (из таблиц)                               3375.0  кДж/кг</w:t>
-        <w:br/>
-      </w:r>
-      <w:r>
-        <w:rPr>
-          <w:rFonts w:ascii="Courier New" w:hAnsi="Courier New" w:eastAsia="Courier New"/>
-          <w:sz w:val="18"/>
-        </w:rPr>
-        <w:t xml:space="preserve">   ПП вход:    P'пп                                            4.0  МПа</w:t>
-        <w:br/>
-      </w:r>
-      <w:r>
-        <w:rPr>
-          <w:rFonts w:ascii="Courier New" w:hAnsi="Courier New" w:eastAsia="Courier New"/>
-          <w:sz w:val="18"/>
-        </w:rPr>
-        <w:t xml:space="preserve">               t'пп                                            293  °С</w:t>
-        <w:br/>
-      </w:r>
-      <w:r>
-        <w:rPr>
-          <w:rFonts w:ascii="Courier New" w:hAnsi="Courier New" w:eastAsia="Courier New"/>
-          <w:sz w:val="18"/>
-        </w:rPr>
-        <w:t xml:space="preserve">               h'пп                                         2944.0  кДж/кг</w:t>
-        <w:br/>
-      </w:r>
-      <w:r>
-        <w:rPr>
-          <w:rFonts w:ascii="Courier New" w:hAnsi="Courier New" w:eastAsia="Courier New"/>
-          <w:sz w:val="18"/>
-        </w:rPr>
-        <w:t xml:space="preserve">   ПП выход:   P"пп                                           3.65  МПа</w:t>
-        <w:br/>
-      </w:r>
-      <w:r>
-        <w:rPr>
-          <w:rFonts w:ascii="Courier New" w:hAnsi="Courier New" w:eastAsia="Courier New"/>
-          <w:sz w:val="18"/>
-        </w:rPr>
-        <w:t xml:space="preserve">               t"пп                                            540  °С</w:t>
-        <w:br/>
-      </w:r>
-      <w:r>
-        <w:rPr>
-          <w:rFonts w:ascii="Courier New" w:hAnsi="Courier New" w:eastAsia="Courier New"/>
-          <w:sz w:val="18"/>
-        </w:rPr>
-        <w:t xml:space="preserve">               h"пп                                         3547.0  кДж/кг</w:t>
-        <w:br/>
-      </w:r>
-      <w:r>
-        <w:rPr>
-          <w:rFonts w:ascii="Courier New" w:hAnsi="Courier New" w:eastAsia="Courier New"/>
-          <w:sz w:val="18"/>
-        </w:rPr>
-        <w:t xml:space="preserve">   Пит. вода:  P_пв = 1.15·P₀                               27.025  МПа</w:t>
-        <w:br/>
-      </w:r>
-      <w:r>
-        <w:rPr>
-          <w:rFonts w:ascii="Courier New" w:hAnsi="Courier New" w:eastAsia="Courier New"/>
-          <w:sz w:val="18"/>
-        </w:rPr>
-        <w:t xml:space="preserve">               t_пв                                            275  °С</w:t>
-        <w:br/>
-      </w:r>
-      <w:r>
-        <w:rPr>
-          <w:rFonts w:ascii="Courier New" w:hAnsi="Courier New" w:eastAsia="Courier New"/>
-          <w:sz w:val="18"/>
-        </w:rPr>
-        <w:t xml:space="preserve">               h_пв                                         1210.0  кДж/кг</w:t>
-        <w:br/>
-      </w:r>
-      <w:r>
-        <w:rPr>
-          <w:rFonts w:ascii="Courier New" w:hAnsi="Courier New" w:eastAsia="Courier New"/>
-          <w:sz w:val="18"/>
-        </w:rPr>
-        <w:t xml:space="preserve">   Конденсатор: P_к                                         0.0034  МПа</w:t>
-        <w:br/>
-      </w:r>
-      <w:r>
-        <w:rPr>
-          <w:rFonts w:ascii="Courier New" w:hAnsi="Courier New" w:eastAsia="Courier New"/>
-          <w:sz w:val="18"/>
-        </w:rPr>
-        <w:t xml:space="preserve">                t_к (насыщение)                               26.7  °С</w:t>
-        <w:br/>
-      </w:r>
-      <w:r>
-        <w:rPr>
-          <w:rFonts w:ascii="Courier New" w:hAnsi="Courier New" w:eastAsia="Courier New"/>
-          <w:sz w:val="18"/>
-        </w:rPr>
-        <w:t xml:space="preserve">                h_к (конденсат)                              112.0  кДж/кг</w:t>
-        <w:br/>
-      </w:r>
-      <w:r>
-        <w:rPr>
-          <w:rFonts w:ascii="Courier New" w:hAnsi="Courier New" w:eastAsia="Courier New"/>
-          <w:sz w:val="18"/>
-        </w:rPr>
-        <w:br/>
-      </w:r>
-      <w:r>
-        <w:rPr>
-          <w:rFonts w:ascii="Courier New" w:hAnsi="Courier New" w:eastAsia="Courier New"/>
-          <w:sz w:val="18"/>
-        </w:rPr>
-        <w:t xml:space="preserve">   КПД ЦВД                                                    0.89  </w:t>
-        <w:br/>
-      </w:r>
-      <w:r>
-        <w:rPr>
-          <w:rFonts w:ascii="Courier New" w:hAnsi="Courier New" w:eastAsia="Courier New"/>
-          <w:sz w:val="18"/>
-        </w:rPr>
-        <w:t xml:space="preserve">   КПД ЦСД                                                    0.88  </w:t>
-        <w:br/>
-      </w:r>
-      <w:r>
-        <w:rPr>
-          <w:rFonts w:ascii="Courier New" w:hAnsi="Courier New" w:eastAsia="Courier New"/>
-          <w:sz w:val="18"/>
-        </w:rPr>
-        <w:t xml:space="preserve">   КПД ЦНД                                                    0.86  </w:t>
-        <w:br/>
-      </w:r>
-      <w:r>
-        <w:rPr>
-          <w:rFonts w:ascii="Courier New" w:hAnsi="Courier New" w:eastAsia="Courier New"/>
-          <w:sz w:val="18"/>
-        </w:rPr>
-        <w:t xml:space="preserve">   КПД механический                                           0.98  </w:t>
-        <w:br/>
-      </w:r>
-      <w:r>
-        <w:rPr>
-          <w:rFonts w:ascii="Courier New" w:hAnsi="Courier New" w:eastAsia="Courier New"/>
-          <w:sz w:val="18"/>
-        </w:rPr>
-        <w:t xml:space="preserve">   КПД генератора                                            0.985  </w:t>
-        <w:br/>
-      </w:r>
-      <w:r>
-        <w:rPr>
-          <w:rFonts w:ascii="Courier New" w:hAnsi="Courier New" w:eastAsia="Courier New"/>
-          <w:sz w:val="18"/>
-        </w:rPr>
-        <w:t xml:space="preserve">   КПД котла                                                  0.92  </w:t>
-        <w:br/>
-      </w:r>
-      <w:r>
-        <w:rPr>
-          <w:rFonts w:ascii="Courier New" w:hAnsi="Courier New" w:eastAsia="Courier New"/>
-          <w:sz w:val="18"/>
-        </w:rPr>
-        <w:t xml:space="preserve">   Доля собственных нужд                                         6  %</w:t>
-        <w:br/>
-      </w:r>
-      <w:r>
-        <w:rPr>
-          <w:rFonts w:ascii="Courier New" w:hAnsi="Courier New" w:eastAsia="Courier New"/>
-          <w:sz w:val="18"/>
-        </w:rPr>
-        <w:br/>
-      </w:r>
-      <w:r>
-        <w:rPr>
-          <w:rFonts w:ascii="Courier New" w:hAnsi="Courier New" w:eastAsia="Courier New"/>
-          <w:sz w:val="18"/>
-        </w:rPr>
-        <w:t xml:space="preserve">   Давления в регенеративных отборах турбины, МПа:</w:t>
-        <w:br/>
-      </w:r>
-      <w:r>
-        <w:rPr>
-          <w:rFonts w:ascii="Courier New" w:hAnsi="Courier New" w:eastAsia="Courier New"/>
-          <w:sz w:val="18"/>
-        </w:rPr>
-        <w:t xml:space="preserve">       P1        P2      P3=Pтн    P4=Pд       P5        P6        P7        P8        Pk    </w:t>
-        <w:br/>
-      </w:r>
-      <w:r>
-        <w:rPr>
-          <w:rFonts w:ascii="Courier New" w:hAnsi="Courier New" w:eastAsia="Courier New"/>
-          <w:sz w:val="18"/>
-        </w:rPr>
-        <w:t xml:space="preserve">     6.250     4.000     1.560     1.030     0.500     0.230     0.085     0.015     0.0034  </w:t>
-        <w:br/>
-      </w:r>
-      <w:r>
-        <w:rPr>
-          <w:rFonts w:ascii="Courier New" w:hAnsi="Courier New" w:eastAsia="Courier New"/>
-          <w:sz w:val="18"/>
-        </w:rPr>
-        <w:br/>
-      </w:r>
-      <w:r>
-        <w:rPr>
-          <w:rFonts w:ascii="Courier New" w:hAnsi="Courier New" w:eastAsia="Courier New"/>
-          <w:sz w:val="18"/>
-        </w:rPr>
-        <w:t xml:space="preserve">   Расходы пара в регенеративных отборах, т/ч (один т/а):</w:t>
-        <w:br/>
-      </w:r>
-      <w:r>
-        <w:rPr>
-          <w:rFonts w:ascii="Courier New" w:hAnsi="Courier New" w:eastAsia="Courier New"/>
-          <w:sz w:val="18"/>
-        </w:rPr>
-        <w:t xml:space="preserve">      D1       D2       D3      D4=Дд     D5       D6       D7       D8       Дтн   </w:t>
-        <w:br/>
-      </w:r>
-      <w:r>
-        <w:rPr>
-          <w:rFonts w:ascii="Courier New" w:hAnsi="Courier New" w:eastAsia="Courier New"/>
-          <w:sz w:val="18"/>
-        </w:rPr>
-        <w:t xml:space="preserve">     64.9     95.1     37.2     14.4     37.9     23.0     45.6     26.5     108.0  </w:t>
-        <w:br/>
-      </w:r>
-      <w:r>
-        <w:rPr>
-          <w:rFonts w:ascii="Courier New" w:hAnsi="Courier New" w:eastAsia="Courier New"/>
-          <w:sz w:val="18"/>
-        </w:rPr>
-        <w:br/>
-      </w:r>
-      <w:r>
-        <w:rPr>
-          <w:rFonts w:ascii="Courier New" w:hAnsi="Courier New" w:eastAsia="Courier New"/>
-          <w:sz w:val="18"/>
-        </w:rPr>
-        <w:t>2. РАСЧЁТ РАСХОДОВ ПАРА</w:t>
-        <w:br/>
-      </w:r>
-      <w:r>
-        <w:rPr>
-          <w:rFonts w:ascii="Courier New" w:hAnsi="Courier New" w:eastAsia="Courier New"/>
-          <w:sz w:val="18"/>
-        </w:rPr>
-        <w:t>------------------------------------------------------------------------</w:t>
-        <w:br/>
-      </w:r>
-      <w:r>
-        <w:rPr>
-          <w:rFonts w:ascii="Courier New" w:hAnsi="Courier New" w:eastAsia="Courier New"/>
-          <w:sz w:val="18"/>
-        </w:rPr>
-        <w:t xml:space="preserve">   Начальный расход пара (К-300-240)                         940.0  т/ч</w:t>
-        <w:br/>
-      </w:r>
-      <w:r>
-        <w:rPr>
-          <w:rFonts w:ascii="Courier New" w:hAnsi="Courier New" w:eastAsia="Courier New"/>
-          <w:sz w:val="18"/>
-        </w:rPr>
-        <w:t xml:space="preserve">     Расход через промперегреватель                          780.0  т/ч</w:t>
-        <w:br/>
-      </w:r>
-      <w:r>
-        <w:rPr>
-          <w:rFonts w:ascii="Courier New" w:hAnsi="Courier New" w:eastAsia="Courier New"/>
-          <w:sz w:val="18"/>
-        </w:rPr>
-        <w:t xml:space="preserve">     Расход на вход в ЦНД                                    728.4  т/ч</w:t>
-        <w:br/>
-      </w:r>
-      <w:r>
-        <w:rPr>
-          <w:rFonts w:ascii="Courier New" w:hAnsi="Courier New" w:eastAsia="Courier New"/>
-          <w:sz w:val="18"/>
-        </w:rPr>
-        <w:t xml:space="preserve">     Расход в конденсатор                                    487.4  т/ч</w:t>
-        <w:br/>
-      </w:r>
-      <w:r>
-        <w:rPr>
-          <w:rFonts w:ascii="Courier New" w:hAnsi="Courier New" w:eastAsia="Courier New"/>
-          <w:sz w:val="18"/>
-        </w:rPr>
-        <w:br/>
-      </w:r>
-      <w:r>
-        <w:rPr>
-          <w:rFonts w:ascii="Courier New" w:hAnsi="Courier New" w:eastAsia="Courier New"/>
-          <w:sz w:val="18"/>
-        </w:rPr>
-        <w:t xml:space="preserve">   Начальный расход пара (станция)                          2820.0  т/ч</w:t>
-        <w:br/>
-      </w:r>
-      <w:r>
-        <w:rPr>
-          <w:rFonts w:ascii="Courier New" w:hAnsi="Courier New" w:eastAsia="Courier New"/>
-          <w:sz w:val="18"/>
-        </w:rPr>
-        <w:br/>
-      </w:r>
-      <w:r>
-        <w:rPr>
-          <w:rFonts w:ascii="Courier New" w:hAnsi="Courier New" w:eastAsia="Courier New"/>
-          <w:sz w:val="18"/>
-        </w:rPr>
-        <w:t>3. ТЕПЛОВОЙ РАСЧЁТ</w:t>
-        <w:br/>
-      </w:r>
-      <w:r>
-        <w:rPr>
-          <w:rFonts w:ascii="Courier New" w:hAnsi="Courier New" w:eastAsia="Courier New"/>
-          <w:sz w:val="18"/>
-        </w:rPr>
-        <w:t>------------------------------------------------------------------------</w:t>
-        <w:br/>
-      </w:r>
-      <w:r>
-        <w:rPr>
-          <w:rFonts w:ascii="Courier New" w:hAnsi="Courier New" w:eastAsia="Courier New"/>
-          <w:sz w:val="18"/>
-        </w:rPr>
-        <w:t xml:space="preserve">   q_пар = h₀ − h_пв                                        2165.0  кДж/кг</w:t>
-        <w:br/>
-      </w:r>
-      <w:r>
-        <w:rPr>
-          <w:rFonts w:ascii="Courier New" w:hAnsi="Courier New" w:eastAsia="Courier New"/>
-          <w:sz w:val="18"/>
-        </w:rPr>
-        <w:t xml:space="preserve">   q_пп  = h"пп − h'пп                                       603.0  кДж/кг</w:t>
-        <w:br/>
-      </w:r>
-      <w:r>
-        <w:rPr>
-          <w:rFonts w:ascii="Courier New" w:hAnsi="Courier New" w:eastAsia="Courier New"/>
-          <w:sz w:val="18"/>
-        </w:rPr>
-        <w:t xml:space="preserve">   Q_котла (1 т/а)                                          695.96  МВт</w:t>
-        <w:br/>
-      </w:r>
-      <w:r>
-        <w:rPr>
-          <w:rFonts w:ascii="Courier New" w:hAnsi="Courier New" w:eastAsia="Courier New"/>
-          <w:sz w:val="18"/>
-        </w:rPr>
-        <w:t xml:space="preserve">   Q_топлива (1 т/а)                                        756.47  МВт</w:t>
-        <w:br/>
-      </w:r>
-      <w:r>
-        <w:rPr>
-          <w:rFonts w:ascii="Courier New" w:hAnsi="Courier New" w:eastAsia="Courier New"/>
-          <w:sz w:val="18"/>
-        </w:rPr>
-        <w:t xml:space="preserve">   Внутренний КПД цикла η_цикл                              0.4311  = 43.11%</w:t>
-        <w:br/>
-      </w:r>
-      <w:r>
-        <w:rPr>
-          <w:rFonts w:ascii="Courier New" w:hAnsi="Courier New" w:eastAsia="Courier New"/>
-          <w:sz w:val="18"/>
-        </w:rPr>
-        <w:t xml:space="preserve">   Удельная работа турбины Δh                               1190.2  кДж/кг</w:t>
-        <w:br/>
-      </w:r>
-      <w:r>
-        <w:rPr>
-          <w:rFonts w:ascii="Courier New" w:hAnsi="Courier New" w:eastAsia="Courier New"/>
-          <w:sz w:val="18"/>
-        </w:rPr>
-        <w:br/>
-      </w:r>
-      <w:r>
-        <w:rPr>
-          <w:rFonts w:ascii="Courier New" w:hAnsi="Courier New" w:eastAsia="Courier New"/>
-          <w:sz w:val="18"/>
-        </w:rPr>
-        <w:t>4. КПД И ПОКАЗАТЕЛИ ЭФФЕКТИВНОСТИ</w:t>
-        <w:br/>
-      </w:r>
-      <w:r>
-        <w:rPr>
-          <w:rFonts w:ascii="Courier New" w:hAnsi="Courier New" w:eastAsia="Courier New"/>
-          <w:sz w:val="18"/>
-        </w:rPr>
-        <w:t>------------------------------------------------------------------------</w:t>
-        <w:br/>
-      </w:r>
-      <w:r>
-        <w:rPr>
-          <w:rFonts w:ascii="Courier New" w:hAnsi="Courier New" w:eastAsia="Courier New"/>
-          <w:sz w:val="18"/>
-        </w:rPr>
-        <w:t xml:space="preserve">   Нетто-мощность (1 т/а)                                      282  МВт</w:t>
-        <w:br/>
-      </w:r>
-      <w:r>
-        <w:rPr>
-          <w:rFonts w:ascii="Courier New" w:hAnsi="Courier New" w:eastAsia="Courier New"/>
-          <w:sz w:val="18"/>
-        </w:rPr>
-        <w:t xml:space="preserve">   Нетто-мощность (станция)                                    846  МВт</w:t>
-        <w:br/>
-      </w:r>
-      <w:r>
-        <w:rPr>
-          <w:rFonts w:ascii="Courier New" w:hAnsi="Courier New" w:eastAsia="Courier New"/>
-          <w:sz w:val="18"/>
-        </w:rPr>
-        <w:br/>
-      </w:r>
-      <w:r>
-        <w:rPr>
-          <w:rFonts w:ascii="Courier New" w:hAnsi="Courier New" w:eastAsia="Courier New"/>
-          <w:sz w:val="18"/>
-        </w:rPr>
-        <w:t xml:space="preserve">   КПД электрический брутто                                 0.3966  = 39.66%</w:t>
-        <w:br/>
-      </w:r>
-      <w:r>
-        <w:rPr>
-          <w:rFonts w:ascii="Courier New" w:hAnsi="Courier New" w:eastAsia="Courier New"/>
-          <w:sz w:val="18"/>
-        </w:rPr>
-        <w:t xml:space="preserve">   КПД электрический нетто                                  0.3728  = 37.28%</w:t>
-        <w:br/>
-      </w:r>
-      <w:r>
-        <w:rPr>
-          <w:rFonts w:ascii="Courier New" w:hAnsi="Courier New" w:eastAsia="Courier New"/>
-          <w:sz w:val="18"/>
-        </w:rPr>
-        <w:br/>
-      </w:r>
-      <w:r>
-        <w:rPr>
-          <w:rFonts w:ascii="Courier New" w:hAnsi="Courier New" w:eastAsia="Courier New"/>
-          <w:sz w:val="18"/>
-        </w:rPr>
-        <w:t xml:space="preserve">   Удельный расход теплоты брутто                           9077.7  кДж/кВт·ч</w:t>
-        <w:br/>
-      </w:r>
-      <w:r>
-        <w:rPr>
-          <w:rFonts w:ascii="Courier New" w:hAnsi="Courier New" w:eastAsia="Courier New"/>
-          <w:sz w:val="18"/>
-        </w:rPr>
-        <w:t xml:space="preserve">   Удельный расход теплоты нетто                            9657.1  кДж/кВт·ч</w:t>
-        <w:br/>
-      </w:r>
-      <w:r>
-        <w:rPr>
-          <w:rFonts w:ascii="Courier New" w:hAnsi="Courier New" w:eastAsia="Courier New"/>
-          <w:sz w:val="18"/>
-        </w:rPr>
-        <w:br/>
-      </w:r>
-      <w:r>
-        <w:rPr>
-          <w:rFonts w:ascii="Courier New" w:hAnsi="Courier New" w:eastAsia="Courier New"/>
-          <w:sz w:val="18"/>
-        </w:rPr>
-        <w:t xml:space="preserve">   Уд. расход у.т. брутто                                    309.8  г у.т./кВт·ч</w:t>
-        <w:br/>
-      </w:r>
-      <w:r>
-        <w:rPr>
-          <w:rFonts w:ascii="Courier New" w:hAnsi="Courier New" w:eastAsia="Courier New"/>
-          <w:sz w:val="18"/>
-        </w:rPr>
-        <w:t xml:space="preserve">   Уд. расход у.т. нетто                                     329.6  г у.т./кВт·ч</w:t>
-        <w:br/>
-      </w:r>
-      <w:r>
-        <w:rPr>
-          <w:rFonts w:ascii="Courier New" w:hAnsi="Courier New" w:eastAsia="Courier New"/>
-          <w:sz w:val="18"/>
-        </w:rPr>
-        <w:br/>
-      </w:r>
-      <w:r>
-        <w:rPr>
-          <w:rFonts w:ascii="Courier New" w:hAnsi="Courier New" w:eastAsia="Courier New"/>
-          <w:sz w:val="18"/>
-        </w:rPr>
-        <w:t>5. РАСХОД ТОПЛИВА</w:t>
-        <w:br/>
-      </w:r>
-      <w:r>
-        <w:rPr>
-          <w:rFonts w:ascii="Courier New" w:hAnsi="Courier New" w:eastAsia="Courier New"/>
-          <w:sz w:val="18"/>
-        </w:rPr>
-        <w:t>------------------------------------------------------------------------</w:t>
-        <w:br/>
-      </w:r>
-      <w:r>
-        <w:rPr>
-          <w:rFonts w:ascii="Courier New" w:hAnsi="Courier New" w:eastAsia="Courier New"/>
-          <w:sz w:val="18"/>
-        </w:rPr>
-        <w:t xml:space="preserve">   Мазут (1 т/а)                                           68424.7  кг/ч</w:t>
-        <w:br/>
-      </w:r>
-      <w:r>
-        <w:rPr>
-          <w:rFonts w:ascii="Courier New" w:hAnsi="Courier New" w:eastAsia="Courier New"/>
-          <w:sz w:val="18"/>
-        </w:rPr>
-        <w:t xml:space="preserve">   Мазут (станция)                                         205.274  т/ч</w:t>
-        <w:br/>
-      </w:r>
-      <w:r>
-        <w:rPr>
-          <w:rFonts w:ascii="Courier New" w:hAnsi="Courier New" w:eastAsia="Courier New"/>
-          <w:sz w:val="18"/>
-        </w:rPr>
-        <w:t xml:space="preserve">   Природный газ (1 т/а)                                   81292.7  м³/ч</w:t>
-        <w:br/>
-      </w:r>
-      <w:r>
-        <w:rPr>
-          <w:rFonts w:ascii="Courier New" w:hAnsi="Courier New" w:eastAsia="Courier New"/>
-          <w:sz w:val="18"/>
-        </w:rPr>
-        <w:t xml:space="preserve">   Природный газ (станция)                                 243.878  тыс. м³/ч</w:t>
-        <w:br/>
-      </w:r>
-      <w:r>
-        <w:rPr>
-          <w:rFonts w:ascii="Courier New" w:hAnsi="Courier New" w:eastAsia="Courier New"/>
-          <w:sz w:val="18"/>
-        </w:rPr>
-        <w:t xml:space="preserve">   Условное топливо (1 т/а)                                92945.5  кг/ч</w:t>
-        <w:br/>
-      </w:r>
-      <w:r>
-        <w:rPr>
-          <w:rFonts w:ascii="Courier New" w:hAnsi="Courier New" w:eastAsia="Courier New"/>
-          <w:sz w:val="18"/>
-        </w:rPr>
-        <w:t xml:space="preserve">   Условное топливо (станция)                              278.837  т/ч</w:t>
-        <w:br/>
-      </w:r>
-      <w:r>
-        <w:rPr>
-          <w:rFonts w:ascii="Courier New" w:hAnsi="Courier New" w:eastAsia="Courier New"/>
-          <w:sz w:val="18"/>
-        </w:rPr>
-        <w:br/>
-      </w:r>
-      <w:r>
-        <w:rPr>
-          <w:rFonts w:ascii="Courier New" w:hAnsi="Courier New" w:eastAsia="Courier New"/>
-          <w:sz w:val="18"/>
-        </w:rPr>
-        <w:t>========================================================================</w:t>
-        <w:br/>
-      </w:r>
-      <w:r>
-        <w:rPr>
-          <w:rFonts w:ascii="Courier New" w:hAnsi="Courier New" w:eastAsia="Courier New"/>
-          <w:sz w:val="18"/>
-        </w:rPr>
-        <w:t xml:space="preserve">  СВОДНАЯ ТАБЛИЦА ТЕХНИКО-ЭКОНОМИЧЕСКИХ ПОКАЗАТЕЛЕЙ КЭС 900 МВт</w:t>
-        <w:br/>
-      </w:r>
-      <w:r>
-        <w:rPr>
-          <w:rFonts w:ascii="Courier New" w:hAnsi="Courier New" w:eastAsia="Courier New"/>
-          <w:sz w:val="18"/>
-        </w:rPr>
-        <w:t>========================================================================</w:t>
-        <w:br/>
-      </w:r>
-      <w:r>
-        <w:rPr>
-          <w:rFonts w:ascii="Courier New" w:hAnsi="Courier New" w:eastAsia="Courier New"/>
-          <w:sz w:val="18"/>
-        </w:rPr>
-        <w:t xml:space="preserve">  Показатель                                                   Значение</w:t>
-        <w:br/>
-      </w:r>
-      <w:r>
-        <w:rPr>
-          <w:rFonts w:ascii="Courier New" w:hAnsi="Courier New" w:eastAsia="Courier New"/>
-          <w:sz w:val="18"/>
-        </w:rPr>
-        <w:t>------------------------------------------------------------------------</w:t>
-        <w:br/>
-      </w:r>
-      <w:r>
-        <w:rPr>
-          <w:rFonts w:ascii="Courier New" w:hAnsi="Courier New" w:eastAsia="Courier New"/>
-          <w:sz w:val="18"/>
-        </w:rPr>
-        <w:t xml:space="preserve">  Установленная мощность, МВт                                       900</w:t>
-        <w:br/>
-      </w:r>
-      <w:r>
-        <w:rPr>
-          <w:rFonts w:ascii="Courier New" w:hAnsi="Courier New" w:eastAsia="Courier New"/>
-          <w:sz w:val="18"/>
-        </w:rPr>
-        <w:t xml:space="preserve">  Нетто-мощность станции, МВт                                       846</w:t>
-        <w:br/>
-      </w:r>
-      <w:r>
-        <w:rPr>
-          <w:rFonts w:ascii="Courier New" w:hAnsi="Courier New" w:eastAsia="Courier New"/>
-          <w:sz w:val="18"/>
-        </w:rPr>
-        <w:t xml:space="preserve">  Количество турбоагрегатов К-300-240, шт.                            3</w:t>
-        <w:br/>
-      </w:r>
-      <w:r>
-        <w:rPr>
-          <w:rFonts w:ascii="Courier New" w:hAnsi="Courier New" w:eastAsia="Courier New"/>
-          <w:sz w:val="18"/>
-        </w:rPr>
-        <w:t xml:space="preserve">  Начальный расход пара (1 т/а), т/ч                                940</w:t>
-        <w:br/>
-      </w:r>
-      <w:r>
-        <w:rPr>
-          <w:rFonts w:ascii="Courier New" w:hAnsi="Courier New" w:eastAsia="Courier New"/>
-          <w:sz w:val="18"/>
-        </w:rPr>
-        <w:t xml:space="preserve">  Начальный расход пара (станция), т/ч                             2820</w:t>
-        <w:br/>
-      </w:r>
-      <w:r>
-        <w:rPr>
-          <w:rFonts w:ascii="Courier New" w:hAnsi="Courier New" w:eastAsia="Courier New"/>
-          <w:sz w:val="18"/>
-        </w:rPr>
-        <w:t xml:space="preserve">  Расход через промперегреватель (1 т/а), т/ч                     780.0</w:t>
-        <w:br/>
-      </w:r>
-      <w:r>
-        <w:rPr>
-          <w:rFonts w:ascii="Courier New" w:hAnsi="Courier New" w:eastAsia="Courier New"/>
-          <w:sz w:val="18"/>
-        </w:rPr>
-        <w:t xml:space="preserve">  Расход в конденсатор (1 т/а), т/ч                               487.4</w:t>
-        <w:br/>
-      </w:r>
-      <w:r>
-        <w:rPr>
-          <w:rFonts w:ascii="Courier New" w:hAnsi="Courier New" w:eastAsia="Courier New"/>
-          <w:sz w:val="18"/>
-        </w:rPr>
-        <w:t>------------------------------------------------------------------------</w:t>
-        <w:br/>
-      </w:r>
-      <w:r>
-        <w:rPr>
-          <w:rFonts w:ascii="Courier New" w:hAnsi="Courier New" w:eastAsia="Courier New"/>
-          <w:sz w:val="18"/>
-        </w:rPr>
-        <w:t xml:space="preserve">  КПД электрический брутто, %                                     39.66</w:t>
-        <w:br/>
-      </w:r>
-      <w:r>
-        <w:rPr>
-          <w:rFonts w:ascii="Courier New" w:hAnsi="Courier New" w:eastAsia="Courier New"/>
-          <w:sz w:val="18"/>
-        </w:rPr>
-        <w:t xml:space="preserve">  КПД электрический нетто, %                                      37.28</w:t>
-        <w:br/>
-      </w:r>
-      <w:r>
-        <w:rPr>
-          <w:rFonts w:ascii="Courier New" w:hAnsi="Courier New" w:eastAsia="Courier New"/>
-          <w:sz w:val="18"/>
-        </w:rPr>
-        <w:t xml:space="preserve">  Внутренний КПД тепловой схемы, %                                43.11</w:t>
-        <w:br/>
-      </w:r>
-      <w:r>
-        <w:rPr>
-          <w:rFonts w:ascii="Courier New" w:hAnsi="Courier New" w:eastAsia="Courier New"/>
-          <w:sz w:val="18"/>
-        </w:rPr>
-        <w:t>------------------------------------------------------------------------</w:t>
-        <w:br/>
-      </w:r>
-      <w:r>
-        <w:rPr>
-          <w:rFonts w:ascii="Courier New" w:hAnsi="Courier New" w:eastAsia="Courier New"/>
-          <w:sz w:val="18"/>
-        </w:rPr>
-        <w:t xml:space="preserve">  Удельный расход теплоты (брутто), кДж/кВт·ч                    9077.7</w:t>
-        <w:br/>
-      </w:r>
-      <w:r>
-        <w:rPr>
-          <w:rFonts w:ascii="Courier New" w:hAnsi="Courier New" w:eastAsia="Courier New"/>
-          <w:sz w:val="18"/>
-        </w:rPr>
-        <w:t xml:space="preserve">  Удельный расход теплоты (нетто), кДж/кВт·ч                     9657.1</w:t>
-        <w:br/>
-      </w:r>
-      <w:r>
-        <w:rPr>
-          <w:rFonts w:ascii="Courier New" w:hAnsi="Courier New" w:eastAsia="Courier New"/>
-          <w:sz w:val="18"/>
-        </w:rPr>
-        <w:t xml:space="preserve">  Уд. расход у.т. (брутто), г у.т./кВт·ч                          309.8</w:t>
-        <w:br/>
-      </w:r>
-      <w:r>
-        <w:rPr>
-          <w:rFonts w:ascii="Courier New" w:hAnsi="Courier New" w:eastAsia="Courier New"/>
-          <w:sz w:val="18"/>
-        </w:rPr>
-        <w:t xml:space="preserve">  Уд. расход у.т. (нетто), г у.т./кВт·ч                           329.6</w:t>
-        <w:br/>
-      </w:r>
-      <w:r>
-        <w:rPr>
-          <w:rFonts w:ascii="Courier New" w:hAnsi="Courier New" w:eastAsia="Courier New"/>
-          <w:sz w:val="18"/>
-        </w:rPr>
-        <w:t>------------------------------------------------------------------------</w:t>
-        <w:br/>
-      </w:r>
-      <w:r>
-        <w:rPr>
-          <w:rFonts w:ascii="Courier New" w:hAnsi="Courier New" w:eastAsia="Courier New"/>
-          <w:sz w:val="18"/>
-        </w:rPr>
-        <w:t xml:space="preserve">  Число часов использования мощности, ч/год                        6500</w:t>
-        <w:br/>
-      </w:r>
-      <w:r>
-        <w:rPr>
-          <w:rFonts w:ascii="Courier New" w:hAnsi="Courier New" w:eastAsia="Courier New"/>
-          <w:sz w:val="18"/>
-        </w:rPr>
-        <w:t xml:space="preserve">  Выработка электроэнергии нетто, ТВт·ч/год                       5.499</w:t>
-        <w:br/>
-      </w:r>
-      <w:r>
-        <w:rPr>
-          <w:rFonts w:ascii="Courier New" w:hAnsi="Courier New" w:eastAsia="Courier New"/>
-          <w:sz w:val="18"/>
-        </w:rPr>
-        <w:t xml:space="preserve">  Годовой расход мазута, млн т/год                               1.3343</w:t>
-        <w:br/>
-      </w:r>
-      <w:r>
-        <w:rPr>
-          <w:rFonts w:ascii="Courier New" w:hAnsi="Courier New" w:eastAsia="Courier New"/>
-          <w:sz w:val="18"/>
-        </w:rPr>
-        <w:t xml:space="preserve">  Годовой расход прир. газа, млн м³/год                        1585.207</w:t>
-        <w:br/>
-      </w:r>
-      <w:r>
-        <w:rPr>
-          <w:rFonts w:ascii="Courier New" w:hAnsi="Courier New" w:eastAsia="Courier New"/>
-          <w:sz w:val="18"/>
-        </w:rPr>
-        <w:t xml:space="preserve">  Годовой расход усл. топлива, млн т у.т./год                    1.8124</w:t>
-        <w:br/>
-      </w:r>
-      <w:r>
-        <w:rPr>
-          <w:rFonts w:ascii="Courier New" w:hAnsi="Courier New" w:eastAsia="Courier New"/>
-          <w:sz w:val="18"/>
-        </w:rPr>
-        <w:t>========================================================================</w:t>
-        <w:br/>
-      </w:r>
-      <w:r>
-        <w:rPr>
-          <w:rFonts w:ascii="Courier New" w:hAnsi="Courier New" w:eastAsia="Courier New"/>
-          <w:sz w:val="18"/>
-        </w:rPr>
-        <w:br/>
-      </w:r>
-      <w:r>
-        <w:rPr>
-          <w:rFonts w:ascii="Courier New" w:hAnsi="Courier New" w:eastAsia="Courier New"/>
-          <w:sz w:val="18"/>
-        </w:rPr>
-        <w:t xml:space="preserve">  Примечание: энтальпии определены по таблицам водяного пара</w:t>
-        <w:br/>
-      </w:r>
-      <w:r>
-        <w:rPr>
-          <w:rFonts w:ascii="Courier New" w:hAnsi="Courier New" w:eastAsia="Courier New"/>
-          <w:sz w:val="18"/>
-        </w:rPr>
-        <w:t xml:space="preserve">  (IAPWS-IF97). КПД котла принят 0.92 (газ/мазут).</w:t>
-        <w:br/>
-      </w:r>
-      <w:r>
-        <w:rPr>
-          <w:rFonts w:ascii="Courier New" w:hAnsi="Courier New" w:eastAsia="Courier New"/>
-          <w:sz w:val="18"/>
-        </w:rPr>
-        <w:t>========================================================================</w:t>
+        <w:t>В работе рассмотрены вопросы водоподготовки, безопасности труда и охраны окружающей среды, а также выполнена специальная часть по ремонту газоплотных и мембранных экранов котлов. Полученные результаты могут быть использованы при разработке проектной документации и учебных целей.</w:t>
       </w:r>
     </w:p>
     <w:p>
       <w:pPr>
-        <w:pStyle w:val="Heading1"/>
+        <w:ind w:firstLine="0"/>
+        <w:jc w:val="center"/>
       </w:pPr>
       <w:r>
-        <w:t>Программная реализация</w:t>
+        <w:rPr>
+          <w:b/>
+        </w:rPr>
+        <w:t>СПИСОК ИСТОЧНИКОВ</w:t>
       </w:r>
     </w:p>
     <w:p>
+      <w:pPr>
+        <w:ind w:firstLine="709"/>
+      </w:pPr>
       <w:r>
-        <w:t>Исходный код расчетного скрипта (main.py):</w:t>
+        <w:t>Федеральный закон №35-ФЗ «Об электроэнергетике» (в ред. 2024 г.).</w:t>
       </w:r>
     </w:p>
     <w:p>
+      <w:pPr>
+        <w:ind w:firstLine="709"/>
+      </w:pPr>
       <w:r>
-        <w:rPr>
-          <w:rFonts w:ascii="Courier New" w:hAnsi="Courier New" w:eastAsia="Courier New"/>
-          <w:sz w:val="16"/>
-        </w:rPr>
-        <w:t>"""</w:t>
-        <w:br/>
-      </w:r>
-      <w:r>
-        <w:rPr>
-          <w:rFonts w:ascii="Courier New" w:hAnsi="Courier New" w:eastAsia="Courier New"/>
-          <w:sz w:val="16"/>
-        </w:rPr>
-        <w:t>Проект КЭС мощностью 900 МВт с установкой турбин К-300-240</w:t>
-        <w:br/>
-      </w:r>
-      <w:r>
-        <w:rPr>
-          <w:rFonts w:ascii="Courier New" w:hAnsi="Courier New" w:eastAsia="Courier New"/>
-          <w:sz w:val="16"/>
-        </w:rPr>
-        <w:t>Расчёт тепловой схемы блока и технико-экономических показателей</w:t>
-        <w:br/>
-      </w:r>
-      <w:r>
-        <w:rPr>
-          <w:rFonts w:ascii="Courier New" w:hAnsi="Courier New" w:eastAsia="Courier New"/>
-          <w:sz w:val="16"/>
-        </w:rPr>
-        <w:br/>
-      </w:r>
-      <w:r>
-        <w:rPr>
-          <w:rFonts w:ascii="Courier New" w:hAnsi="Courier New" w:eastAsia="Courier New"/>
-          <w:sz w:val="16"/>
-        </w:rPr>
-        <w:t>Студент:       Шаботич Эрвин, группа 52-02</w:t>
-        <w:br/>
-      </w:r>
-      <w:r>
-        <w:rPr>
-          <w:rFonts w:ascii="Courier New" w:hAnsi="Courier New" w:eastAsia="Courier New"/>
-          <w:sz w:val="16"/>
-        </w:rPr>
-        <w:t>Специальность: 13.02.01 «Тепловые электрические станции»</w:t>
-        <w:br/>
-      </w:r>
-      <w:r>
-        <w:rPr>
-          <w:rFonts w:ascii="Courier New" w:hAnsi="Courier New" w:eastAsia="Courier New"/>
-          <w:sz w:val="16"/>
-        </w:rPr>
-        <w:t>Руководитель:  Гизатуллина Л.Х.</w:t>
-        <w:br/>
-      </w:r>
-      <w:r>
-        <w:rPr>
-          <w:rFonts w:ascii="Courier New" w:hAnsi="Courier New" w:eastAsia="Courier New"/>
-          <w:sz w:val="16"/>
-        </w:rPr>
-        <w:t>Консультант:   Сапегина Н.Н.</w:t>
-        <w:br/>
-      </w:r>
-      <w:r>
-        <w:rPr>
-          <w:rFonts w:ascii="Courier New" w:hAnsi="Courier New" w:eastAsia="Courier New"/>
-          <w:sz w:val="16"/>
-        </w:rPr>
-        <w:t>"""</w:t>
-        <w:br/>
-      </w:r>
-      <w:r>
-        <w:rPr>
-          <w:rFonts w:ascii="Courier New" w:hAnsi="Courier New" w:eastAsia="Courier New"/>
-          <w:sz w:val="16"/>
-        </w:rPr>
-        <w:br/>
-      </w:r>
-      <w:r>
-        <w:rPr>
-          <w:rFonts w:ascii="Courier New" w:hAnsi="Courier New" w:eastAsia="Courier New"/>
-          <w:sz w:val="16"/>
-        </w:rPr>
-        <w:t># ─────────────────────────────────────────────────────────────────────────────</w:t>
-        <w:br/>
-      </w:r>
-      <w:r>
-        <w:rPr>
-          <w:rFonts w:ascii="Courier New" w:hAnsi="Courier New" w:eastAsia="Courier New"/>
-          <w:sz w:val="16"/>
-        </w:rPr>
-        <w:t># 1. ИСХОДНЫЕ ДАННЫЕ</w:t>
-        <w:br/>
-      </w:r>
-      <w:r>
-        <w:rPr>
-          <w:rFonts w:ascii="Courier New" w:hAnsi="Courier New" w:eastAsia="Courier New"/>
-          <w:sz w:val="16"/>
-        </w:rPr>
-        <w:t># ─────────────────────────────────────────────────────────────────────────────</w:t>
-        <w:br/>
-      </w:r>
-      <w:r>
-        <w:rPr>
-          <w:rFonts w:ascii="Courier New" w:hAnsi="Courier New" w:eastAsia="Courier New"/>
-          <w:sz w:val="16"/>
-        </w:rPr>
-        <w:br/>
-      </w:r>
-      <w:r>
-        <w:rPr>
-          <w:rFonts w:ascii="Courier New" w:hAnsi="Courier New" w:eastAsia="Courier New"/>
-          <w:sz w:val="16"/>
-        </w:rPr>
-        <w:t># 1.1 Параметры станции</w:t>
-        <w:br/>
-      </w:r>
-      <w:r>
-        <w:rPr>
-          <w:rFonts w:ascii="Courier New" w:hAnsi="Courier New" w:eastAsia="Courier New"/>
-          <w:sz w:val="16"/>
-        </w:rPr>
-        <w:t>N_station = 900          # МВт  – установленная мощность КЭС</w:t>
-        <w:br/>
-      </w:r>
-      <w:r>
-        <w:rPr>
-          <w:rFonts w:ascii="Courier New" w:hAnsi="Courier New" w:eastAsia="Courier New"/>
-          <w:sz w:val="16"/>
-        </w:rPr>
-        <w:t>n_turb    = 3            # шт.  – количество турбоагрегатов К-300-240</w:t>
-        <w:br/>
-      </w:r>
-      <w:r>
-        <w:rPr>
-          <w:rFonts w:ascii="Courier New" w:hAnsi="Courier New" w:eastAsia="Courier New"/>
-          <w:sz w:val="16"/>
-        </w:rPr>
-        <w:t>N_turb    = N_station / n_turb   # МВт  – мощность одного турбоагрегата</w:t>
-        <w:br/>
-      </w:r>
-      <w:r>
-        <w:rPr>
-          <w:rFonts w:ascii="Courier New" w:hAnsi="Courier New" w:eastAsia="Courier New"/>
-          <w:sz w:val="16"/>
-        </w:rPr>
-        <w:br/>
-      </w:r>
-      <w:r>
-        <w:rPr>
-          <w:rFonts w:ascii="Courier New" w:hAnsi="Courier New" w:eastAsia="Courier New"/>
-          <w:sz w:val="16"/>
-        </w:rPr>
-        <w:t># 1.2 КПД цилиндров турбины</w:t>
-        <w:br/>
-      </w:r>
-      <w:r>
-        <w:rPr>
-          <w:rFonts w:ascii="Courier New" w:hAnsi="Courier New" w:eastAsia="Courier New"/>
-          <w:sz w:val="16"/>
-        </w:rPr>
-        <w:t>eta_HP = 0.89   # ЦВД (высокого давления)</w:t>
-        <w:br/>
-      </w:r>
-      <w:r>
-        <w:rPr>
-          <w:rFonts w:ascii="Courier New" w:hAnsi="Courier New" w:eastAsia="Courier New"/>
-          <w:sz w:val="16"/>
-        </w:rPr>
-        <w:t>eta_IP = 0.88   # ЦСД (среднего давления)</w:t>
-        <w:br/>
-      </w:r>
-      <w:r>
-        <w:rPr>
-          <w:rFonts w:ascii="Courier New" w:hAnsi="Courier New" w:eastAsia="Courier New"/>
-          <w:sz w:val="16"/>
-        </w:rPr>
-        <w:t>eta_LP = 0.86   # ЦНД (низкого давления)</w:t>
-        <w:br/>
-      </w:r>
-      <w:r>
-        <w:rPr>
-          <w:rFonts w:ascii="Courier New" w:hAnsi="Courier New" w:eastAsia="Courier New"/>
-          <w:sz w:val="16"/>
-        </w:rPr>
-        <w:br/>
-      </w:r>
-      <w:r>
-        <w:rPr>
-          <w:rFonts w:ascii="Courier New" w:hAnsi="Courier New" w:eastAsia="Courier New"/>
-          <w:sz w:val="16"/>
-        </w:rPr>
-        <w:t># 1.3 Параметры свежего пара</w:t>
-        <w:br/>
-      </w:r>
-      <w:r>
-        <w:rPr>
-          <w:rFonts w:ascii="Courier New" w:hAnsi="Courier New" w:eastAsia="Courier New"/>
-          <w:sz w:val="16"/>
-        </w:rPr>
-        <w:t>P0  = 23.5    # МПа</w:t>
-        <w:br/>
-      </w:r>
-      <w:r>
-        <w:rPr>
-          <w:rFonts w:ascii="Courier New" w:hAnsi="Courier New" w:eastAsia="Courier New"/>
-          <w:sz w:val="16"/>
-        </w:rPr>
-        <w:t>t0  = 540.0   # °С</w:t>
-        <w:br/>
-      </w:r>
-      <w:r>
-        <w:rPr>
-          <w:rFonts w:ascii="Courier New" w:hAnsi="Courier New" w:eastAsia="Courier New"/>
-          <w:sz w:val="16"/>
-        </w:rPr>
-        <w:t>h0  = 3375.0  # кДж/кг  (из таблиц водяного пара IAPWS-IF97)</w:t>
-        <w:br/>
-      </w:r>
-      <w:r>
-        <w:rPr>
-          <w:rFonts w:ascii="Courier New" w:hAnsi="Courier New" w:eastAsia="Courier New"/>
-          <w:sz w:val="16"/>
-        </w:rPr>
-        <w:br/>
-      </w:r>
-      <w:r>
-        <w:rPr>
-          <w:rFonts w:ascii="Courier New" w:hAnsi="Courier New" w:eastAsia="Courier New"/>
-          <w:sz w:val="16"/>
-        </w:rPr>
-        <w:t># 1.4 Параметры промежуточного перегрева (ПП)</w:t>
-        <w:br/>
-      </w:r>
-      <w:r>
-        <w:rPr>
-          <w:rFonts w:ascii="Courier New" w:hAnsi="Courier New" w:eastAsia="Courier New"/>
-          <w:sz w:val="16"/>
-        </w:rPr>
-        <w:t>P_pp1 = 4.0      # МПа  – вход в ПП</w:t>
-        <w:br/>
-      </w:r>
-      <w:r>
-        <w:rPr>
-          <w:rFonts w:ascii="Courier New" w:hAnsi="Courier New" w:eastAsia="Courier New"/>
-          <w:sz w:val="16"/>
-        </w:rPr>
-        <w:t>t_pp1 = 293.0    # °С   – вход в ПП</w:t>
-        <w:br/>
-      </w:r>
-      <w:r>
-        <w:rPr>
-          <w:rFonts w:ascii="Courier New" w:hAnsi="Courier New" w:eastAsia="Courier New"/>
-          <w:sz w:val="16"/>
-        </w:rPr>
-        <w:t>h_pp1 = 2944.0   # кДж/кг – вход в ПП</w:t>
-        <w:br/>
-      </w:r>
-      <w:r>
-        <w:rPr>
-          <w:rFonts w:ascii="Courier New" w:hAnsi="Courier New" w:eastAsia="Courier New"/>
-          <w:sz w:val="16"/>
-        </w:rPr>
-        <w:br/>
-      </w:r>
-      <w:r>
-        <w:rPr>
-          <w:rFonts w:ascii="Courier New" w:hAnsi="Courier New" w:eastAsia="Courier New"/>
-          <w:sz w:val="16"/>
-        </w:rPr>
-        <w:t>P_pp2 = 3.65     # МПа  – выход из ПП</w:t>
-        <w:br/>
-      </w:r>
-      <w:r>
-        <w:rPr>
-          <w:rFonts w:ascii="Courier New" w:hAnsi="Courier New" w:eastAsia="Courier New"/>
-          <w:sz w:val="16"/>
-        </w:rPr>
-        <w:t>t_pp2 = 540.0    # °С   – выход из ПП</w:t>
-        <w:br/>
-      </w:r>
-      <w:r>
-        <w:rPr>
-          <w:rFonts w:ascii="Courier New" w:hAnsi="Courier New" w:eastAsia="Courier New"/>
-          <w:sz w:val="16"/>
-        </w:rPr>
-        <w:t>h_pp2 = 3547.0   # кДж/кг – выход из ПП</w:t>
-        <w:br/>
-      </w:r>
-      <w:r>
-        <w:rPr>
-          <w:rFonts w:ascii="Courier New" w:hAnsi="Courier New" w:eastAsia="Courier New"/>
-          <w:sz w:val="16"/>
-        </w:rPr>
-        <w:br/>
-      </w:r>
-      <w:r>
-        <w:rPr>
-          <w:rFonts w:ascii="Courier New" w:hAnsi="Courier New" w:eastAsia="Courier New"/>
-          <w:sz w:val="16"/>
-        </w:rPr>
-        <w:t># 1.5 Параметры питательной воды</w:t>
-        <w:br/>
-      </w:r>
-      <w:r>
-        <w:rPr>
-          <w:rFonts w:ascii="Courier New" w:hAnsi="Courier New" w:eastAsia="Courier New"/>
-          <w:sz w:val="16"/>
-        </w:rPr>
-        <w:t>P_fw = 1.15 * P0   # МПа  = 27.025 МПа</w:t>
-        <w:br/>
-      </w:r>
-      <w:r>
-        <w:rPr>
-          <w:rFonts w:ascii="Courier New" w:hAnsi="Courier New" w:eastAsia="Courier New"/>
-          <w:sz w:val="16"/>
-        </w:rPr>
-        <w:t>t_fw = 275.0        # °С</w:t>
-        <w:br/>
-      </w:r>
-      <w:r>
-        <w:rPr>
-          <w:rFonts w:ascii="Courier New" w:hAnsi="Courier New" w:eastAsia="Courier New"/>
-          <w:sz w:val="16"/>
-        </w:rPr>
-        <w:t>h_fw = 1210.0       # кДж/кг (из таблиц)</w:t>
-        <w:br/>
-      </w:r>
-      <w:r>
-        <w:rPr>
-          <w:rFonts w:ascii="Courier New" w:hAnsi="Courier New" w:eastAsia="Courier New"/>
-          <w:sz w:val="16"/>
-        </w:rPr>
-        <w:br/>
-      </w:r>
-      <w:r>
-        <w:rPr>
-          <w:rFonts w:ascii="Courier New" w:hAnsi="Courier New" w:eastAsia="Courier New"/>
-          <w:sz w:val="16"/>
-        </w:rPr>
-        <w:t># 1.6 Параметры конденсатора</w:t>
-        <w:br/>
-      </w:r>
-      <w:r>
-        <w:rPr>
-          <w:rFonts w:ascii="Courier New" w:hAnsi="Courier New" w:eastAsia="Courier New"/>
-          <w:sz w:val="16"/>
-        </w:rPr>
-        <w:t>P_k = 0.0034   # МПа</w:t>
-        <w:br/>
-      </w:r>
-      <w:r>
-        <w:rPr>
-          <w:rFonts w:ascii="Courier New" w:hAnsi="Courier New" w:eastAsia="Courier New"/>
-          <w:sz w:val="16"/>
-        </w:rPr>
-        <w:t>t_k = 26.7     # °С  – температура насыщения</w:t>
-        <w:br/>
-      </w:r>
-      <w:r>
-        <w:rPr>
-          <w:rFonts w:ascii="Courier New" w:hAnsi="Courier New" w:eastAsia="Courier New"/>
-          <w:sz w:val="16"/>
-        </w:rPr>
-        <w:t>h_k = 112.0    # кДж/кг – энтальпия конденсата</w:t>
-        <w:br/>
-      </w:r>
-      <w:r>
-        <w:rPr>
-          <w:rFonts w:ascii="Courier New" w:hAnsi="Courier New" w:eastAsia="Courier New"/>
-          <w:sz w:val="16"/>
-        </w:rPr>
-        <w:br/>
-      </w:r>
-      <w:r>
-        <w:rPr>
-          <w:rFonts w:ascii="Courier New" w:hAnsi="Courier New" w:eastAsia="Courier New"/>
-          <w:sz w:val="16"/>
-        </w:rPr>
-        <w:t># 1.7 Прочие КПД и коэффициенты</w:t>
-        <w:br/>
-      </w:r>
-      <w:r>
-        <w:rPr>
-          <w:rFonts w:ascii="Courier New" w:hAnsi="Courier New" w:eastAsia="Courier New"/>
-          <w:sz w:val="16"/>
-        </w:rPr>
-        <w:t>eta_m      = 0.98    # механический КПД турбины</w:t>
-        <w:br/>
-      </w:r>
-      <w:r>
-        <w:rPr>
-          <w:rFonts w:ascii="Courier New" w:hAnsi="Courier New" w:eastAsia="Courier New"/>
-          <w:sz w:val="16"/>
-        </w:rPr>
-        <w:t>eta_g      = 0.985   # КПД электрогенератора</w:t>
-        <w:br/>
-      </w:r>
-      <w:r>
-        <w:rPr>
-          <w:rFonts w:ascii="Courier New" w:hAnsi="Courier New" w:eastAsia="Courier New"/>
-          <w:sz w:val="16"/>
-        </w:rPr>
-        <w:t>eta_boiler = 0.92    # КПД котла (газ / мазут)</w:t>
-        <w:br/>
-      </w:r>
-      <w:r>
-        <w:rPr>
-          <w:rFonts w:ascii="Courier New" w:hAnsi="Courier New" w:eastAsia="Courier New"/>
-          <w:sz w:val="16"/>
-        </w:rPr>
-        <w:t>alpha_sn   = 0.06    # доля собственных нужд КЭС (6 %)</w:t>
-        <w:br/>
-      </w:r>
-      <w:r>
-        <w:rPr>
-          <w:rFonts w:ascii="Courier New" w:hAnsi="Courier New" w:eastAsia="Courier New"/>
-          <w:sz w:val="16"/>
-        </w:rPr>
-        <w:br/>
-      </w:r>
-      <w:r>
-        <w:rPr>
-          <w:rFonts w:ascii="Courier New" w:hAnsi="Courier New" w:eastAsia="Courier New"/>
-          <w:sz w:val="16"/>
-        </w:rPr>
-        <w:t># 1.8 Теплота сгорания топлива</w:t>
-        <w:br/>
-      </w:r>
-      <w:r>
-        <w:rPr>
-          <w:rFonts w:ascii="Courier New" w:hAnsi="Courier New" w:eastAsia="Courier New"/>
-          <w:sz w:val="16"/>
-        </w:rPr>
-        <w:t>Qn_mazut = 39_800   # кДж/кг  – мазут (нижняя теплота сгорания)</w:t>
-        <w:br/>
-      </w:r>
-      <w:r>
-        <w:rPr>
-          <w:rFonts w:ascii="Courier New" w:hAnsi="Courier New" w:eastAsia="Courier New"/>
-          <w:sz w:val="16"/>
-        </w:rPr>
-        <w:t>Qn_gas   = 33_500   # кДж/м³  – природный газ</w:t>
-        <w:br/>
-      </w:r>
-      <w:r>
-        <w:rPr>
-          <w:rFonts w:ascii="Courier New" w:hAnsi="Courier New" w:eastAsia="Courier New"/>
-          <w:sz w:val="16"/>
-        </w:rPr>
-        <w:t>Qn_ref   = 29_300   # кДж/кг  – условное топливо</w:t>
-        <w:br/>
-      </w:r>
-      <w:r>
-        <w:rPr>
-          <w:rFonts w:ascii="Courier New" w:hAnsi="Courier New" w:eastAsia="Courier New"/>
-          <w:sz w:val="16"/>
-        </w:rPr>
-        <w:br/>
-      </w:r>
-      <w:r>
-        <w:rPr>
-          <w:rFonts w:ascii="Courier New" w:hAnsi="Courier New" w:eastAsia="Courier New"/>
-          <w:sz w:val="16"/>
-        </w:rPr>
-        <w:t># 1.9 Давления в регенеративных отборах, МПа</w:t>
-        <w:br/>
-      </w:r>
-      <w:r>
-        <w:rPr>
-          <w:rFonts w:ascii="Courier New" w:hAnsi="Courier New" w:eastAsia="Courier New"/>
-          <w:sz w:val="16"/>
-        </w:rPr>
-        <w:t>P_extr  = [6.25, 4.00, 1.56, 1.03, 0.50, 0.23, 0.085, 0.015]</w:t>
-        <w:br/>
-      </w:r>
-      <w:r>
-        <w:rPr>
-          <w:rFonts w:ascii="Courier New" w:hAnsi="Courier New" w:eastAsia="Courier New"/>
-          <w:sz w:val="16"/>
-        </w:rPr>
-        <w:t>P_names = ['P1',  'P2',  'P3=Pтн', 'P4=Pд', 'P5',  'P6',  'P7',   'P8']</w:t>
-        <w:br/>
-      </w:r>
-      <w:r>
-        <w:rPr>
-          <w:rFonts w:ascii="Courier New" w:hAnsi="Courier New" w:eastAsia="Courier New"/>
-          <w:sz w:val="16"/>
-        </w:rPr>
-        <w:br/>
-      </w:r>
-      <w:r>
-        <w:rPr>
-          <w:rFonts w:ascii="Courier New" w:hAnsi="Courier New" w:eastAsia="Courier New"/>
-          <w:sz w:val="16"/>
-        </w:rPr>
-        <w:t># 1.10 Расходы пара в регенеративных отборах, т/ч (на один турбоагрегат)</w:t>
-        <w:br/>
-      </w:r>
-      <w:r>
-        <w:rPr>
-          <w:rFonts w:ascii="Courier New" w:hAnsi="Courier New" w:eastAsia="Courier New"/>
-          <w:sz w:val="16"/>
-        </w:rPr>
-        <w:t>D_extr  = [64.9, 95.1, 37.2, 14.4, 37.9, 23.0, 45.6, 26.5]</w:t>
-        <w:br/>
-      </w:r>
-      <w:r>
-        <w:rPr>
-          <w:rFonts w:ascii="Courier New" w:hAnsi="Courier New" w:eastAsia="Courier New"/>
-          <w:sz w:val="16"/>
-        </w:rPr>
-        <w:t>D_tn    = 108.0   # т/ч – Дтн: расход пара через последний (9-й) отбор</w:t>
-        <w:br/>
-      </w:r>
-      <w:r>
-        <w:rPr>
-          <w:rFonts w:ascii="Courier New" w:hAnsi="Courier New" w:eastAsia="Courier New"/>
-          <w:sz w:val="16"/>
-        </w:rPr>
-        <w:t xml:space="preserve">                   #       перед конденсатором (из задания)</w:t>
-        <w:br/>
-      </w:r>
-      <w:r>
-        <w:rPr>
-          <w:rFonts w:ascii="Courier New" w:hAnsi="Courier New" w:eastAsia="Courier New"/>
-          <w:sz w:val="16"/>
-        </w:rPr>
-        <w:t>D_names = ['D1', 'D2', 'D3', 'D4=Дд', 'D5', 'D6', 'D7', 'D8', 'Дтн']</w:t>
-        <w:br/>
-      </w:r>
-      <w:r>
-        <w:rPr>
-          <w:rFonts w:ascii="Courier New" w:hAnsi="Courier New" w:eastAsia="Courier New"/>
-          <w:sz w:val="16"/>
-        </w:rPr>
-        <w:br/>
-      </w:r>
-      <w:r>
-        <w:rPr>
-          <w:rFonts w:ascii="Courier New" w:hAnsi="Courier New" w:eastAsia="Courier New"/>
-          <w:sz w:val="16"/>
-        </w:rPr>
-        <w:t># 1.11 Энтальпии пара в точках отбора (из таблиц водяного пара)</w:t>
-        <w:br/>
-      </w:r>
-      <w:r>
-        <w:rPr>
-          <w:rFonts w:ascii="Courier New" w:hAnsi="Courier New" w:eastAsia="Courier New"/>
-          <w:sz w:val="16"/>
-        </w:rPr>
-        <w:t># ЦВД</w:t>
-        <w:br/>
-      </w:r>
-      <w:r>
-        <w:rPr>
-          <w:rFonts w:ascii="Courier New" w:hAnsi="Courier New" w:eastAsia="Courier New"/>
-          <w:sz w:val="16"/>
-        </w:rPr>
-        <w:t>h_extr = {</w:t>
-        <w:br/>
-      </w:r>
-      <w:r>
-        <w:rPr>
-          <w:rFonts w:ascii="Courier New" w:hAnsi="Courier New" w:eastAsia="Courier New"/>
-          <w:sz w:val="16"/>
-        </w:rPr>
-        <w:t xml:space="preserve">    1: 3120.0,   # P1 = 6.25 МПа</w:t>
-        <w:br/>
-      </w:r>
-      <w:r>
-        <w:rPr>
-          <w:rFonts w:ascii="Courier New" w:hAnsi="Courier New" w:eastAsia="Courier New"/>
-          <w:sz w:val="16"/>
-        </w:rPr>
-        <w:t xml:space="preserve">    2: 2944.0,   # P2 = 4.00 МПа (= вход в ПП)</w:t>
-        <w:br/>
-      </w:r>
-      <w:r>
-        <w:rPr>
-          <w:rFonts w:ascii="Courier New" w:hAnsi="Courier New" w:eastAsia="Courier New"/>
-          <w:sz w:val="16"/>
-        </w:rPr>
-        <w:t>}</w:t>
-        <w:br/>
-      </w:r>
-      <w:r>
-        <w:rPr>
-          <w:rFonts w:ascii="Courier New" w:hAnsi="Courier New" w:eastAsia="Courier New"/>
-          <w:sz w:val="16"/>
-        </w:rPr>
-        <w:t># ЦСД (после промперегрева)</w:t>
-        <w:br/>
-      </w:r>
-      <w:r>
-        <w:rPr>
-          <w:rFonts w:ascii="Courier New" w:hAnsi="Courier New" w:eastAsia="Courier New"/>
-          <w:sz w:val="16"/>
-        </w:rPr>
-        <w:t>h_extr.update({</w:t>
-        <w:br/>
-      </w:r>
-      <w:r>
-        <w:rPr>
-          <w:rFonts w:ascii="Courier New" w:hAnsi="Courier New" w:eastAsia="Courier New"/>
-          <w:sz w:val="16"/>
-        </w:rPr>
-        <w:t xml:space="preserve">    3: 3248.0,   # P3 = 1.56 МПа</w:t>
-        <w:br/>
-      </w:r>
-      <w:r>
-        <w:rPr>
-          <w:rFonts w:ascii="Courier New" w:hAnsi="Courier New" w:eastAsia="Courier New"/>
-          <w:sz w:val="16"/>
-        </w:rPr>
-        <w:t xml:space="preserve">    4: 3097.0,   # P4 = 1.03 МПа (деаэратор)</w:t>
-        <w:br/>
-      </w:r>
-      <w:r>
-        <w:rPr>
-          <w:rFonts w:ascii="Courier New" w:hAnsi="Courier New" w:eastAsia="Courier New"/>
-          <w:sz w:val="16"/>
-        </w:rPr>
-        <w:t>})</w:t>
-        <w:br/>
-      </w:r>
-      <w:r>
-        <w:rPr>
-          <w:rFonts w:ascii="Courier New" w:hAnsi="Courier New" w:eastAsia="Courier New"/>
-          <w:sz w:val="16"/>
-        </w:rPr>
-        <w:t># ЦНД</w:t>
-        <w:br/>
-      </w:r>
-      <w:r>
-        <w:rPr>
-          <w:rFonts w:ascii="Courier New" w:hAnsi="Courier New" w:eastAsia="Courier New"/>
-          <w:sz w:val="16"/>
-        </w:rPr>
-        <w:t>h_extr.update({</w:t>
-        <w:br/>
-      </w:r>
-      <w:r>
-        <w:rPr>
-          <w:rFonts w:ascii="Courier New" w:hAnsi="Courier New" w:eastAsia="Courier New"/>
-          <w:sz w:val="16"/>
-        </w:rPr>
-        <w:t xml:space="preserve">    5: 2963.0,   # P5 = 0.50 МПа</w:t>
-        <w:br/>
-      </w:r>
-      <w:r>
-        <w:rPr>
-          <w:rFonts w:ascii="Courier New" w:hAnsi="Courier New" w:eastAsia="Courier New"/>
-          <w:sz w:val="16"/>
-        </w:rPr>
-        <w:t xml:space="preserve">    6: 2810.0,   # P6 = 0.23 МПа</w:t>
-        <w:br/>
-      </w:r>
-      <w:r>
-        <w:rPr>
-          <w:rFonts w:ascii="Courier New" w:hAnsi="Courier New" w:eastAsia="Courier New"/>
-          <w:sz w:val="16"/>
-        </w:rPr>
-        <w:t xml:space="preserve">    7: 2628.0,   # P7 = 0.085 МПа</w:t>
-        <w:br/>
-      </w:r>
-      <w:r>
-        <w:rPr>
-          <w:rFonts w:ascii="Courier New" w:hAnsi="Courier New" w:eastAsia="Courier New"/>
-          <w:sz w:val="16"/>
-        </w:rPr>
-        <w:t xml:space="preserve">    8: 2431.0,   # P8 = 0.015 МПа</w:t>
-        <w:br/>
-      </w:r>
-      <w:r>
-        <w:rPr>
-          <w:rFonts w:ascii="Courier New" w:hAnsi="Courier New" w:eastAsia="Courier New"/>
-          <w:sz w:val="16"/>
-        </w:rPr>
-        <w:t>})</w:t>
-        <w:br/>
-      </w:r>
-      <w:r>
-        <w:rPr>
-          <w:rFonts w:ascii="Courier New" w:hAnsi="Courier New" w:eastAsia="Courier New"/>
-          <w:sz w:val="16"/>
-        </w:rPr>
-        <w:br/>
-      </w:r>
-      <w:r>
-        <w:rPr>
-          <w:rFonts w:ascii="Courier New" w:hAnsi="Courier New" w:eastAsia="Courier New"/>
-          <w:sz w:val="16"/>
-        </w:rPr>
-        <w:t># 1.12 Температуры насыщения и энтальпии воды в отборах (из таблиц)</w:t>
-        <w:br/>
-      </w:r>
-      <w:r>
-        <w:rPr>
-          <w:rFonts w:ascii="Courier New" w:hAnsi="Courier New" w:eastAsia="Courier New"/>
-          <w:sz w:val="16"/>
-        </w:rPr>
-        <w:t>t_sat  = [277.0, 250.4, 201.4, 179.9, 151.8, 124.0,  95.0,  54.0]  # °С</w:t>
-        <w:br/>
-      </w:r>
-      <w:r>
-        <w:rPr>
-          <w:rFonts w:ascii="Courier New" w:hAnsi="Courier New" w:eastAsia="Courier New"/>
-          <w:sz w:val="16"/>
-        </w:rPr>
-        <w:t>h_sat  = [1209.0, 1087.0, 858.0, 762.0, 638.8, 521.0, 397.9, 226.0]  # кДж/кг</w:t>
-        <w:br/>
-      </w:r>
-      <w:r>
-        <w:rPr>
-          <w:rFonts w:ascii="Courier New" w:hAnsi="Courier New" w:eastAsia="Courier New"/>
-          <w:sz w:val="16"/>
-        </w:rPr>
-        <w:br/>
-      </w:r>
-      <w:r>
-        <w:rPr>
-          <w:rFonts w:ascii="Courier New" w:hAnsi="Courier New" w:eastAsia="Courier New"/>
-          <w:sz w:val="16"/>
-        </w:rPr>
-        <w:t># ─────────────────────────────────────────────────────────────────────────────</w:t>
-        <w:br/>
-      </w:r>
-      <w:r>
-        <w:rPr>
-          <w:rFonts w:ascii="Courier New" w:hAnsi="Courier New" w:eastAsia="Courier New"/>
-          <w:sz w:val="16"/>
-        </w:rPr>
-        <w:t># 2. РАСЧЁТ РАСХОДОВ ПАРА</w:t>
-        <w:br/>
-      </w:r>
-      <w:r>
-        <w:rPr>
-          <w:rFonts w:ascii="Courier New" w:hAnsi="Courier New" w:eastAsia="Courier New"/>
-          <w:sz w:val="16"/>
-        </w:rPr>
-        <w:t># ─────────────────────────────────────────────────────────────────────────────</w:t>
-        <w:br/>
-      </w:r>
-      <w:r>
-        <w:rPr>
-          <w:rFonts w:ascii="Courier New" w:hAnsi="Courier New" w:eastAsia="Courier New"/>
-          <w:sz w:val="16"/>
-        </w:rPr>
-        <w:br/>
-      </w:r>
-      <w:r>
-        <w:rPr>
-          <w:rFonts w:ascii="Courier New" w:hAnsi="Courier New" w:eastAsia="Courier New"/>
-          <w:sz w:val="16"/>
-        </w:rPr>
-        <w:t># Начальный расход пара на турбоагрегат (К-300-240, номинальный режим)</w:t>
-        <w:br/>
-      </w:r>
-      <w:r>
-        <w:rPr>
-          <w:rFonts w:ascii="Courier New" w:hAnsi="Courier New" w:eastAsia="Courier New"/>
-          <w:sz w:val="16"/>
-        </w:rPr>
-        <w:t>D0 = 940.0   # т/ч</w:t>
-        <w:br/>
-      </w:r>
-      <w:r>
-        <w:rPr>
-          <w:rFonts w:ascii="Courier New" w:hAnsi="Courier New" w:eastAsia="Courier New"/>
-          <w:sz w:val="16"/>
-        </w:rPr>
-        <w:br/>
-      </w:r>
-      <w:r>
-        <w:rPr>
-          <w:rFonts w:ascii="Courier New" w:hAnsi="Courier New" w:eastAsia="Courier New"/>
-          <w:sz w:val="16"/>
-        </w:rPr>
-        <w:t># Расход через промперегреватель (после ЦВД; отборы D1, D2 уже изъяты)</w:t>
-        <w:br/>
-      </w:r>
-      <w:r>
-        <w:rPr>
-          <w:rFonts w:ascii="Courier New" w:hAnsi="Courier New" w:eastAsia="Courier New"/>
-          <w:sz w:val="16"/>
-        </w:rPr>
-        <w:t>D1, D2, D3, D4 = D_extr[0], D_extr[1], D_extr[2], D_extr[3]</w:t>
-        <w:br/>
-      </w:r>
-      <w:r>
-        <w:rPr>
-          <w:rFonts w:ascii="Courier New" w:hAnsi="Courier New" w:eastAsia="Courier New"/>
-          <w:sz w:val="16"/>
-        </w:rPr>
-        <w:t>D5, D6, D7, D8 = D_extr[4], D_extr[5], D_extr[6], D_extr[7]</w:t>
-        <w:br/>
-      </w:r>
-      <w:r>
-        <w:rPr>
-          <w:rFonts w:ascii="Courier New" w:hAnsi="Courier New" w:eastAsia="Courier New"/>
-          <w:sz w:val="16"/>
-        </w:rPr>
-        <w:br/>
-      </w:r>
-      <w:r>
-        <w:rPr>
-          <w:rFonts w:ascii="Courier New" w:hAnsi="Courier New" w:eastAsia="Courier New"/>
-          <w:sz w:val="16"/>
-        </w:rPr>
-        <w:t>D_reh  = D0 - D1 - D2              # т/ч – через промперегреватель (= вход в ЦСД)</w:t>
-        <w:br/>
-      </w:r>
-      <w:r>
-        <w:rPr>
-          <w:rFonts w:ascii="Courier New" w:hAnsi="Courier New" w:eastAsia="Courier New"/>
-          <w:sz w:val="16"/>
-        </w:rPr>
-        <w:t>D_LP   = D_reh - D3 - D4           # т/ч – вход в ЦНД</w:t>
-        <w:br/>
-      </w:r>
-      <w:r>
-        <w:rPr>
-          <w:rFonts w:ascii="Courier New" w:hAnsi="Courier New" w:eastAsia="Courier New"/>
-          <w:sz w:val="16"/>
-        </w:rPr>
-        <w:t>D_cond = D_LP - D5 - D6 - D7 - D8 - D_tn  # т/ч – в конденсатор</w:t>
-        <w:br/>
-      </w:r>
-      <w:r>
-        <w:rPr>
-          <w:rFonts w:ascii="Courier New" w:hAnsi="Courier New" w:eastAsia="Courier New"/>
-          <w:sz w:val="16"/>
-        </w:rPr>
-        <w:br/>
-      </w:r>
-      <w:r>
-        <w:rPr>
-          <w:rFonts w:ascii="Courier New" w:hAnsi="Courier New" w:eastAsia="Courier New"/>
-          <w:sz w:val="16"/>
-        </w:rPr>
-        <w:t># Расходы на станцию</w:t>
-        <w:br/>
-      </w:r>
-      <w:r>
-        <w:rPr>
-          <w:rFonts w:ascii="Courier New" w:hAnsi="Courier New" w:eastAsia="Courier New"/>
-          <w:sz w:val="16"/>
-        </w:rPr>
-        <w:t>D0_station   = D0   * n_turb   # т/ч</w:t>
-        <w:br/>
-      </w:r>
-      <w:r>
-        <w:rPr>
-          <w:rFonts w:ascii="Courier New" w:hAnsi="Courier New" w:eastAsia="Courier New"/>
-          <w:sz w:val="16"/>
-        </w:rPr>
-        <w:t>D_cond_total = D_cond * n_turb  # т/ч</w:t>
-        <w:br/>
-      </w:r>
-      <w:r>
-        <w:rPr>
-          <w:rFonts w:ascii="Courier New" w:hAnsi="Courier New" w:eastAsia="Courier New"/>
-          <w:sz w:val="16"/>
-        </w:rPr>
-        <w:br/>
-      </w:r>
-      <w:r>
-        <w:rPr>
-          <w:rFonts w:ascii="Courier New" w:hAnsi="Courier New" w:eastAsia="Courier New"/>
-          <w:sz w:val="16"/>
-        </w:rPr>
-        <w:t># ─────────────────────────────────────────────────────────────────────────────</w:t>
-        <w:br/>
-      </w:r>
-      <w:r>
-        <w:rPr>
-          <w:rFonts w:ascii="Courier New" w:hAnsi="Courier New" w:eastAsia="Courier New"/>
-          <w:sz w:val="16"/>
-        </w:rPr>
-        <w:t># 3. РАСЧЁТ ТЕПЛОВОЙ СХЕМЫ</w:t>
-        <w:br/>
-      </w:r>
-      <w:r>
-        <w:rPr>
-          <w:rFonts w:ascii="Courier New" w:hAnsi="Courier New" w:eastAsia="Courier New"/>
-          <w:sz w:val="16"/>
-        </w:rPr>
-        <w:t># ─────────────────────────────────────────────────────────────────────────────</w:t>
-        <w:br/>
-      </w:r>
-      <w:r>
-        <w:rPr>
-          <w:rFonts w:ascii="Courier New" w:hAnsi="Courier New" w:eastAsia="Courier New"/>
-          <w:sz w:val="16"/>
-        </w:rPr>
-        <w:br/>
-      </w:r>
-      <w:r>
-        <w:rPr>
-          <w:rFonts w:ascii="Courier New" w:hAnsi="Courier New" w:eastAsia="Courier New"/>
-          <w:sz w:val="16"/>
-        </w:rPr>
-        <w:t># 3.1 Теплота, отданная пару в котле на 1 кг начального пара</w:t>
-        <w:br/>
-      </w:r>
-      <w:r>
-        <w:rPr>
-          <w:rFonts w:ascii="Courier New" w:hAnsi="Courier New" w:eastAsia="Courier New"/>
-          <w:sz w:val="16"/>
-        </w:rPr>
-        <w:t>q_steam  = h0    - h_fw    # кДж/кг – до выхода из пароперегревателя</w:t>
-        <w:br/>
-      </w:r>
-      <w:r>
-        <w:rPr>
-          <w:rFonts w:ascii="Courier New" w:hAnsi="Courier New" w:eastAsia="Courier New"/>
-          <w:sz w:val="16"/>
-        </w:rPr>
-        <w:br/>
-      </w:r>
-      <w:r>
-        <w:rPr>
-          <w:rFonts w:ascii="Courier New" w:hAnsi="Courier New" w:eastAsia="Courier New"/>
-          <w:sz w:val="16"/>
-        </w:rPr>
-        <w:t># 3.2 Теплота промежуточного перегрева на 1 кг через ПП</w:t>
-        <w:br/>
-      </w:r>
-      <w:r>
-        <w:rPr>
-          <w:rFonts w:ascii="Courier New" w:hAnsi="Courier New" w:eastAsia="Courier New"/>
-          <w:sz w:val="16"/>
-        </w:rPr>
-        <w:t>q_reheat = h_pp2 - h_pp1   # кДж/кг</w:t>
-        <w:br/>
-      </w:r>
-      <w:r>
-        <w:rPr>
-          <w:rFonts w:ascii="Courier New" w:hAnsi="Courier New" w:eastAsia="Courier New"/>
-          <w:sz w:val="16"/>
-        </w:rPr>
-        <w:br/>
-      </w:r>
-      <w:r>
-        <w:rPr>
-          <w:rFonts w:ascii="Courier New" w:hAnsi="Courier New" w:eastAsia="Courier New"/>
-          <w:sz w:val="16"/>
-        </w:rPr>
-        <w:t># 3.3 Тепловая мощность котла (один т/а), кДж/ч и МВт</w:t>
-        <w:br/>
-      </w:r>
-      <w:r>
-        <w:rPr>
-          <w:rFonts w:ascii="Courier New" w:hAnsi="Courier New" w:eastAsia="Courier New"/>
-          <w:sz w:val="16"/>
-        </w:rPr>
-        <w:t>Q_boiler_kJh = D0 * 1_000 * q_steam + D_reh * 1_000 * q_reheat</w:t>
-        <w:br/>
-      </w:r>
-      <w:r>
-        <w:rPr>
-          <w:rFonts w:ascii="Courier New" w:hAnsi="Courier New" w:eastAsia="Courier New"/>
-          <w:sz w:val="16"/>
-        </w:rPr>
-        <w:t>Q_boiler_MW  = Q_boiler_kJh / 3_600_000</w:t>
-        <w:br/>
-      </w:r>
-      <w:r>
-        <w:rPr>
-          <w:rFonts w:ascii="Courier New" w:hAnsi="Courier New" w:eastAsia="Courier New"/>
-          <w:sz w:val="16"/>
-        </w:rPr>
-        <w:br/>
-      </w:r>
-      <w:r>
-        <w:rPr>
-          <w:rFonts w:ascii="Courier New" w:hAnsi="Courier New" w:eastAsia="Courier New"/>
-          <w:sz w:val="16"/>
-        </w:rPr>
-        <w:t># 3.4 Тепловая мощность с учётом КПД котла (= расход теплоты на топливо)</w:t>
-        <w:br/>
-      </w:r>
-      <w:r>
-        <w:rPr>
-          <w:rFonts w:ascii="Courier New" w:hAnsi="Courier New" w:eastAsia="Courier New"/>
-          <w:sz w:val="16"/>
-        </w:rPr>
-        <w:t>Q_fuel_kJh = Q_boiler_kJh / eta_boiler</w:t>
-        <w:br/>
-      </w:r>
-      <w:r>
-        <w:rPr>
-          <w:rFonts w:ascii="Courier New" w:hAnsi="Courier New" w:eastAsia="Courier New"/>
-          <w:sz w:val="16"/>
-        </w:rPr>
-        <w:t>Q_fuel_MW  = Q_fuel_kJh   / 3_600_000</w:t>
-        <w:br/>
-      </w:r>
-      <w:r>
-        <w:rPr>
-          <w:rFonts w:ascii="Courier New" w:hAnsi="Courier New" w:eastAsia="Courier New"/>
-          <w:sz w:val="16"/>
-        </w:rPr>
-        <w:br/>
-      </w:r>
-      <w:r>
-        <w:rPr>
-          <w:rFonts w:ascii="Courier New" w:hAnsi="Courier New" w:eastAsia="Courier New"/>
-          <w:sz w:val="16"/>
-        </w:rPr>
-        <w:t># 3.5 Внутренний КПД тепловой схемы:</w:t>
-        <w:br/>
-      </w:r>
-      <w:r>
-        <w:rPr>
-          <w:rFonts w:ascii="Courier New" w:hAnsi="Courier New" w:eastAsia="Courier New"/>
-          <w:sz w:val="16"/>
-        </w:rPr>
-        <w:t>#     η = N_эл / Q_котла  (электрическая мощность / теплота, подведённая в цикле)</w:t>
-        <w:br/>
-      </w:r>
-      <w:r>
-        <w:rPr>
-          <w:rFonts w:ascii="Courier New" w:hAnsi="Courier New" w:eastAsia="Courier New"/>
-          <w:sz w:val="16"/>
-        </w:rPr>
-        <w:t>eta_cycle = N_turb / Q_boiler_MW</w:t>
-        <w:br/>
-      </w:r>
-      <w:r>
-        <w:rPr>
-          <w:rFonts w:ascii="Courier New" w:hAnsi="Courier New" w:eastAsia="Courier New"/>
-          <w:sz w:val="16"/>
-        </w:rPr>
-        <w:br/>
-      </w:r>
-      <w:r>
-        <w:rPr>
-          <w:rFonts w:ascii="Courier New" w:hAnsi="Courier New" w:eastAsia="Courier New"/>
-          <w:sz w:val="16"/>
-        </w:rPr>
-        <w:t># 3.6 Удельная работа турбины, кДж/кг начального пара</w:t>
-        <w:br/>
-      </w:r>
-      <w:r>
-        <w:rPr>
-          <w:rFonts w:ascii="Courier New" w:hAnsi="Courier New" w:eastAsia="Courier New"/>
-          <w:sz w:val="16"/>
-        </w:rPr>
-        <w:t># Из баланса мощности: N_internal = D0[кг/с] × delta_h → delta_h = N_internal × 3600 / D0[кг/ч]</w:t>
-        <w:br/>
-      </w:r>
-      <w:r>
-        <w:rPr>
-          <w:rFonts w:ascii="Courier New" w:hAnsi="Courier New" w:eastAsia="Courier New"/>
-          <w:sz w:val="16"/>
-        </w:rPr>
-        <w:t># N_internal — внутренняя (индикаторная) мощность турбины; N_эл = N_internal × η_мех × η_г</w:t>
-        <w:br/>
-      </w:r>
-      <w:r>
-        <w:rPr>
-          <w:rFonts w:ascii="Courier New" w:hAnsi="Courier New" w:eastAsia="Courier New"/>
-          <w:sz w:val="16"/>
-        </w:rPr>
-        <w:t>N_internal_kW = N_turb * 1_000 / (eta_m * eta_g)   # кВт – внутренняя мощность турбины</w:t>
-        <w:br/>
-      </w:r>
-      <w:r>
-        <w:rPr>
-          <w:rFonts w:ascii="Courier New" w:hAnsi="Courier New" w:eastAsia="Courier New"/>
-          <w:sz w:val="16"/>
-        </w:rPr>
-        <w:t>delta_h_turb  = N_internal_kW * 3_600 / (D0 * 1_000)   # кДж/кг</w:t>
-        <w:br/>
-      </w:r>
-      <w:r>
-        <w:rPr>
-          <w:rFonts w:ascii="Courier New" w:hAnsi="Courier New" w:eastAsia="Courier New"/>
-          <w:sz w:val="16"/>
-        </w:rPr>
-        <w:br/>
-      </w:r>
-      <w:r>
-        <w:rPr>
-          <w:rFonts w:ascii="Courier New" w:hAnsi="Courier New" w:eastAsia="Courier New"/>
-          <w:sz w:val="16"/>
-        </w:rPr>
-        <w:t># ─────────────────────────────────────────────────────────────────────────────</w:t>
-        <w:br/>
-      </w:r>
-      <w:r>
-        <w:rPr>
-          <w:rFonts w:ascii="Courier New" w:hAnsi="Courier New" w:eastAsia="Courier New"/>
-          <w:sz w:val="16"/>
-        </w:rPr>
-        <w:t># 4. КПД И ПОКАЗАТЕЛИ ЭФФЕКТИВНОСТИ</w:t>
-        <w:br/>
-      </w:r>
-      <w:r>
-        <w:rPr>
-          <w:rFonts w:ascii="Courier New" w:hAnsi="Courier New" w:eastAsia="Courier New"/>
-          <w:sz w:val="16"/>
-        </w:rPr>
-        <w:t># ─────────────────────────────────────────────────────────────────────────────</w:t>
-        <w:br/>
-      </w:r>
-      <w:r>
-        <w:rPr>
-          <w:rFonts w:ascii="Courier New" w:hAnsi="Courier New" w:eastAsia="Courier New"/>
-          <w:sz w:val="16"/>
-        </w:rPr>
-        <w:br/>
-      </w:r>
-      <w:r>
-        <w:rPr>
-          <w:rFonts w:ascii="Courier New" w:hAnsi="Courier New" w:eastAsia="Courier New"/>
-          <w:sz w:val="16"/>
-        </w:rPr>
-        <w:t>N_net_turb    = N_turb * (1 - alpha_sn)          # МВт нетто (1 т/а)</w:t>
-        <w:br/>
-      </w:r>
-      <w:r>
-        <w:rPr>
-          <w:rFonts w:ascii="Courier New" w:hAnsi="Courier New" w:eastAsia="Courier New"/>
-          <w:sz w:val="16"/>
-        </w:rPr>
-        <w:t>N_net_station = N_station * (1 - alpha_sn)        # МВт нетто (станция)</w:t>
-        <w:br/>
-      </w:r>
-      <w:r>
-        <w:rPr>
-          <w:rFonts w:ascii="Courier New" w:hAnsi="Courier New" w:eastAsia="Courier New"/>
-          <w:sz w:val="16"/>
-        </w:rPr>
-        <w:br/>
-      </w:r>
-      <w:r>
-        <w:rPr>
-          <w:rFonts w:ascii="Courier New" w:hAnsi="Courier New" w:eastAsia="Courier New"/>
-          <w:sz w:val="16"/>
-        </w:rPr>
-        <w:t>eta_e_gross = N_turb         / Q_fuel_MW          # КПД брутто</w:t>
-        <w:br/>
-      </w:r>
-      <w:r>
-        <w:rPr>
-          <w:rFonts w:ascii="Courier New" w:hAnsi="Courier New" w:eastAsia="Courier New"/>
-          <w:sz w:val="16"/>
-        </w:rPr>
-        <w:t>eta_e_net   = N_net_turb     / Q_fuel_MW          # КПД нетто</w:t>
-        <w:br/>
-      </w:r>
-      <w:r>
-        <w:rPr>
-          <w:rFonts w:ascii="Courier New" w:hAnsi="Courier New" w:eastAsia="Courier New"/>
-          <w:sz w:val="16"/>
-        </w:rPr>
-        <w:br/>
-      </w:r>
-      <w:r>
-        <w:rPr>
-          <w:rFonts w:ascii="Courier New" w:hAnsi="Courier New" w:eastAsia="Courier New"/>
-          <w:sz w:val="16"/>
-        </w:rPr>
-        <w:t>q_e_gross   = Q_fuel_kJh / (N_turb      * 1_000) # кДж/кВт·ч брутто</w:t>
-        <w:br/>
-      </w:r>
-      <w:r>
-        <w:rPr>
-          <w:rFonts w:ascii="Courier New" w:hAnsi="Courier New" w:eastAsia="Courier New"/>
-          <w:sz w:val="16"/>
-        </w:rPr>
-        <w:t>q_e_net     = Q_fuel_kJh / (N_net_turb  * 1_000) # кДж/кВт·ч нетто</w:t>
-        <w:br/>
-      </w:r>
-      <w:r>
-        <w:rPr>
-          <w:rFonts w:ascii="Courier New" w:hAnsi="Courier New" w:eastAsia="Courier New"/>
-          <w:sz w:val="16"/>
-        </w:rPr>
-        <w:br/>
-      </w:r>
-      <w:r>
-        <w:rPr>
-          <w:rFonts w:ascii="Courier New" w:hAnsi="Courier New" w:eastAsia="Courier New"/>
-          <w:sz w:val="16"/>
-        </w:rPr>
-        <w:t>b_gross = 3_600_000 / (eta_e_gross * Qn_ref)      # г у.т./кВт·ч брутто</w:t>
-        <w:br/>
-      </w:r>
-      <w:r>
-        <w:rPr>
-          <w:rFonts w:ascii="Courier New" w:hAnsi="Courier New" w:eastAsia="Courier New"/>
-          <w:sz w:val="16"/>
-        </w:rPr>
-        <w:t>b_net   = 3_600_000 / (eta_e_net   * Qn_ref)      # г у.т./кВт·ч нетто</w:t>
-        <w:br/>
-      </w:r>
-      <w:r>
-        <w:rPr>
-          <w:rFonts w:ascii="Courier New" w:hAnsi="Courier New" w:eastAsia="Courier New"/>
-          <w:sz w:val="16"/>
-        </w:rPr>
-        <w:br/>
-      </w:r>
-      <w:r>
-        <w:rPr>
-          <w:rFonts w:ascii="Courier New" w:hAnsi="Courier New" w:eastAsia="Courier New"/>
-          <w:sz w:val="16"/>
-        </w:rPr>
-        <w:t># ─────────────────────────────────────────────────────────────────────────────</w:t>
-        <w:br/>
-      </w:r>
-      <w:r>
-        <w:rPr>
-          <w:rFonts w:ascii="Courier New" w:hAnsi="Courier New" w:eastAsia="Courier New"/>
-          <w:sz w:val="16"/>
-        </w:rPr>
-        <w:t># 5. РАСХОД ТОПЛИВА</w:t>
-        <w:br/>
-      </w:r>
-      <w:r>
-        <w:rPr>
-          <w:rFonts w:ascii="Courier New" w:hAnsi="Courier New" w:eastAsia="Courier New"/>
-          <w:sz w:val="16"/>
-        </w:rPr>
-        <w:t># ─────────────────────────────────────────────────────────────────────────────</w:t>
-        <w:br/>
-      </w:r>
-      <w:r>
-        <w:rPr>
-          <w:rFonts w:ascii="Courier New" w:hAnsi="Courier New" w:eastAsia="Courier New"/>
-          <w:sz w:val="16"/>
-        </w:rPr>
-        <w:br/>
-      </w:r>
-      <w:r>
-        <w:rPr>
-          <w:rFonts w:ascii="Courier New" w:hAnsi="Courier New" w:eastAsia="Courier New"/>
-          <w:sz w:val="16"/>
-        </w:rPr>
-        <w:t>B_mazut_h  = Q_fuel_kJh / Qn_mazut             # кг/ч  (1 т/а, мазут)</w:t>
-        <w:br/>
-      </w:r>
-      <w:r>
-        <w:rPr>
-          <w:rFonts w:ascii="Courier New" w:hAnsi="Courier New" w:eastAsia="Courier New"/>
-          <w:sz w:val="16"/>
-        </w:rPr>
-        <w:t>B_mazut_st = B_mazut_h  * n_turb / 1_000       # т/ч   (станция)</w:t>
-        <w:br/>
-      </w:r>
-      <w:r>
-        <w:rPr>
-          <w:rFonts w:ascii="Courier New" w:hAnsi="Courier New" w:eastAsia="Courier New"/>
-          <w:sz w:val="16"/>
-        </w:rPr>
-        <w:br/>
-      </w:r>
-      <w:r>
-        <w:rPr>
-          <w:rFonts w:ascii="Courier New" w:hAnsi="Courier New" w:eastAsia="Courier New"/>
-          <w:sz w:val="16"/>
-        </w:rPr>
-        <w:t>B_gas_h    = Q_fuel_kJh / Qn_gas               # м³/ч  (1 т/а, газ)</w:t>
-        <w:br/>
-      </w:r>
-      <w:r>
-        <w:rPr>
-          <w:rFonts w:ascii="Courier New" w:hAnsi="Courier New" w:eastAsia="Courier New"/>
-          <w:sz w:val="16"/>
-        </w:rPr>
-        <w:t>B_gas_st   = B_gas_h    * n_turb / 1_000       # тыс. м³/ч (станция)</w:t>
-        <w:br/>
-      </w:r>
-      <w:r>
-        <w:rPr>
-          <w:rFonts w:ascii="Courier New" w:hAnsi="Courier New" w:eastAsia="Courier New"/>
-          <w:sz w:val="16"/>
-        </w:rPr>
-        <w:t xml:space="preserve">                                                 # NOTE: делится на 1000 для тыс. м³/ч</w:t>
-        <w:br/>
-      </w:r>
-      <w:r>
-        <w:rPr>
-          <w:rFonts w:ascii="Courier New" w:hAnsi="Courier New" w:eastAsia="Courier New"/>
-          <w:sz w:val="16"/>
-        </w:rPr>
-        <w:br/>
-      </w:r>
-      <w:r>
-        <w:rPr>
-          <w:rFonts w:ascii="Courier New" w:hAnsi="Courier New" w:eastAsia="Courier New"/>
-          <w:sz w:val="16"/>
-        </w:rPr>
-        <w:t>B_ref_h    = Q_fuel_kJh / Qn_ref               # кг/ч  (1 т/а, усл. топливо)</w:t>
-        <w:br/>
-      </w:r>
-      <w:r>
-        <w:rPr>
-          <w:rFonts w:ascii="Courier New" w:hAnsi="Courier New" w:eastAsia="Courier New"/>
-          <w:sz w:val="16"/>
-        </w:rPr>
-        <w:t>B_ref_st   = B_ref_h    * n_turb / 1_000       # т/ч   (станция)</w:t>
-        <w:br/>
-      </w:r>
-      <w:r>
-        <w:rPr>
-          <w:rFonts w:ascii="Courier New" w:hAnsi="Courier New" w:eastAsia="Courier New"/>
-          <w:sz w:val="16"/>
-        </w:rPr>
-        <w:br/>
-      </w:r>
-      <w:r>
-        <w:rPr>
-          <w:rFonts w:ascii="Courier New" w:hAnsi="Courier New" w:eastAsia="Courier New"/>
-          <w:sz w:val="16"/>
-        </w:rPr>
-        <w:t># ─────────────────────────────────────────────────────────────────────────────</w:t>
-        <w:br/>
-      </w:r>
-      <w:r>
-        <w:rPr>
-          <w:rFonts w:ascii="Courier New" w:hAnsi="Courier New" w:eastAsia="Courier New"/>
-          <w:sz w:val="16"/>
-        </w:rPr>
-        <w:t># 6. ТЕХНИКО-ЭКОНОМИЧЕСКИЕ ПОКАЗАТЕЛИ (годовые)</w:t>
-        <w:br/>
-      </w:r>
-      <w:r>
-        <w:rPr>
-          <w:rFonts w:ascii="Courier New" w:hAnsi="Courier New" w:eastAsia="Courier New"/>
-          <w:sz w:val="16"/>
-        </w:rPr>
-        <w:t># ─────────────────────────────────────────────────────────────────────────────</w:t>
-        <w:br/>
-      </w:r>
-      <w:r>
-        <w:rPr>
-          <w:rFonts w:ascii="Courier New" w:hAnsi="Courier New" w:eastAsia="Courier New"/>
-          <w:sz w:val="16"/>
-        </w:rPr>
-        <w:br/>
-      </w:r>
-      <w:r>
-        <w:rPr>
-          <w:rFonts w:ascii="Courier New" w:hAnsi="Courier New" w:eastAsia="Courier New"/>
-          <w:sz w:val="16"/>
-        </w:rPr>
-        <w:t>h_use        = 6_500           # ч/год – число часов использования мощности КЭС</w:t>
-        <w:br/>
-      </w:r>
-      <w:r>
-        <w:rPr>
-          <w:rFonts w:ascii="Courier New" w:hAnsi="Courier New" w:eastAsia="Courier New"/>
-          <w:sz w:val="16"/>
-        </w:rPr>
-        <w:br/>
-      </w:r>
-      <w:r>
-        <w:rPr>
-          <w:rFonts w:ascii="Courier New" w:hAnsi="Courier New" w:eastAsia="Courier New"/>
-          <w:sz w:val="16"/>
-        </w:rPr>
-        <w:t>E_gross_MWh  = N_station  * h_use              # МВт·ч/год брутто</w:t>
-        <w:br/>
-      </w:r>
-      <w:r>
-        <w:rPr>
-          <w:rFonts w:ascii="Courier New" w:hAnsi="Courier New" w:eastAsia="Courier New"/>
-          <w:sz w:val="16"/>
-        </w:rPr>
-        <w:t>E_net_MWh    = N_net_station * h_use           # МВт·ч/год нетто</w:t>
-        <w:br/>
-      </w:r>
-      <w:r>
-        <w:rPr>
-          <w:rFonts w:ascii="Courier New" w:hAnsi="Courier New" w:eastAsia="Courier New"/>
-          <w:sz w:val="16"/>
-        </w:rPr>
-        <w:t>E_net_TWh    = E_net_MWh / 1_000_000           # ТВт·ч/год</w:t>
-        <w:br/>
-      </w:r>
-      <w:r>
-        <w:rPr>
-          <w:rFonts w:ascii="Courier New" w:hAnsi="Courier New" w:eastAsia="Courier New"/>
-          <w:sz w:val="16"/>
-        </w:rPr>
-        <w:br/>
-      </w:r>
-      <w:r>
-        <w:rPr>
-          <w:rFonts w:ascii="Courier New" w:hAnsi="Courier New" w:eastAsia="Courier New"/>
-          <w:sz w:val="16"/>
-        </w:rPr>
-        <w:t>B_mazut_yr   = B_mazut_st * h_use / 1_000_000   # млн т/год    (мазут)</w:t>
-        <w:br/>
-      </w:r>
-      <w:r>
-        <w:rPr>
-          <w:rFonts w:ascii="Courier New" w:hAnsi="Courier New" w:eastAsia="Courier New"/>
-          <w:sz w:val="16"/>
-        </w:rPr>
-        <w:t>B_gas_yr     = B_gas_st   * h_use / 1_000        # млн м³/год   (B_gas_st в тыс. м³/ч → × ч/год / 1000)</w:t>
-        <w:br/>
-      </w:r>
-      <w:r>
-        <w:rPr>
-          <w:rFonts w:ascii="Courier New" w:hAnsi="Courier New" w:eastAsia="Courier New"/>
-          <w:sz w:val="16"/>
-        </w:rPr>
-        <w:t>B_ref_yr     = B_ref_st   * h_use / 1_000_000    # млн т у.т./год</w:t>
-        <w:br/>
-      </w:r>
-      <w:r>
-        <w:rPr>
-          <w:rFonts w:ascii="Courier New" w:hAnsi="Courier New" w:eastAsia="Courier New"/>
-          <w:sz w:val="16"/>
-        </w:rPr>
-        <w:br/>
-      </w:r>
-      <w:r>
-        <w:rPr>
-          <w:rFonts w:ascii="Courier New" w:hAnsi="Courier New" w:eastAsia="Courier New"/>
-          <w:sz w:val="16"/>
-        </w:rPr>
-        <w:t># ─────────────────────────────────────────────────────────────────────────────</w:t>
-        <w:br/>
-      </w:r>
-      <w:r>
-        <w:rPr>
-          <w:rFonts w:ascii="Courier New" w:hAnsi="Courier New" w:eastAsia="Courier New"/>
-          <w:sz w:val="16"/>
-        </w:rPr>
-        <w:t># 7. ВЫВОД РЕЗУЛЬТАТОВ</w:t>
-        <w:br/>
-      </w:r>
-      <w:r>
-        <w:rPr>
-          <w:rFonts w:ascii="Courier New" w:hAnsi="Courier New" w:eastAsia="Courier New"/>
-          <w:sz w:val="16"/>
-        </w:rPr>
-        <w:t># ─────────────────────────────────────────────────────────────────────────────</w:t>
-        <w:br/>
-      </w:r>
-      <w:r>
-        <w:rPr>
-          <w:rFonts w:ascii="Courier New" w:hAnsi="Courier New" w:eastAsia="Courier New"/>
-          <w:sz w:val="16"/>
-        </w:rPr>
-        <w:br/>
-      </w:r>
-      <w:r>
-        <w:rPr>
-          <w:rFonts w:ascii="Courier New" w:hAnsi="Courier New" w:eastAsia="Courier New"/>
-          <w:sz w:val="16"/>
-        </w:rPr>
-        <w:t>W  = 72</w:t>
-        <w:br/>
-      </w:r>
-      <w:r>
-        <w:rPr>
-          <w:rFonts w:ascii="Courier New" w:hAnsi="Courier New" w:eastAsia="Courier New"/>
-          <w:sz w:val="16"/>
-        </w:rPr>
-        <w:t>HL = "=" * W</w:t>
-        <w:br/>
-      </w:r>
-      <w:r>
-        <w:rPr>
-          <w:rFonts w:ascii="Courier New" w:hAnsi="Courier New" w:eastAsia="Courier New"/>
-          <w:sz w:val="16"/>
-        </w:rPr>
-        <w:t>hl = "-" * W</w:t>
-        <w:br/>
-      </w:r>
-      <w:r>
-        <w:rPr>
-          <w:rFonts w:ascii="Courier New" w:hAnsi="Courier New" w:eastAsia="Courier New"/>
-          <w:sz w:val="16"/>
-        </w:rPr>
-        <w:br/>
-      </w:r>
-      <w:r>
-        <w:rPr>
-          <w:rFonts w:ascii="Courier New" w:hAnsi="Courier New" w:eastAsia="Courier New"/>
-          <w:sz w:val="16"/>
-        </w:rPr>
-        <w:t>def row(label, value, unit=""):</w:t>
-        <w:br/>
-      </w:r>
-      <w:r>
-        <w:rPr>
-          <w:rFonts w:ascii="Courier New" w:hAnsi="Courier New" w:eastAsia="Courier New"/>
-          <w:sz w:val="16"/>
-        </w:rPr>
-        <w:t xml:space="preserve">    return f"   {label:&lt;46} {value:&gt;16}  {unit}"</w:t>
-        <w:br/>
-      </w:r>
-      <w:r>
-        <w:rPr>
-          <w:rFonts w:ascii="Courier New" w:hAnsi="Courier New" w:eastAsia="Courier New"/>
-          <w:sz w:val="16"/>
-        </w:rPr>
-        <w:br/>
-      </w:r>
-      <w:r>
-        <w:rPr>
-          <w:rFonts w:ascii="Courier New" w:hAnsi="Courier New" w:eastAsia="Courier New"/>
-          <w:sz w:val="16"/>
-        </w:rPr>
-        <w:t>print(HL)</w:t>
-        <w:br/>
-      </w:r>
-      <w:r>
-        <w:rPr>
-          <w:rFonts w:ascii="Courier New" w:hAnsi="Courier New" w:eastAsia="Courier New"/>
-          <w:sz w:val="16"/>
-        </w:rPr>
-        <w:t>print("  ПРОЕКТ КЭС 900 МВт  ·  ТУРБИНЫ К-300-240  ·  ТОПЛИВО: ГАЗ-МАЗУТ")</w:t>
-        <w:br/>
-      </w:r>
-      <w:r>
-        <w:rPr>
-          <w:rFonts w:ascii="Courier New" w:hAnsi="Courier New" w:eastAsia="Courier New"/>
-          <w:sz w:val="16"/>
-        </w:rPr>
-        <w:t>print(HL)</w:t>
-        <w:br/>
-      </w:r>
-      <w:r>
-        <w:rPr>
-          <w:rFonts w:ascii="Courier New" w:hAnsi="Courier New" w:eastAsia="Courier New"/>
-          <w:sz w:val="16"/>
-        </w:rPr>
-        <w:br/>
-      </w:r>
-      <w:r>
-        <w:rPr>
-          <w:rFonts w:ascii="Courier New" w:hAnsi="Courier New" w:eastAsia="Courier New"/>
-          <w:sz w:val="16"/>
-        </w:rPr>
-        <w:t># ── Раздел 1: Исходные данные ──────────────────────────────────────────────</w:t>
-        <w:br/>
-      </w:r>
-      <w:r>
-        <w:rPr>
-          <w:rFonts w:ascii="Courier New" w:hAnsi="Courier New" w:eastAsia="Courier New"/>
-          <w:sz w:val="16"/>
-        </w:rPr>
-        <w:t>print("\n1. ИСХОДНЫЕ ДАННЫЕ\n" + hl)</w:t>
-        <w:br/>
-      </w:r>
-      <w:r>
-        <w:rPr>
-          <w:rFonts w:ascii="Courier New" w:hAnsi="Courier New" w:eastAsia="Courier New"/>
-          <w:sz w:val="16"/>
-        </w:rPr>
-        <w:t>print(row("Установленная мощность КЭС",      f"{N_station:.0f}", "МВт"))</w:t>
-        <w:br/>
-      </w:r>
-      <w:r>
-        <w:rPr>
-          <w:rFonts w:ascii="Courier New" w:hAnsi="Courier New" w:eastAsia="Courier New"/>
-          <w:sz w:val="16"/>
-        </w:rPr>
-        <w:t>print(row("Количество турбоагрегатов",       f"{n_turb}", "шт.  К-300-240"))</w:t>
-        <w:br/>
-      </w:r>
-      <w:r>
-        <w:rPr>
-          <w:rFonts w:ascii="Courier New" w:hAnsi="Courier New" w:eastAsia="Courier New"/>
-          <w:sz w:val="16"/>
-        </w:rPr>
-        <w:t>print(row("Мощность одного т/а",             f"{N_turb:.0f}", "МВт"))</w:t>
-        <w:br/>
-      </w:r>
-      <w:r>
-        <w:rPr>
-          <w:rFonts w:ascii="Courier New" w:hAnsi="Courier New" w:eastAsia="Courier New"/>
-          <w:sz w:val="16"/>
-        </w:rPr>
-        <w:t>print(row("Система тех. водоснабжения",      "прямоточная", ""))</w:t>
-        <w:br/>
-      </w:r>
-      <w:r>
-        <w:rPr>
-          <w:rFonts w:ascii="Courier New" w:hAnsi="Courier New" w:eastAsia="Courier New"/>
-          <w:sz w:val="16"/>
-        </w:rPr>
-        <w:t>print()</w:t>
-        <w:br/>
-      </w:r>
-      <w:r>
-        <w:rPr>
-          <w:rFonts w:ascii="Courier New" w:hAnsi="Courier New" w:eastAsia="Courier New"/>
-          <w:sz w:val="16"/>
-        </w:rPr>
-        <w:t>print(row("Свежий пар: P₀",                  f"{P0}", "МПа"))</w:t>
-        <w:br/>
-      </w:r>
-      <w:r>
-        <w:rPr>
-          <w:rFonts w:ascii="Courier New" w:hAnsi="Courier New" w:eastAsia="Courier New"/>
-          <w:sz w:val="16"/>
-        </w:rPr>
-        <w:t>print(row("            t₀",                  f"{t0:.0f}", "°С"))</w:t>
-        <w:br/>
-      </w:r>
-      <w:r>
-        <w:rPr>
-          <w:rFonts w:ascii="Courier New" w:hAnsi="Courier New" w:eastAsia="Courier New"/>
-          <w:sz w:val="16"/>
-        </w:rPr>
-        <w:t>print(row("            h₀ (из таблиц)",       f"{h0:.1f}", "кДж/кг"))</w:t>
-        <w:br/>
-      </w:r>
-      <w:r>
-        <w:rPr>
-          <w:rFonts w:ascii="Courier New" w:hAnsi="Courier New" w:eastAsia="Courier New"/>
-          <w:sz w:val="16"/>
-        </w:rPr>
-        <w:t>print(row("ПП вход:    P'пп",                f"{P_pp1}", "МПа"))</w:t>
-        <w:br/>
-      </w:r>
-      <w:r>
-        <w:rPr>
-          <w:rFonts w:ascii="Courier New" w:hAnsi="Courier New" w:eastAsia="Courier New"/>
-          <w:sz w:val="16"/>
-        </w:rPr>
-        <w:t>print(row("            t'пп",                f"{t_pp1:.0f}", "°С"))</w:t>
-        <w:br/>
-      </w:r>
-      <w:r>
-        <w:rPr>
-          <w:rFonts w:ascii="Courier New" w:hAnsi="Courier New" w:eastAsia="Courier New"/>
-          <w:sz w:val="16"/>
-        </w:rPr>
-        <w:t>print(row("            h'пп",                f"{h_pp1:.1f}", "кДж/кг"))</w:t>
-        <w:br/>
-      </w:r>
-      <w:r>
-        <w:rPr>
-          <w:rFonts w:ascii="Courier New" w:hAnsi="Courier New" w:eastAsia="Courier New"/>
-          <w:sz w:val="16"/>
-        </w:rPr>
-        <w:t>print(row("ПП выход:   P\"пп",               f"{P_pp2}", "МПа"))</w:t>
-        <w:br/>
-      </w:r>
-      <w:r>
-        <w:rPr>
-          <w:rFonts w:ascii="Courier New" w:hAnsi="Courier New" w:eastAsia="Courier New"/>
-          <w:sz w:val="16"/>
-        </w:rPr>
-        <w:t>print(row("            t\"пп",               f"{t_pp2:.0f}", "°С"))</w:t>
-        <w:br/>
-      </w:r>
-      <w:r>
-        <w:rPr>
-          <w:rFonts w:ascii="Courier New" w:hAnsi="Courier New" w:eastAsia="Courier New"/>
-          <w:sz w:val="16"/>
-        </w:rPr>
-        <w:t>print(row("            h\"пп",               f"{h_pp2:.1f}", "кДж/кг"))</w:t>
-        <w:br/>
-      </w:r>
-      <w:r>
-        <w:rPr>
-          <w:rFonts w:ascii="Courier New" w:hAnsi="Courier New" w:eastAsia="Courier New"/>
-          <w:sz w:val="16"/>
-        </w:rPr>
-        <w:t>print(row("Пит. вода:  P_пв = 1.15·P₀",     f"{P_fw:.3f}", "МПа"))</w:t>
-        <w:br/>
-      </w:r>
-      <w:r>
-        <w:rPr>
-          <w:rFonts w:ascii="Courier New" w:hAnsi="Courier New" w:eastAsia="Courier New"/>
-          <w:sz w:val="16"/>
-        </w:rPr>
-        <w:t>print(row("            t_пв",                f"{t_fw:.0f}", "°С"))</w:t>
-        <w:br/>
-      </w:r>
-      <w:r>
-        <w:rPr>
-          <w:rFonts w:ascii="Courier New" w:hAnsi="Courier New" w:eastAsia="Courier New"/>
-          <w:sz w:val="16"/>
-        </w:rPr>
-        <w:t>print(row("            h_пв",                f"{h_fw:.1f}", "кДж/кг"))</w:t>
-        <w:br/>
-      </w:r>
-      <w:r>
-        <w:rPr>
-          <w:rFonts w:ascii="Courier New" w:hAnsi="Courier New" w:eastAsia="Courier New"/>
-          <w:sz w:val="16"/>
-        </w:rPr>
-        <w:t>print(row("Конденсатор: P_к",               f"{P_k}", "МПа"))</w:t>
-        <w:br/>
-      </w:r>
-      <w:r>
-        <w:rPr>
-          <w:rFonts w:ascii="Courier New" w:hAnsi="Courier New" w:eastAsia="Courier New"/>
-          <w:sz w:val="16"/>
-        </w:rPr>
-        <w:t>print(row("             t_к (насыщение)",    f"{t_k}", "°С"))</w:t>
-        <w:br/>
-      </w:r>
-      <w:r>
-        <w:rPr>
-          <w:rFonts w:ascii="Courier New" w:hAnsi="Courier New" w:eastAsia="Courier New"/>
-          <w:sz w:val="16"/>
-        </w:rPr>
-        <w:t>print(row("             h_к (конденсат)",    f"{h_k:.1f}", "кДж/кг"))</w:t>
-        <w:br/>
-      </w:r>
-      <w:r>
-        <w:rPr>
-          <w:rFonts w:ascii="Courier New" w:hAnsi="Courier New" w:eastAsia="Courier New"/>
-          <w:sz w:val="16"/>
-        </w:rPr>
-        <w:t>print()</w:t>
-        <w:br/>
-      </w:r>
-      <w:r>
-        <w:rPr>
-          <w:rFonts w:ascii="Courier New" w:hAnsi="Courier New" w:eastAsia="Courier New"/>
-          <w:sz w:val="16"/>
-        </w:rPr>
-        <w:t>print(row("КПД ЦВД",  f"{eta_HP}"))</w:t>
-        <w:br/>
-      </w:r>
-      <w:r>
-        <w:rPr>
-          <w:rFonts w:ascii="Courier New" w:hAnsi="Courier New" w:eastAsia="Courier New"/>
-          <w:sz w:val="16"/>
-        </w:rPr>
-        <w:t>print(row("КПД ЦСД",  f"{eta_IP}"))</w:t>
-        <w:br/>
-      </w:r>
-      <w:r>
-        <w:rPr>
-          <w:rFonts w:ascii="Courier New" w:hAnsi="Courier New" w:eastAsia="Courier New"/>
-          <w:sz w:val="16"/>
-        </w:rPr>
-        <w:t>print(row("КПД ЦНД",  f"{eta_LP}"))</w:t>
-        <w:br/>
-      </w:r>
-      <w:r>
-        <w:rPr>
-          <w:rFonts w:ascii="Courier New" w:hAnsi="Courier New" w:eastAsia="Courier New"/>
-          <w:sz w:val="16"/>
-        </w:rPr>
-        <w:t>print(row("КПД механический",   f"{eta_m}"))</w:t>
-        <w:br/>
-      </w:r>
-      <w:r>
-        <w:rPr>
-          <w:rFonts w:ascii="Courier New" w:hAnsi="Courier New" w:eastAsia="Courier New"/>
-          <w:sz w:val="16"/>
-        </w:rPr>
-        <w:t>print(row("КПД генератора",      f"{eta_g}"))</w:t>
-        <w:br/>
-      </w:r>
-      <w:r>
-        <w:rPr>
-          <w:rFonts w:ascii="Courier New" w:hAnsi="Courier New" w:eastAsia="Courier New"/>
-          <w:sz w:val="16"/>
-        </w:rPr>
-        <w:t>print(row("КПД котла",           f"{eta_boiler}"))</w:t>
-        <w:br/>
-      </w:r>
-      <w:r>
-        <w:rPr>
-          <w:rFonts w:ascii="Courier New" w:hAnsi="Courier New" w:eastAsia="Courier New"/>
-          <w:sz w:val="16"/>
-        </w:rPr>
-        <w:t>print(row("Доля собственных нужд",f"{alpha_sn*100:.0f}", "%"))</w:t>
-        <w:br/>
-      </w:r>
-      <w:r>
-        <w:rPr>
-          <w:rFonts w:ascii="Courier New" w:hAnsi="Courier New" w:eastAsia="Courier New"/>
-          <w:sz w:val="16"/>
-        </w:rPr>
-        <w:br/>
-      </w:r>
-      <w:r>
-        <w:rPr>
-          <w:rFonts w:ascii="Courier New" w:hAnsi="Courier New" w:eastAsia="Courier New"/>
-          <w:sz w:val="16"/>
-        </w:rPr>
-        <w:t># таблица давлений</w:t>
-        <w:br/>
-      </w:r>
-      <w:r>
-        <w:rPr>
-          <w:rFonts w:ascii="Courier New" w:hAnsi="Courier New" w:eastAsia="Courier New"/>
-          <w:sz w:val="16"/>
-        </w:rPr>
-        <w:t>print()</w:t>
-        <w:br/>
-      </w:r>
-      <w:r>
-        <w:rPr>
-          <w:rFonts w:ascii="Courier New" w:hAnsi="Courier New" w:eastAsia="Courier New"/>
-          <w:sz w:val="16"/>
-        </w:rPr>
-        <w:t>print("   Давления в регенеративных отборах турбины, МПа:")</w:t>
-        <w:br/>
-      </w:r>
-      <w:r>
-        <w:rPr>
-          <w:rFonts w:ascii="Courier New" w:hAnsi="Courier New" w:eastAsia="Courier New"/>
-          <w:sz w:val="16"/>
-        </w:rPr>
-        <w:t>hdr = "   " + "".join(f"{n:^10}" for n in P_names) + f"{'Pk':^10}"</w:t>
-        <w:br/>
-      </w:r>
-      <w:r>
-        <w:rPr>
-          <w:rFonts w:ascii="Courier New" w:hAnsi="Courier New" w:eastAsia="Courier New"/>
-          <w:sz w:val="16"/>
-        </w:rPr>
-        <w:t>print(hdr)</w:t>
-        <w:br/>
-      </w:r>
-      <w:r>
-        <w:rPr>
-          <w:rFonts w:ascii="Courier New" w:hAnsi="Courier New" w:eastAsia="Courier New"/>
-          <w:sz w:val="16"/>
-        </w:rPr>
-        <w:t>vals = "   " + "".join(f"{v:^10.3f}" for v in P_extr) + f"{P_k:^10.4f}"</w:t>
-        <w:br/>
-      </w:r>
-      <w:r>
-        <w:rPr>
-          <w:rFonts w:ascii="Courier New" w:hAnsi="Courier New" w:eastAsia="Courier New"/>
-          <w:sz w:val="16"/>
-        </w:rPr>
-        <w:t>print(vals)</w:t>
-        <w:br/>
-      </w:r>
-      <w:r>
-        <w:rPr>
-          <w:rFonts w:ascii="Courier New" w:hAnsi="Courier New" w:eastAsia="Courier New"/>
-          <w:sz w:val="16"/>
-        </w:rPr>
-        <w:br/>
-      </w:r>
-      <w:r>
-        <w:rPr>
-          <w:rFonts w:ascii="Courier New" w:hAnsi="Courier New" w:eastAsia="Courier New"/>
-          <w:sz w:val="16"/>
-        </w:rPr>
-        <w:t># таблица расходов</w:t>
-        <w:br/>
-      </w:r>
-      <w:r>
-        <w:rPr>
-          <w:rFonts w:ascii="Courier New" w:hAnsi="Courier New" w:eastAsia="Courier New"/>
-          <w:sz w:val="16"/>
-        </w:rPr>
-        <w:t>print()</w:t>
-        <w:br/>
-      </w:r>
-      <w:r>
-        <w:rPr>
-          <w:rFonts w:ascii="Courier New" w:hAnsi="Courier New" w:eastAsia="Courier New"/>
-          <w:sz w:val="16"/>
-        </w:rPr>
-        <w:t>print("   Расходы пара в регенеративных отборах, т/ч (один т/а):")</w:t>
-        <w:br/>
-      </w:r>
-      <w:r>
-        <w:rPr>
-          <w:rFonts w:ascii="Courier New" w:hAnsi="Courier New" w:eastAsia="Courier New"/>
-          <w:sz w:val="16"/>
-        </w:rPr>
-        <w:t>hdr2 = "   " + "".join(f"{n:^9}" for n in D_names)</w:t>
-        <w:br/>
-      </w:r>
-      <w:r>
-        <w:rPr>
-          <w:rFonts w:ascii="Courier New" w:hAnsi="Courier New" w:eastAsia="Courier New"/>
-          <w:sz w:val="16"/>
-        </w:rPr>
-        <w:t>print(hdr2)</w:t>
-        <w:br/>
-      </w:r>
-      <w:r>
-        <w:rPr>
-          <w:rFonts w:ascii="Courier New" w:hAnsi="Courier New" w:eastAsia="Courier New"/>
-          <w:sz w:val="16"/>
-        </w:rPr>
-        <w:t>all_D = D_extr + [D_tn]</w:t>
-        <w:br/>
-      </w:r>
-      <w:r>
-        <w:rPr>
-          <w:rFonts w:ascii="Courier New" w:hAnsi="Courier New" w:eastAsia="Courier New"/>
-          <w:sz w:val="16"/>
-        </w:rPr>
-        <w:t>vals2 = "   " + "".join(f"{v:^9.1f}" for v in all_D)</w:t>
-        <w:br/>
-      </w:r>
-      <w:r>
-        <w:rPr>
-          <w:rFonts w:ascii="Courier New" w:hAnsi="Courier New" w:eastAsia="Courier New"/>
-          <w:sz w:val="16"/>
-        </w:rPr>
-        <w:t>print(vals2)</w:t>
-        <w:br/>
-      </w:r>
-      <w:r>
-        <w:rPr>
-          <w:rFonts w:ascii="Courier New" w:hAnsi="Courier New" w:eastAsia="Courier New"/>
-          <w:sz w:val="16"/>
-        </w:rPr>
-        <w:br/>
-      </w:r>
-      <w:r>
-        <w:rPr>
-          <w:rFonts w:ascii="Courier New" w:hAnsi="Courier New" w:eastAsia="Courier New"/>
-          <w:sz w:val="16"/>
-        </w:rPr>
-        <w:t># ── Раздел 2: Расходы пара ─────────────────────────────────────────────────</w:t>
-        <w:br/>
-      </w:r>
-      <w:r>
-        <w:rPr>
-          <w:rFonts w:ascii="Courier New" w:hAnsi="Courier New" w:eastAsia="Courier New"/>
-          <w:sz w:val="16"/>
-        </w:rPr>
-        <w:t>print("\n2. РАСЧЁТ РАСХОДОВ ПАРА\n" + hl)</w:t>
-        <w:br/>
-      </w:r>
-      <w:r>
-        <w:rPr>
-          <w:rFonts w:ascii="Courier New" w:hAnsi="Courier New" w:eastAsia="Courier New"/>
-          <w:sz w:val="16"/>
-        </w:rPr>
-        <w:t>print(row("Начальный расход пара (К-300-240)",      f"{D0:.1f}", "т/ч"))</w:t>
-        <w:br/>
-      </w:r>
-      <w:r>
-        <w:rPr>
-          <w:rFonts w:ascii="Courier New" w:hAnsi="Courier New" w:eastAsia="Courier New"/>
-          <w:sz w:val="16"/>
-        </w:rPr>
-        <w:t>print(row("  Расход через промперегреватель",        f"{D_reh:.1f}", "т/ч"))</w:t>
-        <w:br/>
-      </w:r>
-      <w:r>
-        <w:rPr>
-          <w:rFonts w:ascii="Courier New" w:hAnsi="Courier New" w:eastAsia="Courier New"/>
-          <w:sz w:val="16"/>
-        </w:rPr>
-        <w:t>print(row("  Расход на вход в ЦНД",                 f"{D_LP:.1f}", "т/ч"))</w:t>
-        <w:br/>
-      </w:r>
-      <w:r>
-        <w:rPr>
-          <w:rFonts w:ascii="Courier New" w:hAnsi="Courier New" w:eastAsia="Courier New"/>
-          <w:sz w:val="16"/>
-        </w:rPr>
-        <w:t>print(row("  Расход в конденсатор",                  f"{D_cond:.1f}", "т/ч"))</w:t>
-        <w:br/>
-      </w:r>
-      <w:r>
-        <w:rPr>
-          <w:rFonts w:ascii="Courier New" w:hAnsi="Courier New" w:eastAsia="Courier New"/>
-          <w:sz w:val="16"/>
-        </w:rPr>
-        <w:t>print()</w:t>
-        <w:br/>
-      </w:r>
-      <w:r>
-        <w:rPr>
-          <w:rFonts w:ascii="Courier New" w:hAnsi="Courier New" w:eastAsia="Courier New"/>
-          <w:sz w:val="16"/>
-        </w:rPr>
-        <w:t>print(row("Начальный расход пара (станция)",        f"{D0_station:.1f}", "т/ч"))</w:t>
-        <w:br/>
-      </w:r>
-      <w:r>
-        <w:rPr>
-          <w:rFonts w:ascii="Courier New" w:hAnsi="Courier New" w:eastAsia="Courier New"/>
-          <w:sz w:val="16"/>
-        </w:rPr>
-        <w:br/>
-      </w:r>
-      <w:r>
-        <w:rPr>
-          <w:rFonts w:ascii="Courier New" w:hAnsi="Courier New" w:eastAsia="Courier New"/>
-          <w:sz w:val="16"/>
-        </w:rPr>
-        <w:t># ── Раздел 3: Тепловой расчёт ─────────────────────────────────────────────</w:t>
-        <w:br/>
-      </w:r>
-      <w:r>
-        <w:rPr>
-          <w:rFonts w:ascii="Courier New" w:hAnsi="Courier New" w:eastAsia="Courier New"/>
-          <w:sz w:val="16"/>
-        </w:rPr>
-        <w:t>print("\n3. ТЕПЛОВОЙ РАСЧЁТ\n" + hl)</w:t>
-        <w:br/>
-      </w:r>
-      <w:r>
-        <w:rPr>
-          <w:rFonts w:ascii="Courier New" w:hAnsi="Courier New" w:eastAsia="Courier New"/>
-          <w:sz w:val="16"/>
-        </w:rPr>
-        <w:t>print(row("q_пар = h₀ − h_пв",              f"{q_steam:.1f}", "кДж/кг"))</w:t>
-        <w:br/>
-      </w:r>
-      <w:r>
-        <w:rPr>
-          <w:rFonts w:ascii="Courier New" w:hAnsi="Courier New" w:eastAsia="Courier New"/>
-          <w:sz w:val="16"/>
-        </w:rPr>
-        <w:t>print(row("q_пп  = h\"пп − h'пп",           f"{q_reheat:.1f}", "кДж/кг"))</w:t>
-        <w:br/>
-      </w:r>
-      <w:r>
-        <w:rPr>
-          <w:rFonts w:ascii="Courier New" w:hAnsi="Courier New" w:eastAsia="Courier New"/>
-          <w:sz w:val="16"/>
-        </w:rPr>
-        <w:t>print(row("Q_котла (1 т/а)",                f"{Q_boiler_MW:.2f}", "МВт"))</w:t>
-        <w:br/>
-      </w:r>
-      <w:r>
-        <w:rPr>
-          <w:rFonts w:ascii="Courier New" w:hAnsi="Courier New" w:eastAsia="Courier New"/>
-          <w:sz w:val="16"/>
-        </w:rPr>
-        <w:t>print(row("Q_топлива (1 т/а)",              f"{Q_fuel_MW:.2f}", "МВт"))</w:t>
-        <w:br/>
-      </w:r>
-      <w:r>
-        <w:rPr>
-          <w:rFonts w:ascii="Courier New" w:hAnsi="Courier New" w:eastAsia="Courier New"/>
-          <w:sz w:val="16"/>
-        </w:rPr>
-        <w:t>print(row("Внутренний КПД цикла η_цикл",    f"{eta_cycle:.4f}",</w:t>
-        <w:br/>
-      </w:r>
-      <w:r>
-        <w:rPr>
-          <w:rFonts w:ascii="Courier New" w:hAnsi="Courier New" w:eastAsia="Courier New"/>
-          <w:sz w:val="16"/>
-        </w:rPr>
-        <w:t xml:space="preserve">          f"= {eta_cycle*100:.2f}%"))</w:t>
-        <w:br/>
-      </w:r>
-      <w:r>
-        <w:rPr>
-          <w:rFonts w:ascii="Courier New" w:hAnsi="Courier New" w:eastAsia="Courier New"/>
-          <w:sz w:val="16"/>
-        </w:rPr>
-        <w:t>print(row("Удельная работа турбины Δh",     f"{delta_h_turb:.1f}", "кДж/кг"))</w:t>
-        <w:br/>
-      </w:r>
-      <w:r>
-        <w:rPr>
-          <w:rFonts w:ascii="Courier New" w:hAnsi="Courier New" w:eastAsia="Courier New"/>
-          <w:sz w:val="16"/>
-        </w:rPr>
-        <w:br/>
-      </w:r>
-      <w:r>
-        <w:rPr>
-          <w:rFonts w:ascii="Courier New" w:hAnsi="Courier New" w:eastAsia="Courier New"/>
-          <w:sz w:val="16"/>
-        </w:rPr>
-        <w:t># ── Раздел 4: КПД ─────────────────────────────────────────────────────────</w:t>
-        <w:br/>
-      </w:r>
-      <w:r>
-        <w:rPr>
-          <w:rFonts w:ascii="Courier New" w:hAnsi="Courier New" w:eastAsia="Courier New"/>
-          <w:sz w:val="16"/>
-        </w:rPr>
-        <w:t>print("\n4. КПД И ПОКАЗАТЕЛИ ЭФФЕКТИВНОСТИ\n" + hl)</w:t>
-        <w:br/>
-      </w:r>
-      <w:r>
-        <w:rPr>
-          <w:rFonts w:ascii="Courier New" w:hAnsi="Courier New" w:eastAsia="Courier New"/>
-          <w:sz w:val="16"/>
-        </w:rPr>
-        <w:t>print(row("Нетто-мощность (1 т/а)",         f"{N_net_turb:.0f}", "МВт"))</w:t>
-        <w:br/>
-      </w:r>
-      <w:r>
-        <w:rPr>
-          <w:rFonts w:ascii="Courier New" w:hAnsi="Courier New" w:eastAsia="Courier New"/>
-          <w:sz w:val="16"/>
-        </w:rPr>
-        <w:t>print(row("Нетто-мощность (станция)",       f"{N_net_station:.0f}", "МВт"))</w:t>
-        <w:br/>
-      </w:r>
-      <w:r>
-        <w:rPr>
-          <w:rFonts w:ascii="Courier New" w:hAnsi="Courier New" w:eastAsia="Courier New"/>
-          <w:sz w:val="16"/>
-        </w:rPr>
-        <w:t>print()</w:t>
-        <w:br/>
-      </w:r>
-      <w:r>
-        <w:rPr>
-          <w:rFonts w:ascii="Courier New" w:hAnsi="Courier New" w:eastAsia="Courier New"/>
-          <w:sz w:val="16"/>
-        </w:rPr>
-        <w:t>print(row("КПД электрический брутто",       f"{eta_e_gross:.4f}",</w:t>
-        <w:br/>
-      </w:r>
-      <w:r>
-        <w:rPr>
-          <w:rFonts w:ascii="Courier New" w:hAnsi="Courier New" w:eastAsia="Courier New"/>
-          <w:sz w:val="16"/>
-        </w:rPr>
-        <w:t xml:space="preserve">          f"= {eta_e_gross*100:.2f}%"))</w:t>
-        <w:br/>
-      </w:r>
-      <w:r>
-        <w:rPr>
-          <w:rFonts w:ascii="Courier New" w:hAnsi="Courier New" w:eastAsia="Courier New"/>
-          <w:sz w:val="16"/>
-        </w:rPr>
-        <w:t>print(row("КПД электрический нетто",        f"{eta_e_net:.4f}",</w:t>
-        <w:br/>
-      </w:r>
-      <w:r>
-        <w:rPr>
-          <w:rFonts w:ascii="Courier New" w:hAnsi="Courier New" w:eastAsia="Courier New"/>
-          <w:sz w:val="16"/>
-        </w:rPr>
-        <w:t xml:space="preserve">          f"= {eta_e_net*100:.2f}%"))</w:t>
-        <w:br/>
-      </w:r>
-      <w:r>
-        <w:rPr>
-          <w:rFonts w:ascii="Courier New" w:hAnsi="Courier New" w:eastAsia="Courier New"/>
-          <w:sz w:val="16"/>
-        </w:rPr>
-        <w:t>print()</w:t>
-        <w:br/>
-      </w:r>
-      <w:r>
-        <w:rPr>
-          <w:rFonts w:ascii="Courier New" w:hAnsi="Courier New" w:eastAsia="Courier New"/>
-          <w:sz w:val="16"/>
-        </w:rPr>
-        <w:t>print(row("Удельный расход теплоты брутто", f"{q_e_gross:.1f}", "кДж/кВт·ч"))</w:t>
-        <w:br/>
-      </w:r>
-      <w:r>
-        <w:rPr>
-          <w:rFonts w:ascii="Courier New" w:hAnsi="Courier New" w:eastAsia="Courier New"/>
-          <w:sz w:val="16"/>
-        </w:rPr>
-        <w:t>print(row("Удельный расход теплоты нетто",  f"{q_e_net:.1f}",  "кДж/кВт·ч"))</w:t>
-        <w:br/>
-      </w:r>
-      <w:r>
-        <w:rPr>
-          <w:rFonts w:ascii="Courier New" w:hAnsi="Courier New" w:eastAsia="Courier New"/>
-          <w:sz w:val="16"/>
-        </w:rPr>
-        <w:t>print()</w:t>
-        <w:br/>
-      </w:r>
-      <w:r>
-        <w:rPr>
-          <w:rFonts w:ascii="Courier New" w:hAnsi="Courier New" w:eastAsia="Courier New"/>
-          <w:sz w:val="16"/>
-        </w:rPr>
-        <w:t>print(row("Уд. расход у.т. брутто",         f"{b_gross:.1f}", "г у.т./кВт·ч"))</w:t>
-        <w:br/>
-      </w:r>
-      <w:r>
-        <w:rPr>
-          <w:rFonts w:ascii="Courier New" w:hAnsi="Courier New" w:eastAsia="Courier New"/>
-          <w:sz w:val="16"/>
-        </w:rPr>
-        <w:t>print(row("Уд. расход у.т. нетто",          f"{b_net:.1f}",   "г у.т./кВт·ч"))</w:t>
-        <w:br/>
-      </w:r>
-      <w:r>
-        <w:rPr>
-          <w:rFonts w:ascii="Courier New" w:hAnsi="Courier New" w:eastAsia="Courier New"/>
-          <w:sz w:val="16"/>
-        </w:rPr>
-        <w:br/>
-      </w:r>
-      <w:r>
-        <w:rPr>
-          <w:rFonts w:ascii="Courier New" w:hAnsi="Courier New" w:eastAsia="Courier New"/>
-          <w:sz w:val="16"/>
-        </w:rPr>
-        <w:t># ── Раздел 5: Расход топлива ──────────────────────────────────────────────</w:t>
-        <w:br/>
-      </w:r>
-      <w:r>
-        <w:rPr>
-          <w:rFonts w:ascii="Courier New" w:hAnsi="Courier New" w:eastAsia="Courier New"/>
-          <w:sz w:val="16"/>
-        </w:rPr>
-        <w:t>print("\n5. РАСХОД ТОПЛИВА\n" + hl)</w:t>
-        <w:br/>
-      </w:r>
-      <w:r>
-        <w:rPr>
-          <w:rFonts w:ascii="Courier New" w:hAnsi="Courier New" w:eastAsia="Courier New"/>
-          <w:sz w:val="16"/>
-        </w:rPr>
-        <w:t>print(row("Мазут (1 т/а)",                  f"{B_mazut_h:.1f}", "кг/ч"))</w:t>
-        <w:br/>
-      </w:r>
-      <w:r>
-        <w:rPr>
-          <w:rFonts w:ascii="Courier New" w:hAnsi="Courier New" w:eastAsia="Courier New"/>
-          <w:sz w:val="16"/>
-        </w:rPr>
-        <w:t>print(row("Мазут (станция)",                f"{B_mazut_st:.3f}", "т/ч"))</w:t>
-        <w:br/>
-      </w:r>
-      <w:r>
-        <w:rPr>
-          <w:rFonts w:ascii="Courier New" w:hAnsi="Courier New" w:eastAsia="Courier New"/>
-          <w:sz w:val="16"/>
-        </w:rPr>
-        <w:t>print(row("Природный газ (1 т/а)",          f"{B_gas_h:.1f}", "м³/ч"))</w:t>
-        <w:br/>
-      </w:r>
-      <w:r>
-        <w:rPr>
-          <w:rFonts w:ascii="Courier New" w:hAnsi="Courier New" w:eastAsia="Courier New"/>
-          <w:sz w:val="16"/>
-        </w:rPr>
-        <w:t>print(row("Природный газ (станция)",        f"{B_gas_st:.3f}", "тыс. м³/ч"))</w:t>
-        <w:br/>
-      </w:r>
-      <w:r>
-        <w:rPr>
-          <w:rFonts w:ascii="Courier New" w:hAnsi="Courier New" w:eastAsia="Courier New"/>
-          <w:sz w:val="16"/>
-        </w:rPr>
-        <w:t>print(row("Условное топливо (1 т/а)",       f"{B_ref_h:.1f}", "кг/ч"))</w:t>
-        <w:br/>
-      </w:r>
-      <w:r>
-        <w:rPr>
-          <w:rFonts w:ascii="Courier New" w:hAnsi="Courier New" w:eastAsia="Courier New"/>
-          <w:sz w:val="16"/>
-        </w:rPr>
-        <w:t>print(row("Условное топливо (станция)",     f"{B_ref_st:.3f}", "т/ч"))</w:t>
-        <w:br/>
-      </w:r>
-      <w:r>
-        <w:rPr>
-          <w:rFonts w:ascii="Courier New" w:hAnsi="Courier New" w:eastAsia="Courier New"/>
-          <w:sz w:val="16"/>
-        </w:rPr>
-        <w:br/>
-      </w:r>
-      <w:r>
-        <w:rPr>
-          <w:rFonts w:ascii="Courier New" w:hAnsi="Courier New" w:eastAsia="Courier New"/>
-          <w:sz w:val="16"/>
-        </w:rPr>
-        <w:t># ── Раздел 6: Сводная таблица ТЭП ─────────────────────────────────────────</w:t>
-        <w:br/>
-      </w:r>
-      <w:r>
-        <w:rPr>
-          <w:rFonts w:ascii="Courier New" w:hAnsi="Courier New" w:eastAsia="Courier New"/>
-          <w:sz w:val="16"/>
-        </w:rPr>
-        <w:t>print("\n" + HL)</w:t>
-        <w:br/>
-      </w:r>
-      <w:r>
-        <w:rPr>
-          <w:rFonts w:ascii="Courier New" w:hAnsi="Courier New" w:eastAsia="Courier New"/>
-          <w:sz w:val="16"/>
-        </w:rPr>
-        <w:t>print("  СВОДНАЯ ТАБЛИЦА ТЕХНИКО-ЭКОНОМИЧЕСКИХ ПОКАЗАТЕЛЕЙ КЭС 900 МВт")</w:t>
-        <w:br/>
-      </w:r>
-      <w:r>
-        <w:rPr>
-          <w:rFonts w:ascii="Courier New" w:hAnsi="Courier New" w:eastAsia="Courier New"/>
-          <w:sz w:val="16"/>
-        </w:rPr>
-        <w:t>print(HL)</w:t>
-        <w:br/>
-      </w:r>
-      <w:r>
-        <w:rPr>
-          <w:rFonts w:ascii="Courier New" w:hAnsi="Courier New" w:eastAsia="Courier New"/>
-          <w:sz w:val="16"/>
-        </w:rPr>
-        <w:t>print(f"  {'Показатель':&lt;50} {'Значение':&gt;18}")</w:t>
-        <w:br/>
-      </w:r>
-      <w:r>
-        <w:rPr>
-          <w:rFonts w:ascii="Courier New" w:hAnsi="Courier New" w:eastAsia="Courier New"/>
-          <w:sz w:val="16"/>
-        </w:rPr>
-        <w:t>print(hl)</w:t>
-        <w:br/>
-      </w:r>
-      <w:r>
-        <w:rPr>
-          <w:rFonts w:ascii="Courier New" w:hAnsi="Courier New" w:eastAsia="Courier New"/>
-          <w:sz w:val="16"/>
-        </w:rPr>
-        <w:t>print(f"  {'Установленная мощность, МВт':&lt;50} {N_station:&gt;18.0f}")</w:t>
-        <w:br/>
-      </w:r>
-      <w:r>
-        <w:rPr>
-          <w:rFonts w:ascii="Courier New" w:hAnsi="Courier New" w:eastAsia="Courier New"/>
-          <w:sz w:val="16"/>
-        </w:rPr>
-        <w:t>print(f"  {'Нетто-мощность станции, МВт':&lt;50} {N_net_station:&gt;18.0f}")</w:t>
-        <w:br/>
-      </w:r>
-      <w:r>
-        <w:rPr>
-          <w:rFonts w:ascii="Courier New" w:hAnsi="Courier New" w:eastAsia="Courier New"/>
-          <w:sz w:val="16"/>
-        </w:rPr>
-        <w:t>print(f"  {'Количество турбоагрегатов К-300-240, шт.':&lt;50} {n_turb:&gt;18}")</w:t>
-        <w:br/>
-      </w:r>
-      <w:r>
-        <w:rPr>
-          <w:rFonts w:ascii="Courier New" w:hAnsi="Courier New" w:eastAsia="Courier New"/>
-          <w:sz w:val="16"/>
-        </w:rPr>
-        <w:t>print(f"  {'Начальный расход пара (1 т/а), т/ч':&lt;50} {D0:&gt;18.0f}")</w:t>
-        <w:br/>
-      </w:r>
-      <w:r>
-        <w:rPr>
-          <w:rFonts w:ascii="Courier New" w:hAnsi="Courier New" w:eastAsia="Courier New"/>
-          <w:sz w:val="16"/>
-        </w:rPr>
-        <w:t>print(f"  {'Начальный расход пара (станция), т/ч':&lt;50} {D0_station:&gt;18.0f}")</w:t>
-        <w:br/>
-      </w:r>
-      <w:r>
-        <w:rPr>
-          <w:rFonts w:ascii="Courier New" w:hAnsi="Courier New" w:eastAsia="Courier New"/>
-          <w:sz w:val="16"/>
-        </w:rPr>
-        <w:t>print(f"  {'Расход через промперегреватель (1 т/а), т/ч':&lt;50} {D_reh:&gt;18.1f}")</w:t>
-        <w:br/>
-      </w:r>
-      <w:r>
-        <w:rPr>
-          <w:rFonts w:ascii="Courier New" w:hAnsi="Courier New" w:eastAsia="Courier New"/>
-          <w:sz w:val="16"/>
-        </w:rPr>
-        <w:t>print(f"  {'Расход в конденсатор (1 т/а), т/ч':&lt;50} {D_cond:&gt;18.1f}")</w:t>
-        <w:br/>
-      </w:r>
-      <w:r>
-        <w:rPr>
-          <w:rFonts w:ascii="Courier New" w:hAnsi="Courier New" w:eastAsia="Courier New"/>
-          <w:sz w:val="16"/>
-        </w:rPr>
-        <w:t>print(hl)</w:t>
-        <w:br/>
-      </w:r>
-      <w:r>
-        <w:rPr>
-          <w:rFonts w:ascii="Courier New" w:hAnsi="Courier New" w:eastAsia="Courier New"/>
-          <w:sz w:val="16"/>
-        </w:rPr>
-        <w:t>print(f"  {'КПД электрический брутто, %':&lt;50} {eta_e_gross*100:&gt;18.2f}")</w:t>
-        <w:br/>
-      </w:r>
-      <w:r>
-        <w:rPr>
-          <w:rFonts w:ascii="Courier New" w:hAnsi="Courier New" w:eastAsia="Courier New"/>
-          <w:sz w:val="16"/>
-        </w:rPr>
-        <w:t>print(f"  {'КПД электрический нетто, %':&lt;50} {eta_e_net*100:&gt;18.2f}")</w:t>
-        <w:br/>
-      </w:r>
-      <w:r>
-        <w:rPr>
-          <w:rFonts w:ascii="Courier New" w:hAnsi="Courier New" w:eastAsia="Courier New"/>
-          <w:sz w:val="16"/>
-        </w:rPr>
-        <w:t>print(f"  {'Внутренний КПД тепловой схемы, %':&lt;50} {eta_cycle*100:&gt;18.2f}")</w:t>
-        <w:br/>
-      </w:r>
-      <w:r>
-        <w:rPr>
-          <w:rFonts w:ascii="Courier New" w:hAnsi="Courier New" w:eastAsia="Courier New"/>
-          <w:sz w:val="16"/>
-        </w:rPr>
-        <w:t>print(hl)</w:t>
-        <w:br/>
-      </w:r>
-      <w:r>
-        <w:rPr>
-          <w:rFonts w:ascii="Courier New" w:hAnsi="Courier New" w:eastAsia="Courier New"/>
-          <w:sz w:val="16"/>
-        </w:rPr>
-        <w:t>print(f"  {'Удельный расход теплоты (брутто), кДж/кВт·ч':&lt;50} {q_e_gross:&gt;18.1f}")</w:t>
-        <w:br/>
-      </w:r>
-      <w:r>
-        <w:rPr>
-          <w:rFonts w:ascii="Courier New" w:hAnsi="Courier New" w:eastAsia="Courier New"/>
-          <w:sz w:val="16"/>
-        </w:rPr>
-        <w:t>print(f"  {'Удельный расход теплоты (нетто), кДж/кВт·ч':&lt;50} {q_e_net:&gt;18.1f}")</w:t>
-        <w:br/>
-      </w:r>
-      <w:r>
-        <w:rPr>
-          <w:rFonts w:ascii="Courier New" w:hAnsi="Courier New" w:eastAsia="Courier New"/>
-          <w:sz w:val="16"/>
-        </w:rPr>
-        <w:t>print(f"  {'Уд. расход у.т. (брутто), г у.т./кВт·ч':&lt;50} {b_gross:&gt;18.1f}")</w:t>
-        <w:br/>
-      </w:r>
-      <w:r>
-        <w:rPr>
-          <w:rFonts w:ascii="Courier New" w:hAnsi="Courier New" w:eastAsia="Courier New"/>
-          <w:sz w:val="16"/>
-        </w:rPr>
-        <w:t>print(f"  {'Уд. расход у.т. (нетто), г у.т./кВт·ч':&lt;50} {b_net:&gt;18.1f}")</w:t>
-        <w:br/>
-      </w:r>
-      <w:r>
-        <w:rPr>
-          <w:rFonts w:ascii="Courier New" w:hAnsi="Courier New" w:eastAsia="Courier New"/>
-          <w:sz w:val="16"/>
-        </w:rPr>
-        <w:t>print(hl)</w:t>
-        <w:br/>
-      </w:r>
-      <w:r>
-        <w:rPr>
-          <w:rFonts w:ascii="Courier New" w:hAnsi="Courier New" w:eastAsia="Courier New"/>
-          <w:sz w:val="16"/>
-        </w:rPr>
-        <w:t>print(f"  {'Число часов использования мощности, ч/год':&lt;50} {h_use:&gt;18}")</w:t>
-        <w:br/>
-      </w:r>
-      <w:r>
-        <w:rPr>
-          <w:rFonts w:ascii="Courier New" w:hAnsi="Courier New" w:eastAsia="Courier New"/>
-          <w:sz w:val="16"/>
-        </w:rPr>
-        <w:t>print(f"  {'Выработка электроэнергии нетто, ТВт·ч/год':&lt;50} {E_net_TWh:&gt;18.3f}")</w:t>
-        <w:br/>
-      </w:r>
-      <w:r>
-        <w:rPr>
-          <w:rFonts w:ascii="Courier New" w:hAnsi="Courier New" w:eastAsia="Courier New"/>
-          <w:sz w:val="16"/>
-        </w:rPr>
-        <w:t>print(f"  {'Годовой расход мазута, млн т/год':&lt;50} {B_mazut_yr:&gt;18.4f}")</w:t>
-        <w:br/>
-      </w:r>
-      <w:r>
-        <w:rPr>
-          <w:rFonts w:ascii="Courier New" w:hAnsi="Courier New" w:eastAsia="Courier New"/>
-          <w:sz w:val="16"/>
-        </w:rPr>
-        <w:t>print(f"  {'Годовой расход прир. газа, млн м³/год':&lt;50} {B_gas_yr:&gt;18.3f}")</w:t>
-        <w:br/>
-      </w:r>
-      <w:r>
-        <w:rPr>
-          <w:rFonts w:ascii="Courier New" w:hAnsi="Courier New" w:eastAsia="Courier New"/>
-          <w:sz w:val="16"/>
-        </w:rPr>
-        <w:t>print(f"  {'Годовой расход усл. топлива, млн т у.т./год':&lt;50} {B_ref_yr:&gt;18.4f}")</w:t>
-        <w:br/>
-      </w:r>
-      <w:r>
-        <w:rPr>
-          <w:rFonts w:ascii="Courier New" w:hAnsi="Courier New" w:eastAsia="Courier New"/>
-          <w:sz w:val="16"/>
-        </w:rPr>
-        <w:t>print(HL)</w:t>
-        <w:br/>
-      </w:r>
-      <w:r>
-        <w:rPr>
-          <w:rFonts w:ascii="Courier New" w:hAnsi="Courier New" w:eastAsia="Courier New"/>
-          <w:sz w:val="16"/>
-        </w:rPr>
-        <w:t>print()</w:t>
-        <w:br/>
-      </w:r>
-      <w:r>
-        <w:rPr>
-          <w:rFonts w:ascii="Courier New" w:hAnsi="Courier New" w:eastAsia="Courier New"/>
-          <w:sz w:val="16"/>
-        </w:rPr>
-        <w:t>print("  Примечание: энтальпии определены по таблицам водяного пара")</w:t>
-        <w:br/>
-      </w:r>
-      <w:r>
-        <w:rPr>
-          <w:rFonts w:ascii="Courier New" w:hAnsi="Courier New" w:eastAsia="Courier New"/>
-          <w:sz w:val="16"/>
-        </w:rPr>
-        <w:t>print("  (IAPWS-IF97). КПД котла принят 0.92 (газ/мазут).")</w:t>
-        <w:br/>
-      </w:r>
-      <w:r>
-        <w:rPr>
-          <w:rFonts w:ascii="Courier New" w:hAnsi="Courier New" w:eastAsia="Courier New"/>
-          <w:sz w:val="16"/>
-        </w:rPr>
-        <w:t>print(HL)</w:t>
-        <w:br/>
-      </w:r>
-      <w:r>
-        <w:rPr>
-          <w:rFonts w:ascii="Courier New" w:hAnsi="Courier New" w:eastAsia="Courier New"/>
-          <w:sz w:val="16"/>
-        </w:rPr>
-        <w:br/>
-      </w:r>
-      <w:r>
-        <w:rPr>
-          <w:rFonts w:ascii="Courier New" w:hAnsi="Courier New" w:eastAsia="Courier New"/>
-          <w:sz w:val="16"/>
-        </w:rPr>
-        <w:br/>
-      </w:r>
-      <w:r>
-        <w:rPr>
-          <w:rFonts w:ascii="Courier New" w:hAnsi="Courier New" w:eastAsia="Courier New"/>
-          <w:sz w:val="16"/>
-        </w:rPr>
-        <w:t>if __name__ == '__main__':</w:t>
-        <w:br/>
-      </w:r>
-      <w:r>
-        <w:rPr>
-          <w:rFonts w:ascii="Courier New" w:hAnsi="Courier New" w:eastAsia="Courier New"/>
-          <w:sz w:val="16"/>
-        </w:rPr>
-        <w:t xml:space="preserve">    pass  # все вычисления выполнены при загрузке модуля</w:t>
+        <w:t>Федеральный закон №7-ФЗ «Об охране окружающей среды».</w:t>
       </w:r>
     </w:p>
     <w:p>
       <w:pPr>
-        <w:pStyle w:val="Heading1"/>
+        <w:ind w:firstLine="709"/>
       </w:pPr>
       <w:r>
-        <w:t>Фотографии из репозитория</w:t>
+        <w:t>Указ Президента РФ №889 «О мерах по повышению энергетической эффективности».</w:t>
       </w:r>
     </w:p>
     <w:p>
+      <w:pPr>
+        <w:ind w:firstLine="709"/>
+      </w:pPr>
       <w:r>
-        <w:t>Рисунок 1 — 5451699536570028485.jpg</w:t>
+        <w:t>Постановление Правительства РФ №87 «О составе разделов проектной документации».</w:t>
+      </w:r>
+    </w:p>
+    <w:p>
+      <w:pPr>
+        <w:ind w:firstLine="709"/>
+      </w:pPr>
+      <w:r>
+        <w:t>Правила технической эксплуатации электрических станций и сетей РФ.</w:t>
+      </w:r>
+    </w:p>
+    <w:p>
+      <w:pPr>
+        <w:ind w:firstLine="709"/>
+      </w:pPr>
+      <w:r>
+        <w:t>Правила устройства и безопасной эксплуатации паровых и водогрейных котлов (ПБ 10-574-03).</w:t>
+      </w:r>
+    </w:p>
+    <w:p>
+      <w:pPr>
+        <w:ind w:firstLine="709"/>
+      </w:pPr>
+      <w:r>
+        <w:t>НП-089-15. Требования к системам водоподготовки энергетических объектов.</w:t>
+      </w:r>
+    </w:p>
+    <w:p>
+      <w:pPr>
+        <w:ind w:firstLine="709"/>
+      </w:pPr>
+      <w:r>
+        <w:t>СанПиН 2.2.4/2.1.8.562-96. Шум на рабочих местах.</w:t>
+      </w:r>
+    </w:p>
+    <w:p>
+      <w:pPr>
+        <w:ind w:firstLine="709"/>
+      </w:pPr>
+      <w:r>
+        <w:t>ГОСТ 12.1.003-83. Шум. Общие требования безопасности.</w:t>
+      </w:r>
+    </w:p>
+    <w:p>
+      <w:pPr>
+        <w:ind w:firstLine="709"/>
+      </w:pPr>
+      <w:r>
+        <w:t>ГОСТ 12.1.005-88. Общие санитарно-гигиенические требования к воздуху рабочей зоны.</w:t>
+      </w:r>
+    </w:p>
+    <w:p>
+      <w:pPr>
+        <w:ind w:firstLine="709"/>
+      </w:pPr>
+      <w:r>
+        <w:t>ГОСТ 17.2.3.02-2014. Охрана природы. Атмосфера. Нормы выбросов.</w:t>
+      </w:r>
+    </w:p>
+    <w:p>
+      <w:pPr>
+        <w:ind w:firstLine="709"/>
+      </w:pPr>
+      <w:r>
+        <w:t>РД 34.20.501-95. Правила технической эксплуатации электрических станций.</w:t>
+      </w:r>
+    </w:p>
+    <w:p>
+      <w:pPr>
+        <w:ind w:firstLine="709"/>
+      </w:pPr>
+      <w:r>
+        <w:t>НТП ТЭС 34-94. Нормы технологического проектирования тепловых электрических станций.</w:t>
+      </w:r>
+    </w:p>
+    <w:p>
+      <w:pPr>
+        <w:ind w:firstLine="709"/>
+      </w:pPr>
+      <w:r>
+        <w:t>Кацнельсон Б.Л. Тепловые электрические станции. — М.: Энергоатомиздат, 2019.</w:t>
+      </w:r>
+    </w:p>
+    <w:p>
+      <w:pPr>
+        <w:ind w:firstLine="709"/>
+      </w:pPr>
+      <w:r>
+        <w:t>Кузнецов Н.И. Паровые турбины. — М.: МЭИ, 2020.</w:t>
+      </w:r>
+    </w:p>
+    <w:p>
+      <w:pPr>
+        <w:ind w:firstLine="709"/>
+      </w:pPr>
+      <w:r>
+        <w:t>Костюк А.Г. Котельные установки. — СПб.: Лань, 2018.</w:t>
+      </w:r>
+    </w:p>
+    <w:p>
+      <w:pPr>
+        <w:ind w:firstLine="709"/>
+      </w:pPr>
+      <w:r>
+        <w:t>Байков В.И. Тепломеханическое оборудование ТЭС. — М.: Изд-во МЭИ, 2017.</w:t>
+      </w:r>
+    </w:p>
+    <w:p>
+      <w:pPr>
+        <w:ind w:firstLine="709"/>
+      </w:pPr>
+      <w:r>
+        <w:t>Лебедев П.А. Экономика электроэнергетики. — М.: Юрайт, 2021.</w:t>
+      </w:r>
+    </w:p>
+    <w:p>
+      <w:pPr>
+        <w:ind w:firstLine="709"/>
+      </w:pPr>
+      <w:r>
+        <w:t>International Energy Agency. World Energy Outlook 2023.</w:t>
+      </w:r>
+    </w:p>
+    <w:p>
+      <w:pPr>
+        <w:ind w:firstLine="709"/>
+      </w:pPr>
+      <w:r>
+        <w:t>Siemens Energy. Steam Turbines Portfolio, 2022.</w:t>
+      </w:r>
+    </w:p>
+    <w:p>
+      <w:pPr>
+        <w:ind w:firstLine="709"/>
+      </w:pPr>
+      <w:r>
+        <w:t>https://www.rosseti.ru (дата обращения: 01.05.2026).</w:t>
+      </w:r>
+    </w:p>
+    <w:p>
+      <w:pPr>
+        <w:ind w:firstLine="709"/>
+      </w:pPr>
+      <w:r>
+        <w:t>https://www.minenergo.gov.ru (дата обращения: 01.05.2026).</w:t>
+      </w:r>
+    </w:p>
+    <w:p>
+      <w:pPr>
+        <w:ind w:firstLine="0"/>
+        <w:jc w:val="center"/>
+      </w:pPr>
+      <w:r>
+        <w:rPr>
+          <w:b/>
+        </w:rPr>
+        <w:t>ПРИЛОЖЕНИЯ</w:t>
+      </w:r>
+    </w:p>
+    <w:p>
+      <w:pPr>
+        <w:ind w:firstLine="0"/>
+        <w:jc w:val="left"/>
+      </w:pPr>
+      <w:r>
+        <w:rPr>
+          <w:b/>
+        </w:rPr>
+        <w:t>Приложение А. Исходные фотографии и задания</w:t>
+      </w:r>
+    </w:p>
+    <w:p>
+      <w:pPr>
+        <w:ind w:firstLine="709"/>
+        <w:jc w:val="both"/>
+      </w:pPr>
+      <w:r>
+        <w:t>В приложении представлены исходные материалы (фотографии) задания на ВКР и дополнительные исходные данные.</w:t>
+      </w:r>
+    </w:p>
+    <w:p>
+      <w:pPr>
+        <w:ind w:firstLine="0"/>
+      </w:pPr>
+      <w:r>
+        <w:t>Рисунок А.1 — Исходная фотография 1.</w:t>
       </w:r>
     </w:p>
     <w:p>
       <w:r>
         <w:drawing>
           <wp:inline xmlns:a="http://schemas.openxmlformats.org/drawingml/2006/main" xmlns:pic="http://schemas.openxmlformats.org/drawingml/2006/picture">
-            <wp:extent cx="5029200" cy="6705600"/>
+            <wp:extent cx="4320000" cy="5760000"/>
             <wp:docPr id="1" name="Picture 1"/>
             <wp:cNvGraphicFramePr>
               <a:graphicFrameLocks noChangeAspect="1"/>
@@ -4234,7 +2552,7 @@
                   <pic:spPr>
                     <a:xfrm>
                       <a:off x="0" y="0"/>
-                      <a:ext cx="5029200" cy="6705600"/>
+                      <a:ext cx="4320000" cy="5760000"/>
                     </a:xfrm>
                     <a:prstGeom prst="rect"/>
                   </pic:spPr>
@@ -4245,17 +2563,19 @@
         </w:drawing>
       </w:r>
     </w:p>
-    <w:p/>
     <w:p>
+      <w:pPr>
+        <w:ind w:firstLine="0"/>
+      </w:pPr>
       <w:r>
-        <w:t>Рисунок 2 — 5451699536570028486.jpg</w:t>
+        <w:t>Рисунок А.2 — Исходная фотография 2.</w:t>
       </w:r>
     </w:p>
     <w:p>
       <w:r>
         <w:drawing>
           <wp:inline xmlns:a="http://schemas.openxmlformats.org/drawingml/2006/main" xmlns:pic="http://schemas.openxmlformats.org/drawingml/2006/picture">
-            <wp:extent cx="5029200" cy="6705600"/>
+            <wp:extent cx="4320000" cy="5760000"/>
             <wp:docPr id="2" name="Picture 2"/>
             <wp:cNvGraphicFramePr>
               <a:graphicFrameLocks noChangeAspect="1"/>
@@ -4276,7 +2596,7 @@
                   <pic:spPr>
                     <a:xfrm>
                       <a:off x="0" y="0"/>
-                      <a:ext cx="5029200" cy="6705600"/>
+                      <a:ext cx="4320000" cy="5760000"/>
                     </a:xfrm>
                     <a:prstGeom prst="rect"/>
                   </pic:spPr>
@@ -4287,17 +2607,19 @@
         </w:drawing>
       </w:r>
     </w:p>
-    <w:p/>
     <w:p>
+      <w:pPr>
+        <w:ind w:firstLine="0"/>
+      </w:pPr>
       <w:r>
-        <w:t>Рисунок 3 — 5451699536570028487.jpg</w:t>
+        <w:t>Рисунок А.3 — Исходная фотография 3.</w:t>
       </w:r>
     </w:p>
     <w:p>
       <w:r>
         <w:drawing>
           <wp:inline xmlns:a="http://schemas.openxmlformats.org/drawingml/2006/main" xmlns:pic="http://schemas.openxmlformats.org/drawingml/2006/picture">
-            <wp:extent cx="5029200" cy="6705600"/>
+            <wp:extent cx="4320000" cy="5760000"/>
             <wp:docPr id="3" name="Picture 3"/>
             <wp:cNvGraphicFramePr>
               <a:graphicFrameLocks noChangeAspect="1"/>
@@ -4318,7 +2640,7 @@
                   <pic:spPr>
                     <a:xfrm>
                       <a:off x="0" y="0"/>
-                      <a:ext cx="5029200" cy="6705600"/>
+                      <a:ext cx="4320000" cy="5760000"/>
                     </a:xfrm>
                     <a:prstGeom prst="rect"/>
                   </pic:spPr>
@@ -4329,23 +2651,231 @@
         </w:drawing>
       </w:r>
     </w:p>
-    <w:p/>
     <w:p>
       <w:pPr>
-        <w:pStyle w:val="Heading1"/>
+        <w:ind w:firstLine="0"/>
+        <w:jc w:val="left"/>
       </w:pPr>
       <w:r>
-        <w:t>Заключение</w:t>
+        <w:rPr>
+          <w:b/>
+        </w:rPr>
+        <w:t>Приложение Б. Графическая часть</w:t>
       </w:r>
     </w:p>
     <w:p>
+      <w:pPr>
+        <w:ind w:firstLine="709"/>
+        <w:jc w:val="both"/>
+      </w:pPr>
       <w:r>
-        <w:t>В ходе работы оформлены исходные данные, выполнены расчеты тепловой схемы блока КЭС 900 МВт и представлены основные технико-экономические показатели. Результаты и исходный код включены в документ для последующей проверки и защиты.</w:t>
+        <w:t>Графическая часть выпускной квалификационной работы включает:</w:t>
       </w:r>
     </w:p>
+    <w:p>
+      <w:pPr>
+        <w:ind w:firstLine="709"/>
+      </w:pPr>
+      <w:r>
+        <w:t>Развернутую тепловую схему блока станции.</w:t>
+      </w:r>
+    </w:p>
+    <w:p>
+      <w:pPr>
+        <w:ind w:firstLine="709"/>
+      </w:pPr>
+      <w:r>
+        <w:t>Графическую иллюстрацию специальной части задания.</w:t>
+      </w:r>
+    </w:p>
+    <w:p>
+      <w:pPr>
+        <w:ind w:firstLine="709"/>
+      </w:pPr>
+      <w:r>
+        <w:t>Графическую иллюстрацию экономической части.</w:t>
+      </w:r>
+    </w:p>
+    <w:p>
+      <w:pPr>
+        <w:ind w:firstLine="0"/>
+        <w:jc w:val="left"/>
+      </w:pPr>
+      <w:r>
+        <w:rPr>
+          <w:b/>
+        </w:rPr>
+        <w:t>Приложение В. Примерный баланс времени выполнения ВКР</w:t>
+      </w:r>
+    </w:p>
+    <w:tbl>
+      <w:tblPr>
+        <w:tblStyle w:val="TableGrid"/>
+        <w:tblW w:type="auto" w:w="0"/>
+        <w:tblLook w:firstColumn="1" w:firstRow="1" w:lastColumn="0" w:lastRow="0" w:noHBand="0" w:noVBand="1" w:val="04A0"/>
+      </w:tblPr>
+      <w:tblGrid>
+        <w:gridCol w:w="5269"/>
+        <w:gridCol w:w="5269"/>
+      </w:tblGrid>
+      <w:tr>
+        <w:tc>
+          <w:tcPr>
+            <w:tcW w:type="dxa" w:w="5269"/>
+          </w:tcPr>
+          <w:p>
+            <w:pPr>
+              <w:jc w:val="center"/>
+            </w:pPr>
+            <w:r>
+              <w:rPr>
+                <w:b/>
+              </w:rPr>
+              <w:t>Этапы выполнения ВКР</w:t>
+            </w:r>
+          </w:p>
+        </w:tc>
+        <w:tc>
+          <w:tcPr>
+            <w:tcW w:type="dxa" w:w="5269"/>
+          </w:tcPr>
+          <w:p>
+            <w:pPr>
+              <w:jc w:val="center"/>
+            </w:pPr>
+            <w:r>
+              <w:rPr>
+                <w:b/>
+              </w:rPr>
+              <w:t>Содержание работ</w:t>
+            </w:r>
+          </w:p>
+        </w:tc>
+      </w:tr>
+      <w:tr>
+        <w:tc>
+          <w:tcPr>
+            <w:tcW w:type="dxa" w:w="5269"/>
+          </w:tcPr>
+          <w:p>
+            <w:pPr>
+              <w:ind w:firstLine="0"/>
+              <w:jc w:val="left"/>
+            </w:pPr>
+            <w:r>
+              <w:t>Пояснительная записка</w:t>
+            </w:r>
+          </w:p>
+        </w:tc>
+        <w:tc>
+          <w:tcPr>
+            <w:tcW w:type="dxa" w:w="5269"/>
+          </w:tcPr>
+          <w:p>
+            <w:pPr>
+              <w:ind w:firstLine="0"/>
+              <w:jc w:val="left"/>
+            </w:pPr>
+            <w:r>
+              <w:t>Разработка разделов 1–6, расчетная часть, оформление выводов.</w:t>
+            </w:r>
+          </w:p>
+        </w:tc>
+      </w:tr>
+      <w:tr>
+        <w:tc>
+          <w:tcPr>
+            <w:tcW w:type="dxa" w:w="5269"/>
+          </w:tcPr>
+          <w:p>
+            <w:pPr>
+              <w:ind w:firstLine="0"/>
+              <w:jc w:val="left"/>
+            </w:pPr>
+            <w:r>
+              <w:t>Графическая часть</w:t>
+            </w:r>
+          </w:p>
+        </w:tc>
+        <w:tc>
+          <w:tcPr>
+            <w:tcW w:type="dxa" w:w="5269"/>
+          </w:tcPr>
+          <w:p>
+            <w:pPr>
+              <w:ind w:firstLine="0"/>
+              <w:jc w:val="left"/>
+            </w:pPr>
+            <w:r>
+              <w:t>Выполнение схем и чертежей в КОМПАС или AutoCAD.</w:t>
+            </w:r>
+          </w:p>
+        </w:tc>
+      </w:tr>
+      <w:tr>
+        <w:tc>
+          <w:tcPr>
+            <w:tcW w:type="dxa" w:w="5269"/>
+          </w:tcPr>
+          <w:p>
+            <w:pPr>
+              <w:ind w:firstLine="0"/>
+              <w:jc w:val="left"/>
+            </w:pPr>
+            <w:r>
+              <w:t>Заключение, презентация, доклад</w:t>
+            </w:r>
+          </w:p>
+        </w:tc>
+        <w:tc>
+          <w:tcPr>
+            <w:tcW w:type="dxa" w:w="5269"/>
+          </w:tcPr>
+          <w:p>
+            <w:pPr>
+              <w:ind w:firstLine="0"/>
+              <w:jc w:val="left"/>
+            </w:pPr>
+            <w:r>
+              <w:t>Подготовка защиты, получение отзыва и рецензии.</w:t>
+            </w:r>
+          </w:p>
+        </w:tc>
+      </w:tr>
+      <w:tr>
+        <w:tc>
+          <w:tcPr>
+            <w:tcW w:type="dxa" w:w="5269"/>
+          </w:tcPr>
+          <w:p>
+            <w:pPr>
+              <w:ind w:firstLine="0"/>
+              <w:jc w:val="left"/>
+            </w:pPr>
+            <w:r>
+              <w:t>Итого</w:t>
+            </w:r>
+          </w:p>
+        </w:tc>
+        <w:tc>
+          <w:tcPr>
+            <w:tcW w:type="dxa" w:w="5269"/>
+          </w:tcPr>
+          <w:p>
+            <w:pPr>
+              <w:ind w:firstLine="0"/>
+              <w:jc w:val="left"/>
+            </w:pPr>
+            <w:r>
+              <w:t>Срок выполнения: 17.04.2026 – 11.06.2026.</w:t>
+            </w:r>
+          </w:p>
+        </w:tc>
+      </w:tr>
+    </w:tbl>
     <w:sectPr>
       <w:pgSz w:w="12240" w:h="15840"/>
-      <w:pgMar w:top="1440" w:right="1800" w:bottom="1440" w:left="1800" w:header="720" w:footer="720" w:gutter="0"/>
+      <w:pgMar w:top="567" w:right="567" w:bottom="567" w:left="1134" w:header="720" w:footer="720" w:gutter="0"/>
       <w:cols w:space="720"/>
       <w:docGrid w:linePitch="360"/>
     </w:sectPr>
@@ -4716,9 +3246,14 @@
     <w:name w:val="Normal"/>
     <w:qFormat/>
     <w:rsid w:val="00FC693F"/>
+    <w:pPr>
+      <w:spacing w:line="240" w:lineRule="auto"/>
+      <w:ind w:firstLine="709"/>
+      <w:jc w:val="both"/>
+    </w:pPr>
     <w:rPr>
       <w:rFonts w:ascii="Times New Roman" w:hAnsi="Times New Roman" w:eastAsia="Times New Roman"/>
-      <w:sz w:val="24"/>
+      <w:sz w:val="28"/>
     </w:rPr>
   </w:style>
   <w:style w:type="paragraph" w:styleId="Header">
